--- a/interim_report.docx
+++ b/interim_report.docx
@@ -54,7 +54,2022 @@
         <w:pStyle w:val="Heading2"/>
       </w:pPr>
       <w:r>
-        <w:t>1.1 Partition Summary</w:t>
+        <w:t>1.1 Master Cross-Tabulation: Partition × Source Mode × Failure Class</w:t>
+      </w:r>
+    </w:p>
+    <w:p>
+      <w:r>
+        <w:t>All three dataset axes integrated. Columns are failure classes; rows are source modes grouped by partition. Shaded rows show partition subtotals with actual vs. target percentages.</w:t>
+      </w:r>
+    </w:p>
+    <w:tbl>
+      <w:tblPr>
+        <w:tblStyle w:val="TableGrid"/>
+        <w:tblW w:type="auto" w:w="0"/>
+        <w:jc w:val="left"/>
+        <w:tblLook w:firstColumn="1" w:firstRow="1" w:lastColumn="0" w:lastRow="0" w:noHBand="0" w:noVBand="1" w:val="04A0"/>
+      </w:tblPr>
+      <w:tblGrid>
+        <w:gridCol w:w="1176"/>
+        <w:gridCol w:w="1176"/>
+        <w:gridCol w:w="1176"/>
+        <w:gridCol w:w="1176"/>
+        <w:gridCol w:w="1176"/>
+        <w:gridCol w:w="1176"/>
+        <w:gridCol w:w="1176"/>
+        <w:gridCol w:w="1176"/>
+      </w:tblGrid>
+      <w:tr>
+        <w:tc>
+          <w:tcPr>
+            <w:tcW w:type="dxa" w:w="3024"/>
+            <w:shd w:val="clear" w:color="auto" w:fill="1F497D"/>
+          </w:tcPr>
+          <w:p>
+            <w:pPr>
+              <w:jc w:val="center"/>
+            </w:pPr>
+            <w:r>
+              <w:rPr>
+                <w:b/>
+                <w:color w:val="FFFFFF"/>
+              </w:rPr>
+              <w:t>Partition / Source Mode</w:t>
+            </w:r>
+          </w:p>
+        </w:tc>
+        <w:tc>
+          <w:tcPr>
+            <w:tcW w:type="dxa" w:w="648"/>
+            <w:shd w:val="clear" w:color="auto" w:fill="1F497D"/>
+          </w:tcPr>
+          <w:p>
+            <w:pPr>
+              <w:jc w:val="center"/>
+            </w:pPr>
+            <w:r>
+              <w:rPr>
+                <w:b/>
+                <w:color w:val="FFFFFF"/>
+              </w:rPr>
+              <w:t>FC1</w:t>
+            </w:r>
+          </w:p>
+        </w:tc>
+        <w:tc>
+          <w:tcPr>
+            <w:tcW w:type="dxa" w:w="648"/>
+            <w:shd w:val="clear" w:color="auto" w:fill="1F497D"/>
+          </w:tcPr>
+          <w:p>
+            <w:pPr>
+              <w:jc w:val="center"/>
+            </w:pPr>
+            <w:r>
+              <w:rPr>
+                <w:b/>
+                <w:color w:val="FFFFFF"/>
+              </w:rPr>
+              <w:t>FC2</w:t>
+            </w:r>
+          </w:p>
+        </w:tc>
+        <w:tc>
+          <w:tcPr>
+            <w:tcW w:type="dxa" w:w="648"/>
+            <w:shd w:val="clear" w:color="auto" w:fill="1F497D"/>
+          </w:tcPr>
+          <w:p>
+            <w:pPr>
+              <w:jc w:val="center"/>
+            </w:pPr>
+            <w:r>
+              <w:rPr>
+                <w:b/>
+                <w:color w:val="FFFFFF"/>
+              </w:rPr>
+              <w:t>FC3</w:t>
+            </w:r>
+          </w:p>
+        </w:tc>
+        <w:tc>
+          <w:tcPr>
+            <w:tcW w:type="dxa" w:w="648"/>
+            <w:shd w:val="clear" w:color="auto" w:fill="1F497D"/>
+          </w:tcPr>
+          <w:p>
+            <w:pPr>
+              <w:jc w:val="center"/>
+            </w:pPr>
+            <w:r>
+              <w:rPr>
+                <w:b/>
+                <w:color w:val="FFFFFF"/>
+              </w:rPr>
+              <w:t>FC-T</w:t>
+            </w:r>
+          </w:p>
+        </w:tc>
+        <w:tc>
+          <w:tcPr>
+            <w:tcW w:type="dxa" w:w="648"/>
+            <w:shd w:val="clear" w:color="auto" w:fill="1F497D"/>
+          </w:tcPr>
+          <w:p>
+            <w:pPr>
+              <w:jc w:val="center"/>
+            </w:pPr>
+            <w:r>
+              <w:rPr>
+                <w:b/>
+                <w:color w:val="FFFFFF"/>
+              </w:rPr>
+              <w:t>FC9</w:t>
+            </w:r>
+          </w:p>
+        </w:tc>
+        <w:tc>
+          <w:tcPr>
+            <w:tcW w:type="dxa" w:w="504"/>
+            <w:shd w:val="clear" w:color="auto" w:fill="1F497D"/>
+          </w:tcPr>
+          <w:p>
+            <w:pPr>
+              <w:jc w:val="center"/>
+            </w:pPr>
+            <w:r>
+              <w:rPr>
+                <w:b/>
+                <w:color w:val="FFFFFF"/>
+              </w:rPr>
+              <w:t>Oth</w:t>
+            </w:r>
+          </w:p>
+        </w:tc>
+        <w:tc>
+          <w:tcPr>
+            <w:tcW w:type="dxa" w:w="792"/>
+            <w:shd w:val="clear" w:color="auto" w:fill="1F497D"/>
+          </w:tcPr>
+          <w:p>
+            <w:pPr>
+              <w:jc w:val="center"/>
+            </w:pPr>
+            <w:r>
+              <w:rPr>
+                <w:b/>
+                <w:color w:val="FFFFFF"/>
+              </w:rPr>
+              <w:t>Total</w:t>
+            </w:r>
+          </w:p>
+        </w:tc>
+      </w:tr>
+      <w:tr>
+        <w:tc>
+          <w:tcPr>
+            <w:tcW w:type="dxa" w:w="3024"/>
+            <w:shd w:val="clear" w:color="auto" w:fill="BDD7EE"/>
+          </w:tcPr>
+          <w:p>
+            <w:pPr>
+              <w:jc w:val="center"/>
+            </w:pPr>
+            <w:r>
+              <w:rPr>
+                <w:b/>
+              </w:rPr>
+              <w:t>TRAIN — actual 57.6%  |  target 50%  |  Δ +7.6 pp</w:t>
+            </w:r>
+          </w:p>
+        </w:tc>
+        <w:tc>
+          <w:tcPr>
+            <w:tcW w:type="dxa" w:w="648"/>
+            <w:shd w:val="clear" w:color="auto" w:fill="BDD7EE"/>
+          </w:tcPr>
+          <w:p>
+            <w:pPr>
+              <w:jc w:val="center"/>
+            </w:pPr>
+            <w:r>
+              <w:rPr>
+                <w:b/>
+              </w:rPr>
+              <w:t>36</w:t>
+            </w:r>
+          </w:p>
+        </w:tc>
+        <w:tc>
+          <w:tcPr>
+            <w:tcW w:type="dxa" w:w="648"/>
+            <w:shd w:val="clear" w:color="auto" w:fill="BDD7EE"/>
+          </w:tcPr>
+          <w:p>
+            <w:pPr>
+              <w:jc w:val="center"/>
+            </w:pPr>
+            <w:r>
+              <w:rPr>
+                <w:b/>
+              </w:rPr>
+              <w:t>42</w:t>
+            </w:r>
+          </w:p>
+        </w:tc>
+        <w:tc>
+          <w:tcPr>
+            <w:tcW w:type="dxa" w:w="648"/>
+            <w:shd w:val="clear" w:color="auto" w:fill="BDD7EE"/>
+          </w:tcPr>
+          <w:p>
+            <w:pPr>
+              <w:jc w:val="center"/>
+            </w:pPr>
+            <w:r>
+              <w:rPr>
+                <w:b/>
+              </w:rPr>
+              <w:t>71</w:t>
+            </w:r>
+          </w:p>
+        </w:tc>
+        <w:tc>
+          <w:tcPr>
+            <w:tcW w:type="dxa" w:w="648"/>
+            <w:shd w:val="clear" w:color="auto" w:fill="BDD7EE"/>
+          </w:tcPr>
+          <w:p>
+            <w:pPr>
+              <w:jc w:val="center"/>
+            </w:pPr>
+            <w:r>
+              <w:rPr>
+                <w:b/>
+              </w:rPr>
+              <w:t>45</w:t>
+            </w:r>
+          </w:p>
+        </w:tc>
+        <w:tc>
+          <w:tcPr>
+            <w:tcW w:type="dxa" w:w="648"/>
+            <w:shd w:val="clear" w:color="auto" w:fill="BDD7EE"/>
+          </w:tcPr>
+          <w:p>
+            <w:pPr>
+              <w:jc w:val="center"/>
+            </w:pPr>
+            <w:r>
+              <w:rPr>
+                <w:b/>
+              </w:rPr>
+              <w:t>30</w:t>
+            </w:r>
+          </w:p>
+        </w:tc>
+        <w:tc>
+          <w:tcPr>
+            <w:tcW w:type="dxa" w:w="504"/>
+            <w:shd w:val="clear" w:color="auto" w:fill="BDD7EE"/>
+          </w:tcPr>
+          <w:p>
+            <w:pPr>
+              <w:jc w:val="center"/>
+            </w:pPr>
+            <w:r>
+              <w:rPr>
+                <w:b/>
+              </w:rPr>
+              <w:t>11</w:t>
+            </w:r>
+          </w:p>
+        </w:tc>
+        <w:tc>
+          <w:tcPr>
+            <w:tcW w:type="dxa" w:w="792"/>
+            <w:shd w:val="clear" w:color="auto" w:fill="BDD7EE"/>
+          </w:tcPr>
+          <w:p>
+            <w:pPr>
+              <w:jc w:val="center"/>
+            </w:pPr>
+            <w:r>
+              <w:rPr>
+                <w:b/>
+              </w:rPr>
+              <w:t>235</w:t>
+            </w:r>
+          </w:p>
+        </w:tc>
+      </w:tr>
+      <w:tr>
+        <w:tc>
+          <w:tcPr>
+            <w:tcW w:type="dxa" w:w="3024"/>
+          </w:tcPr>
+          <w:p>
+            <w:pPr>
+              <w:jc w:val="center"/>
+            </w:pPr>
+            <w:r>
+              <w:t xml:space="preserve">  Programmatic</w:t>
+            </w:r>
+          </w:p>
+        </w:tc>
+        <w:tc>
+          <w:tcPr>
+            <w:tcW w:type="dxa" w:w="648"/>
+          </w:tcPr>
+          <w:p>
+            <w:pPr>
+              <w:jc w:val="center"/>
+            </w:pPr>
+            <w:r>
+              <w:t>30</w:t>
+            </w:r>
+          </w:p>
+        </w:tc>
+        <w:tc>
+          <w:tcPr>
+            <w:tcW w:type="dxa" w:w="648"/>
+          </w:tcPr>
+          <w:p>
+            <w:pPr>
+              <w:jc w:val="center"/>
+            </w:pPr>
+            <w:r>
+              <w:t>30</w:t>
+            </w:r>
+          </w:p>
+        </w:tc>
+        <w:tc>
+          <w:tcPr>
+            <w:tcW w:type="dxa" w:w="648"/>
+          </w:tcPr>
+          <w:p>
+            <w:pPr>
+              <w:jc w:val="center"/>
+            </w:pPr>
+            <w:r>
+              <w:t>30</w:t>
+            </w:r>
+          </w:p>
+        </w:tc>
+        <w:tc>
+          <w:tcPr>
+            <w:tcW w:type="dxa" w:w="648"/>
+          </w:tcPr>
+          <w:p>
+            <w:pPr>
+              <w:jc w:val="center"/>
+            </w:pPr>
+            <w:r>
+              <w:t>30</w:t>
+            </w:r>
+          </w:p>
+        </w:tc>
+        <w:tc>
+          <w:tcPr>
+            <w:tcW w:type="dxa" w:w="648"/>
+          </w:tcPr>
+          <w:p>
+            <w:pPr>
+              <w:jc w:val="center"/>
+            </w:pPr>
+            <w:r>
+              <w:t>30</w:t>
+            </w:r>
+          </w:p>
+        </w:tc>
+        <w:tc>
+          <w:tcPr>
+            <w:tcW w:type="dxa" w:w="504"/>
+          </w:tcPr>
+          <w:p>
+            <w:pPr>
+              <w:jc w:val="center"/>
+            </w:pPr>
+            <w:r>
+              <w:t>0</w:t>
+            </w:r>
+          </w:p>
+        </w:tc>
+        <w:tc>
+          <w:tcPr>
+            <w:tcW w:type="dxa" w:w="792"/>
+          </w:tcPr>
+          <w:p>
+            <w:pPr>
+              <w:jc w:val="center"/>
+            </w:pPr>
+            <w:r>
+              <w:t>150</w:t>
+            </w:r>
+          </w:p>
+        </w:tc>
+      </w:tr>
+      <w:tr>
+        <w:tc>
+          <w:tcPr>
+            <w:tcW w:type="dxa" w:w="3024"/>
+          </w:tcPr>
+          <w:p>
+            <w:pPr>
+              <w:jc w:val="center"/>
+            </w:pPr>
+            <w:r>
+              <w:t xml:space="preserve">  Synthesis</w:t>
+            </w:r>
+          </w:p>
+        </w:tc>
+        <w:tc>
+          <w:tcPr>
+            <w:tcW w:type="dxa" w:w="648"/>
+          </w:tcPr>
+          <w:p>
+            <w:pPr>
+              <w:jc w:val="center"/>
+            </w:pPr>
+            <w:r>
+              <w:t>3</w:t>
+            </w:r>
+          </w:p>
+        </w:tc>
+        <w:tc>
+          <w:tcPr>
+            <w:tcW w:type="dxa" w:w="648"/>
+          </w:tcPr>
+          <w:p>
+            <w:pPr>
+              <w:jc w:val="center"/>
+            </w:pPr>
+            <w:r>
+              <w:t>10</w:t>
+            </w:r>
+          </w:p>
+        </w:tc>
+        <w:tc>
+          <w:tcPr>
+            <w:tcW w:type="dxa" w:w="648"/>
+          </w:tcPr>
+          <w:p>
+            <w:pPr>
+              <w:jc w:val="center"/>
+            </w:pPr>
+            <w:r>
+              <w:t>36</w:t>
+            </w:r>
+          </w:p>
+        </w:tc>
+        <w:tc>
+          <w:tcPr>
+            <w:tcW w:type="dxa" w:w="648"/>
+          </w:tcPr>
+          <w:p>
+            <w:pPr>
+              <w:jc w:val="center"/>
+            </w:pPr>
+            <w:r>
+              <w:t>13</w:t>
+            </w:r>
+          </w:p>
+        </w:tc>
+        <w:tc>
+          <w:tcPr>
+            <w:tcW w:type="dxa" w:w="648"/>
+          </w:tcPr>
+          <w:p>
+            <w:pPr>
+              <w:jc w:val="center"/>
+            </w:pPr>
+            <w:r>
+              <w:t>0</w:t>
+            </w:r>
+          </w:p>
+        </w:tc>
+        <w:tc>
+          <w:tcPr>
+            <w:tcW w:type="dxa" w:w="504"/>
+          </w:tcPr>
+          <w:p>
+            <w:pPr>
+              <w:jc w:val="center"/>
+            </w:pPr>
+            <w:r>
+              <w:t>0</w:t>
+            </w:r>
+          </w:p>
+        </w:tc>
+        <w:tc>
+          <w:tcPr>
+            <w:tcW w:type="dxa" w:w="792"/>
+          </w:tcPr>
+          <w:p>
+            <w:pPr>
+              <w:jc w:val="center"/>
+            </w:pPr>
+            <w:r>
+              <w:t>62</w:t>
+            </w:r>
+          </w:p>
+        </w:tc>
+      </w:tr>
+      <w:tr>
+        <w:tc>
+          <w:tcPr>
+            <w:tcW w:type="dxa" w:w="3024"/>
+          </w:tcPr>
+          <w:p>
+            <w:pPr>
+              <w:jc w:val="center"/>
+            </w:pPr>
+            <w:r>
+              <w:t xml:space="preserve">  Trace</w:t>
+            </w:r>
+          </w:p>
+        </w:tc>
+        <w:tc>
+          <w:tcPr>
+            <w:tcW w:type="dxa" w:w="648"/>
+          </w:tcPr>
+          <w:p>
+            <w:pPr>
+              <w:jc w:val="center"/>
+            </w:pPr>
+            <w:r>
+              <w:t>0</w:t>
+            </w:r>
+          </w:p>
+        </w:tc>
+        <w:tc>
+          <w:tcPr>
+            <w:tcW w:type="dxa" w:w="648"/>
+          </w:tcPr>
+          <w:p>
+            <w:pPr>
+              <w:jc w:val="center"/>
+            </w:pPr>
+            <w:r>
+              <w:t>1</w:t>
+            </w:r>
+          </w:p>
+        </w:tc>
+        <w:tc>
+          <w:tcPr>
+            <w:tcW w:type="dxa" w:w="648"/>
+          </w:tcPr>
+          <w:p>
+            <w:pPr>
+              <w:jc w:val="center"/>
+            </w:pPr>
+            <w:r>
+              <w:t>1</w:t>
+            </w:r>
+          </w:p>
+        </w:tc>
+        <w:tc>
+          <w:tcPr>
+            <w:tcW w:type="dxa" w:w="648"/>
+          </w:tcPr>
+          <w:p>
+            <w:pPr>
+              <w:jc w:val="center"/>
+            </w:pPr>
+            <w:r>
+              <w:t>0</w:t>
+            </w:r>
+          </w:p>
+        </w:tc>
+        <w:tc>
+          <w:tcPr>
+            <w:tcW w:type="dxa" w:w="648"/>
+          </w:tcPr>
+          <w:p>
+            <w:pPr>
+              <w:jc w:val="center"/>
+            </w:pPr>
+            <w:r>
+              <w:t>0</w:t>
+            </w:r>
+          </w:p>
+        </w:tc>
+        <w:tc>
+          <w:tcPr>
+            <w:tcW w:type="dxa" w:w="504"/>
+          </w:tcPr>
+          <w:p>
+            <w:pPr>
+              <w:jc w:val="center"/>
+            </w:pPr>
+            <w:r>
+              <w:t>0</w:t>
+            </w:r>
+          </w:p>
+        </w:tc>
+        <w:tc>
+          <w:tcPr>
+            <w:tcW w:type="dxa" w:w="792"/>
+          </w:tcPr>
+          <w:p>
+            <w:pPr>
+              <w:jc w:val="center"/>
+            </w:pPr>
+            <w:r>
+              <w:t>2</w:t>
+            </w:r>
+          </w:p>
+        </w:tc>
+      </w:tr>
+      <w:tr>
+        <w:tc>
+          <w:tcPr>
+            <w:tcW w:type="dxa" w:w="3024"/>
+          </w:tcPr>
+          <w:p>
+            <w:pPr>
+              <w:jc w:val="center"/>
+            </w:pPr>
+            <w:r>
+              <w:t xml:space="preserve">  Hand-authored</w:t>
+            </w:r>
+          </w:p>
+        </w:tc>
+        <w:tc>
+          <w:tcPr>
+            <w:tcW w:type="dxa" w:w="648"/>
+          </w:tcPr>
+          <w:p>
+            <w:pPr>
+              <w:jc w:val="center"/>
+            </w:pPr>
+            <w:r>
+              <w:t>3</w:t>
+            </w:r>
+          </w:p>
+        </w:tc>
+        <w:tc>
+          <w:tcPr>
+            <w:tcW w:type="dxa" w:w="648"/>
+          </w:tcPr>
+          <w:p>
+            <w:pPr>
+              <w:jc w:val="center"/>
+            </w:pPr>
+            <w:r>
+              <w:t>1</w:t>
+            </w:r>
+          </w:p>
+        </w:tc>
+        <w:tc>
+          <w:tcPr>
+            <w:tcW w:type="dxa" w:w="648"/>
+          </w:tcPr>
+          <w:p>
+            <w:pPr>
+              <w:jc w:val="center"/>
+            </w:pPr>
+            <w:r>
+              <w:t>4</w:t>
+            </w:r>
+          </w:p>
+        </w:tc>
+        <w:tc>
+          <w:tcPr>
+            <w:tcW w:type="dxa" w:w="648"/>
+          </w:tcPr>
+          <w:p>
+            <w:pPr>
+              <w:jc w:val="center"/>
+            </w:pPr>
+            <w:r>
+              <w:t>2</w:t>
+            </w:r>
+          </w:p>
+        </w:tc>
+        <w:tc>
+          <w:tcPr>
+            <w:tcW w:type="dxa" w:w="648"/>
+          </w:tcPr>
+          <w:p>
+            <w:pPr>
+              <w:jc w:val="center"/>
+            </w:pPr>
+            <w:r>
+              <w:t>0</w:t>
+            </w:r>
+          </w:p>
+        </w:tc>
+        <w:tc>
+          <w:tcPr>
+            <w:tcW w:type="dxa" w:w="504"/>
+          </w:tcPr>
+          <w:p>
+            <w:pPr>
+              <w:jc w:val="center"/>
+            </w:pPr>
+            <w:r>
+              <w:t>11</w:t>
+            </w:r>
+          </w:p>
+        </w:tc>
+        <w:tc>
+          <w:tcPr>
+            <w:tcW w:type="dxa" w:w="792"/>
+          </w:tcPr>
+          <w:p>
+            <w:pPr>
+              <w:jc w:val="center"/>
+            </w:pPr>
+            <w:r>
+              <w:t>21</w:t>
+            </w:r>
+          </w:p>
+        </w:tc>
+      </w:tr>
+      <w:tr>
+        <w:tc>
+          <w:tcPr>
+            <w:tcW w:type="dxa" w:w="3024"/>
+            <w:shd w:val="clear" w:color="auto" w:fill="BDD7EE"/>
+          </w:tcPr>
+          <w:p>
+            <w:pPr>
+              <w:jc w:val="center"/>
+            </w:pPr>
+            <w:r>
+              <w:rPr>
+                <w:b/>
+              </w:rPr>
+              <w:t>DEV — actual 27.2%  |  target 30%  |  Δ −2.8 pp</w:t>
+            </w:r>
+          </w:p>
+        </w:tc>
+        <w:tc>
+          <w:tcPr>
+            <w:tcW w:type="dxa" w:w="648"/>
+            <w:shd w:val="clear" w:color="auto" w:fill="BDD7EE"/>
+          </w:tcPr>
+          <w:p>
+            <w:pPr>
+              <w:jc w:val="center"/>
+            </w:pPr>
+            <w:r>
+              <w:rPr>
+                <w:b/>
+              </w:rPr>
+              <w:t>22</w:t>
+            </w:r>
+          </w:p>
+        </w:tc>
+        <w:tc>
+          <w:tcPr>
+            <w:tcW w:type="dxa" w:w="648"/>
+            <w:shd w:val="clear" w:color="auto" w:fill="BDD7EE"/>
+          </w:tcPr>
+          <w:p>
+            <w:pPr>
+              <w:jc w:val="center"/>
+            </w:pPr>
+            <w:r>
+              <w:rPr>
+                <w:b/>
+              </w:rPr>
+              <w:t>20</w:t>
+            </w:r>
+          </w:p>
+        </w:tc>
+        <w:tc>
+          <w:tcPr>
+            <w:tcW w:type="dxa" w:w="648"/>
+            <w:shd w:val="clear" w:color="auto" w:fill="BDD7EE"/>
+          </w:tcPr>
+          <w:p>
+            <w:pPr>
+              <w:jc w:val="center"/>
+            </w:pPr>
+            <w:r>
+              <w:rPr>
+                <w:b/>
+              </w:rPr>
+              <w:t>24</w:t>
+            </w:r>
+          </w:p>
+        </w:tc>
+        <w:tc>
+          <w:tcPr>
+            <w:tcW w:type="dxa" w:w="648"/>
+            <w:shd w:val="clear" w:color="auto" w:fill="BDD7EE"/>
+          </w:tcPr>
+          <w:p>
+            <w:pPr>
+              <w:jc w:val="center"/>
+            </w:pPr>
+            <w:r>
+              <w:rPr>
+                <w:b/>
+              </w:rPr>
+              <w:t>23</w:t>
+            </w:r>
+          </w:p>
+        </w:tc>
+        <w:tc>
+          <w:tcPr>
+            <w:tcW w:type="dxa" w:w="648"/>
+            <w:shd w:val="clear" w:color="auto" w:fill="BDD7EE"/>
+          </w:tcPr>
+          <w:p>
+            <w:pPr>
+              <w:jc w:val="center"/>
+            </w:pPr>
+            <w:r>
+              <w:rPr>
+                <w:b/>
+              </w:rPr>
+              <w:t>18</w:t>
+            </w:r>
+          </w:p>
+        </w:tc>
+        <w:tc>
+          <w:tcPr>
+            <w:tcW w:type="dxa" w:w="504"/>
+            <w:shd w:val="clear" w:color="auto" w:fill="BDD7EE"/>
+          </w:tcPr>
+          <w:p>
+            <w:pPr>
+              <w:jc w:val="center"/>
+            </w:pPr>
+            <w:r>
+              <w:rPr>
+                <w:b/>
+              </w:rPr>
+              <w:t>4</w:t>
+            </w:r>
+          </w:p>
+        </w:tc>
+        <w:tc>
+          <w:tcPr>
+            <w:tcW w:type="dxa" w:w="792"/>
+            <w:shd w:val="clear" w:color="auto" w:fill="BDD7EE"/>
+          </w:tcPr>
+          <w:p>
+            <w:pPr>
+              <w:jc w:val="center"/>
+            </w:pPr>
+            <w:r>
+              <w:rPr>
+                <w:b/>
+              </w:rPr>
+              <w:t>111</w:t>
+            </w:r>
+          </w:p>
+        </w:tc>
+      </w:tr>
+      <w:tr>
+        <w:tc>
+          <w:tcPr>
+            <w:tcW w:type="dxa" w:w="3024"/>
+          </w:tcPr>
+          <w:p>
+            <w:pPr>
+              <w:jc w:val="center"/>
+            </w:pPr>
+            <w:r>
+              <w:t xml:space="preserve">  Programmatic</w:t>
+            </w:r>
+          </w:p>
+        </w:tc>
+        <w:tc>
+          <w:tcPr>
+            <w:tcW w:type="dxa" w:w="648"/>
+          </w:tcPr>
+          <w:p>
+            <w:pPr>
+              <w:jc w:val="center"/>
+            </w:pPr>
+            <w:r>
+              <w:t>18</w:t>
+            </w:r>
+          </w:p>
+        </w:tc>
+        <w:tc>
+          <w:tcPr>
+            <w:tcW w:type="dxa" w:w="648"/>
+          </w:tcPr>
+          <w:p>
+            <w:pPr>
+              <w:jc w:val="center"/>
+            </w:pPr>
+            <w:r>
+              <w:t>18</w:t>
+            </w:r>
+          </w:p>
+        </w:tc>
+        <w:tc>
+          <w:tcPr>
+            <w:tcW w:type="dxa" w:w="648"/>
+          </w:tcPr>
+          <w:p>
+            <w:pPr>
+              <w:jc w:val="center"/>
+            </w:pPr>
+            <w:r>
+              <w:t>18</w:t>
+            </w:r>
+          </w:p>
+        </w:tc>
+        <w:tc>
+          <w:tcPr>
+            <w:tcW w:type="dxa" w:w="648"/>
+          </w:tcPr>
+          <w:p>
+            <w:pPr>
+              <w:jc w:val="center"/>
+            </w:pPr>
+            <w:r>
+              <w:t>18</w:t>
+            </w:r>
+          </w:p>
+        </w:tc>
+        <w:tc>
+          <w:tcPr>
+            <w:tcW w:type="dxa" w:w="648"/>
+          </w:tcPr>
+          <w:p>
+            <w:pPr>
+              <w:jc w:val="center"/>
+            </w:pPr>
+            <w:r>
+              <w:t>18</w:t>
+            </w:r>
+          </w:p>
+        </w:tc>
+        <w:tc>
+          <w:tcPr>
+            <w:tcW w:type="dxa" w:w="504"/>
+          </w:tcPr>
+          <w:p>
+            <w:pPr>
+              <w:jc w:val="center"/>
+            </w:pPr>
+            <w:r>
+              <w:t>0</w:t>
+            </w:r>
+          </w:p>
+        </w:tc>
+        <w:tc>
+          <w:tcPr>
+            <w:tcW w:type="dxa" w:w="792"/>
+          </w:tcPr>
+          <w:p>
+            <w:pPr>
+              <w:jc w:val="center"/>
+            </w:pPr>
+            <w:r>
+              <w:t>90</w:t>
+            </w:r>
+          </w:p>
+        </w:tc>
+      </w:tr>
+      <w:tr>
+        <w:tc>
+          <w:tcPr>
+            <w:tcW w:type="dxa" w:w="3024"/>
+          </w:tcPr>
+          <w:p>
+            <w:pPr>
+              <w:jc w:val="center"/>
+            </w:pPr>
+            <w:r>
+              <w:t xml:space="preserve">  Synthesis</w:t>
+            </w:r>
+          </w:p>
+        </w:tc>
+        <w:tc>
+          <w:tcPr>
+            <w:tcW w:type="dxa" w:w="648"/>
+          </w:tcPr>
+          <w:p>
+            <w:pPr>
+              <w:jc w:val="center"/>
+            </w:pPr>
+            <w:r>
+              <w:t>2</w:t>
+            </w:r>
+          </w:p>
+        </w:tc>
+        <w:tc>
+          <w:tcPr>
+            <w:tcW w:type="dxa" w:w="648"/>
+          </w:tcPr>
+          <w:p>
+            <w:pPr>
+              <w:jc w:val="center"/>
+            </w:pPr>
+            <w:r>
+              <w:t>1</w:t>
+            </w:r>
+          </w:p>
+        </w:tc>
+        <w:tc>
+          <w:tcPr>
+            <w:tcW w:type="dxa" w:w="648"/>
+          </w:tcPr>
+          <w:p>
+            <w:pPr>
+              <w:jc w:val="center"/>
+            </w:pPr>
+            <w:r>
+              <w:t>6</w:t>
+            </w:r>
+          </w:p>
+        </w:tc>
+        <w:tc>
+          <w:tcPr>
+            <w:tcW w:type="dxa" w:w="648"/>
+          </w:tcPr>
+          <w:p>
+            <w:pPr>
+              <w:jc w:val="center"/>
+            </w:pPr>
+            <w:r>
+              <w:t>3</w:t>
+            </w:r>
+          </w:p>
+        </w:tc>
+        <w:tc>
+          <w:tcPr>
+            <w:tcW w:type="dxa" w:w="648"/>
+          </w:tcPr>
+          <w:p>
+            <w:pPr>
+              <w:jc w:val="center"/>
+            </w:pPr>
+            <w:r>
+              <w:t>0</w:t>
+            </w:r>
+          </w:p>
+        </w:tc>
+        <w:tc>
+          <w:tcPr>
+            <w:tcW w:type="dxa" w:w="504"/>
+          </w:tcPr>
+          <w:p>
+            <w:pPr>
+              <w:jc w:val="center"/>
+            </w:pPr>
+            <w:r>
+              <w:t>0</w:t>
+            </w:r>
+          </w:p>
+        </w:tc>
+        <w:tc>
+          <w:tcPr>
+            <w:tcW w:type="dxa" w:w="792"/>
+          </w:tcPr>
+          <w:p>
+            <w:pPr>
+              <w:jc w:val="center"/>
+            </w:pPr>
+            <w:r>
+              <w:t>12</w:t>
+            </w:r>
+          </w:p>
+        </w:tc>
+      </w:tr>
+      <w:tr>
+        <w:tc>
+          <w:tcPr>
+            <w:tcW w:type="dxa" w:w="3024"/>
+          </w:tcPr>
+          <w:p>
+            <w:pPr>
+              <w:jc w:val="center"/>
+            </w:pPr>
+            <w:r>
+              <w:t xml:space="preserve">  Trace</w:t>
+            </w:r>
+          </w:p>
+        </w:tc>
+        <w:tc>
+          <w:tcPr>
+            <w:tcW w:type="dxa" w:w="648"/>
+          </w:tcPr>
+          <w:p>
+            <w:pPr>
+              <w:jc w:val="center"/>
+            </w:pPr>
+            <w:r>
+              <w:t>0</w:t>
+            </w:r>
+          </w:p>
+        </w:tc>
+        <w:tc>
+          <w:tcPr>
+            <w:tcW w:type="dxa" w:w="648"/>
+          </w:tcPr>
+          <w:p>
+            <w:pPr>
+              <w:jc w:val="center"/>
+            </w:pPr>
+            <w:r>
+              <w:t>0</w:t>
+            </w:r>
+          </w:p>
+        </w:tc>
+        <w:tc>
+          <w:tcPr>
+            <w:tcW w:type="dxa" w:w="648"/>
+          </w:tcPr>
+          <w:p>
+            <w:pPr>
+              <w:jc w:val="center"/>
+            </w:pPr>
+            <w:r>
+              <w:t>0</w:t>
+            </w:r>
+          </w:p>
+        </w:tc>
+        <w:tc>
+          <w:tcPr>
+            <w:tcW w:type="dxa" w:w="648"/>
+          </w:tcPr>
+          <w:p>
+            <w:pPr>
+              <w:jc w:val="center"/>
+            </w:pPr>
+            <w:r>
+              <w:t>0</w:t>
+            </w:r>
+          </w:p>
+        </w:tc>
+        <w:tc>
+          <w:tcPr>
+            <w:tcW w:type="dxa" w:w="648"/>
+          </w:tcPr>
+          <w:p>
+            <w:pPr>
+              <w:jc w:val="center"/>
+            </w:pPr>
+            <w:r>
+              <w:t>0</w:t>
+            </w:r>
+          </w:p>
+        </w:tc>
+        <w:tc>
+          <w:tcPr>
+            <w:tcW w:type="dxa" w:w="504"/>
+          </w:tcPr>
+          <w:p>
+            <w:pPr>
+              <w:jc w:val="center"/>
+            </w:pPr>
+            <w:r>
+              <w:t>2</w:t>
+            </w:r>
+          </w:p>
+        </w:tc>
+        <w:tc>
+          <w:tcPr>
+            <w:tcW w:type="dxa" w:w="792"/>
+          </w:tcPr>
+          <w:p>
+            <w:pPr>
+              <w:jc w:val="center"/>
+            </w:pPr>
+            <w:r>
+              <w:t>2</w:t>
+            </w:r>
+          </w:p>
+        </w:tc>
+      </w:tr>
+      <w:tr>
+        <w:tc>
+          <w:tcPr>
+            <w:tcW w:type="dxa" w:w="3024"/>
+          </w:tcPr>
+          <w:p>
+            <w:pPr>
+              <w:jc w:val="center"/>
+            </w:pPr>
+            <w:r>
+              <w:t xml:space="preserve">  Hand-authored</w:t>
+            </w:r>
+          </w:p>
+        </w:tc>
+        <w:tc>
+          <w:tcPr>
+            <w:tcW w:type="dxa" w:w="648"/>
+          </w:tcPr>
+          <w:p>
+            <w:pPr>
+              <w:jc w:val="center"/>
+            </w:pPr>
+            <w:r>
+              <w:t>2</w:t>
+            </w:r>
+          </w:p>
+        </w:tc>
+        <w:tc>
+          <w:tcPr>
+            <w:tcW w:type="dxa" w:w="648"/>
+          </w:tcPr>
+          <w:p>
+            <w:pPr>
+              <w:jc w:val="center"/>
+            </w:pPr>
+            <w:r>
+              <w:t>1</w:t>
+            </w:r>
+          </w:p>
+        </w:tc>
+        <w:tc>
+          <w:tcPr>
+            <w:tcW w:type="dxa" w:w="648"/>
+          </w:tcPr>
+          <w:p>
+            <w:pPr>
+              <w:jc w:val="center"/>
+            </w:pPr>
+            <w:r>
+              <w:t>0</w:t>
+            </w:r>
+          </w:p>
+        </w:tc>
+        <w:tc>
+          <w:tcPr>
+            <w:tcW w:type="dxa" w:w="648"/>
+          </w:tcPr>
+          <w:p>
+            <w:pPr>
+              <w:jc w:val="center"/>
+            </w:pPr>
+            <w:r>
+              <w:t>2</w:t>
+            </w:r>
+          </w:p>
+        </w:tc>
+        <w:tc>
+          <w:tcPr>
+            <w:tcW w:type="dxa" w:w="648"/>
+          </w:tcPr>
+          <w:p>
+            <w:pPr>
+              <w:jc w:val="center"/>
+            </w:pPr>
+            <w:r>
+              <w:t>0</w:t>
+            </w:r>
+          </w:p>
+        </w:tc>
+        <w:tc>
+          <w:tcPr>
+            <w:tcW w:type="dxa" w:w="504"/>
+          </w:tcPr>
+          <w:p>
+            <w:pPr>
+              <w:jc w:val="center"/>
+            </w:pPr>
+            <w:r>
+              <w:t>2</w:t>
+            </w:r>
+          </w:p>
+        </w:tc>
+        <w:tc>
+          <w:tcPr>
+            <w:tcW w:type="dxa" w:w="792"/>
+          </w:tcPr>
+          <w:p>
+            <w:pPr>
+              <w:jc w:val="center"/>
+            </w:pPr>
+            <w:r>
+              <w:t>7</w:t>
+            </w:r>
+          </w:p>
+        </w:tc>
+      </w:tr>
+      <w:tr>
+        <w:tc>
+          <w:tcPr>
+            <w:tcW w:type="dxa" w:w="3024"/>
+            <w:shd w:val="clear" w:color="auto" w:fill="BDD7EE"/>
+          </w:tcPr>
+          <w:p>
+            <w:pPr>
+              <w:jc w:val="center"/>
+            </w:pPr>
+            <w:r>
+              <w:rPr>
+                <w:b/>
+              </w:rPr>
+              <w:t>HELD-OUT — actual 15.2%  |  target 20%  |  Δ −4.8 pp</w:t>
+            </w:r>
+          </w:p>
+        </w:tc>
+        <w:tc>
+          <w:tcPr>
+            <w:tcW w:type="dxa" w:w="648"/>
+            <w:shd w:val="clear" w:color="auto" w:fill="BDD7EE"/>
+          </w:tcPr>
+          <w:p>
+            <w:pPr>
+              <w:jc w:val="center"/>
+            </w:pPr>
+            <w:r>
+              <w:rPr>
+                <w:b/>
+              </w:rPr>
+              <w:t>12</w:t>
+            </w:r>
+          </w:p>
+        </w:tc>
+        <w:tc>
+          <w:tcPr>
+            <w:tcW w:type="dxa" w:w="648"/>
+            <w:shd w:val="clear" w:color="auto" w:fill="BDD7EE"/>
+          </w:tcPr>
+          <w:p>
+            <w:pPr>
+              <w:jc w:val="center"/>
+            </w:pPr>
+            <w:r>
+              <w:rPr>
+                <w:b/>
+              </w:rPr>
+              <w:t>12</w:t>
+            </w:r>
+          </w:p>
+        </w:tc>
+        <w:tc>
+          <w:tcPr>
+            <w:tcW w:type="dxa" w:w="648"/>
+            <w:shd w:val="clear" w:color="auto" w:fill="BDD7EE"/>
+          </w:tcPr>
+          <w:p>
+            <w:pPr>
+              <w:jc w:val="center"/>
+            </w:pPr>
+            <w:r>
+              <w:rPr>
+                <w:b/>
+              </w:rPr>
+              <w:t>13</w:t>
+            </w:r>
+          </w:p>
+        </w:tc>
+        <w:tc>
+          <w:tcPr>
+            <w:tcW w:type="dxa" w:w="648"/>
+            <w:shd w:val="clear" w:color="auto" w:fill="BDD7EE"/>
+          </w:tcPr>
+          <w:p>
+            <w:pPr>
+              <w:jc w:val="center"/>
+            </w:pPr>
+            <w:r>
+              <w:rPr>
+                <w:b/>
+              </w:rPr>
+              <w:t>12</w:t>
+            </w:r>
+          </w:p>
+        </w:tc>
+        <w:tc>
+          <w:tcPr>
+            <w:tcW w:type="dxa" w:w="648"/>
+            <w:shd w:val="clear" w:color="auto" w:fill="BDD7EE"/>
+          </w:tcPr>
+          <w:p>
+            <w:pPr>
+              <w:jc w:val="center"/>
+            </w:pPr>
+            <w:r>
+              <w:rPr>
+                <w:b/>
+              </w:rPr>
+              <w:t>13</w:t>
+            </w:r>
+          </w:p>
+        </w:tc>
+        <w:tc>
+          <w:tcPr>
+            <w:tcW w:type="dxa" w:w="504"/>
+            <w:shd w:val="clear" w:color="auto" w:fill="BDD7EE"/>
+          </w:tcPr>
+          <w:p>
+            <w:pPr>
+              <w:jc w:val="center"/>
+            </w:pPr>
+            <w:r>
+              <w:rPr>
+                <w:b/>
+              </w:rPr>
+              <w:t>0</w:t>
+            </w:r>
+          </w:p>
+        </w:tc>
+        <w:tc>
+          <w:tcPr>
+            <w:tcW w:type="dxa" w:w="792"/>
+            <w:shd w:val="clear" w:color="auto" w:fill="BDD7EE"/>
+          </w:tcPr>
+          <w:p>
+            <w:pPr>
+              <w:jc w:val="center"/>
+            </w:pPr>
+            <w:r>
+              <w:rPr>
+                <w:b/>
+              </w:rPr>
+              <w:t>62</w:t>
+            </w:r>
+          </w:p>
+        </w:tc>
+      </w:tr>
+      <w:tr>
+        <w:tc>
+          <w:tcPr>
+            <w:tcW w:type="dxa" w:w="3024"/>
+          </w:tcPr>
+          <w:p>
+            <w:pPr>
+              <w:jc w:val="center"/>
+            </w:pPr>
+            <w:r>
+              <w:t xml:space="preserve">  Programmatic</w:t>
+            </w:r>
+          </w:p>
+        </w:tc>
+        <w:tc>
+          <w:tcPr>
+            <w:tcW w:type="dxa" w:w="648"/>
+          </w:tcPr>
+          <w:p>
+            <w:pPr>
+              <w:jc w:val="center"/>
+            </w:pPr>
+            <w:r>
+              <w:t>12</w:t>
+            </w:r>
+          </w:p>
+        </w:tc>
+        <w:tc>
+          <w:tcPr>
+            <w:tcW w:type="dxa" w:w="648"/>
+          </w:tcPr>
+          <w:p>
+            <w:pPr>
+              <w:jc w:val="center"/>
+            </w:pPr>
+            <w:r>
+              <w:t>12</w:t>
+            </w:r>
+          </w:p>
+        </w:tc>
+        <w:tc>
+          <w:tcPr>
+            <w:tcW w:type="dxa" w:w="648"/>
+          </w:tcPr>
+          <w:p>
+            <w:pPr>
+              <w:jc w:val="center"/>
+            </w:pPr>
+            <w:r>
+              <w:t>12</w:t>
+            </w:r>
+          </w:p>
+        </w:tc>
+        <w:tc>
+          <w:tcPr>
+            <w:tcW w:type="dxa" w:w="648"/>
+          </w:tcPr>
+          <w:p>
+            <w:pPr>
+              <w:jc w:val="center"/>
+            </w:pPr>
+            <w:r>
+              <w:t>12</w:t>
+            </w:r>
+          </w:p>
+        </w:tc>
+        <w:tc>
+          <w:tcPr>
+            <w:tcW w:type="dxa" w:w="648"/>
+          </w:tcPr>
+          <w:p>
+            <w:pPr>
+              <w:jc w:val="center"/>
+            </w:pPr>
+            <w:r>
+              <w:t>12</w:t>
+            </w:r>
+          </w:p>
+        </w:tc>
+        <w:tc>
+          <w:tcPr>
+            <w:tcW w:type="dxa" w:w="504"/>
+          </w:tcPr>
+          <w:p>
+            <w:pPr>
+              <w:jc w:val="center"/>
+            </w:pPr>
+            <w:r>
+              <w:t>0</w:t>
+            </w:r>
+          </w:p>
+        </w:tc>
+        <w:tc>
+          <w:tcPr>
+            <w:tcW w:type="dxa" w:w="792"/>
+          </w:tcPr>
+          <w:p>
+            <w:pPr>
+              <w:jc w:val="center"/>
+            </w:pPr>
+            <w:r>
+              <w:t>60</w:t>
+            </w:r>
+          </w:p>
+        </w:tc>
+      </w:tr>
+      <w:tr>
+        <w:tc>
+          <w:tcPr>
+            <w:tcW w:type="dxa" w:w="3024"/>
+          </w:tcPr>
+          <w:p>
+            <w:pPr>
+              <w:jc w:val="center"/>
+            </w:pPr>
+            <w:r>
+              <w:t xml:space="preserve">  Synthesis</w:t>
+            </w:r>
+          </w:p>
+        </w:tc>
+        <w:tc>
+          <w:tcPr>
+            <w:tcW w:type="dxa" w:w="648"/>
+          </w:tcPr>
+          <w:p>
+            <w:pPr>
+              <w:jc w:val="center"/>
+            </w:pPr>
+            <w:r>
+              <w:t>0</w:t>
+            </w:r>
+          </w:p>
+        </w:tc>
+        <w:tc>
+          <w:tcPr>
+            <w:tcW w:type="dxa" w:w="648"/>
+          </w:tcPr>
+          <w:p>
+            <w:pPr>
+              <w:jc w:val="center"/>
+            </w:pPr>
+            <w:r>
+              <w:t>0</w:t>
+            </w:r>
+          </w:p>
+        </w:tc>
+        <w:tc>
+          <w:tcPr>
+            <w:tcW w:type="dxa" w:w="648"/>
+          </w:tcPr>
+          <w:p>
+            <w:pPr>
+              <w:jc w:val="center"/>
+            </w:pPr>
+            <w:r>
+              <w:t>0</w:t>
+            </w:r>
+          </w:p>
+        </w:tc>
+        <w:tc>
+          <w:tcPr>
+            <w:tcW w:type="dxa" w:w="648"/>
+          </w:tcPr>
+          <w:p>
+            <w:pPr>
+              <w:jc w:val="center"/>
+            </w:pPr>
+            <w:r>
+              <w:t>0</w:t>
+            </w:r>
+          </w:p>
+        </w:tc>
+        <w:tc>
+          <w:tcPr>
+            <w:tcW w:type="dxa" w:w="648"/>
+          </w:tcPr>
+          <w:p>
+            <w:pPr>
+              <w:jc w:val="center"/>
+            </w:pPr>
+            <w:r>
+              <w:t>0</w:t>
+            </w:r>
+          </w:p>
+        </w:tc>
+        <w:tc>
+          <w:tcPr>
+            <w:tcW w:type="dxa" w:w="504"/>
+          </w:tcPr>
+          <w:p>
+            <w:pPr>
+              <w:jc w:val="center"/>
+            </w:pPr>
+            <w:r>
+              <w:t>0</w:t>
+            </w:r>
+          </w:p>
+        </w:tc>
+        <w:tc>
+          <w:tcPr>
+            <w:tcW w:type="dxa" w:w="792"/>
+          </w:tcPr>
+          <w:p>
+            <w:pPr>
+              <w:jc w:val="center"/>
+            </w:pPr>
+            <w:r>
+              <w:t>0</w:t>
+            </w:r>
+          </w:p>
+        </w:tc>
+      </w:tr>
+      <w:tr>
+        <w:tc>
+          <w:tcPr>
+            <w:tcW w:type="dxa" w:w="3024"/>
+          </w:tcPr>
+          <w:p>
+            <w:pPr>
+              <w:jc w:val="center"/>
+            </w:pPr>
+            <w:r>
+              <w:t xml:space="preserve">  Trace</w:t>
+            </w:r>
+          </w:p>
+        </w:tc>
+        <w:tc>
+          <w:tcPr>
+            <w:tcW w:type="dxa" w:w="648"/>
+          </w:tcPr>
+          <w:p>
+            <w:pPr>
+              <w:jc w:val="center"/>
+            </w:pPr>
+            <w:r>
+              <w:t>0</w:t>
+            </w:r>
+          </w:p>
+        </w:tc>
+        <w:tc>
+          <w:tcPr>
+            <w:tcW w:type="dxa" w:w="648"/>
+          </w:tcPr>
+          <w:p>
+            <w:pPr>
+              <w:jc w:val="center"/>
+            </w:pPr>
+            <w:r>
+              <w:t>0</w:t>
+            </w:r>
+          </w:p>
+        </w:tc>
+        <w:tc>
+          <w:tcPr>
+            <w:tcW w:type="dxa" w:w="648"/>
+          </w:tcPr>
+          <w:p>
+            <w:pPr>
+              <w:jc w:val="center"/>
+            </w:pPr>
+            <w:r>
+              <w:t>1</w:t>
+            </w:r>
+          </w:p>
+        </w:tc>
+        <w:tc>
+          <w:tcPr>
+            <w:tcW w:type="dxa" w:w="648"/>
+          </w:tcPr>
+          <w:p>
+            <w:pPr>
+              <w:jc w:val="center"/>
+            </w:pPr>
+            <w:r>
+              <w:t>0</w:t>
+            </w:r>
+          </w:p>
+        </w:tc>
+        <w:tc>
+          <w:tcPr>
+            <w:tcW w:type="dxa" w:w="648"/>
+          </w:tcPr>
+          <w:p>
+            <w:pPr>
+              <w:jc w:val="center"/>
+            </w:pPr>
+            <w:r>
+              <w:t>0</w:t>
+            </w:r>
+          </w:p>
+        </w:tc>
+        <w:tc>
+          <w:tcPr>
+            <w:tcW w:type="dxa" w:w="504"/>
+          </w:tcPr>
+          <w:p>
+            <w:pPr>
+              <w:jc w:val="center"/>
+            </w:pPr>
+            <w:r>
+              <w:t>0</w:t>
+            </w:r>
+          </w:p>
+        </w:tc>
+        <w:tc>
+          <w:tcPr>
+            <w:tcW w:type="dxa" w:w="792"/>
+          </w:tcPr>
+          <w:p>
+            <w:pPr>
+              <w:jc w:val="center"/>
+            </w:pPr>
+            <w:r>
+              <w:t>1</w:t>
+            </w:r>
+          </w:p>
+        </w:tc>
+      </w:tr>
+      <w:tr>
+        <w:tc>
+          <w:tcPr>
+            <w:tcW w:type="dxa" w:w="3024"/>
+          </w:tcPr>
+          <w:p>
+            <w:pPr>
+              <w:jc w:val="center"/>
+            </w:pPr>
+            <w:r>
+              <w:t xml:space="preserve">  Hand-authored</w:t>
+            </w:r>
+          </w:p>
+        </w:tc>
+        <w:tc>
+          <w:tcPr>
+            <w:tcW w:type="dxa" w:w="648"/>
+          </w:tcPr>
+          <w:p>
+            <w:pPr>
+              <w:jc w:val="center"/>
+            </w:pPr>
+            <w:r>
+              <w:t>0</w:t>
+            </w:r>
+          </w:p>
+        </w:tc>
+        <w:tc>
+          <w:tcPr>
+            <w:tcW w:type="dxa" w:w="648"/>
+          </w:tcPr>
+          <w:p>
+            <w:pPr>
+              <w:jc w:val="center"/>
+            </w:pPr>
+            <w:r>
+              <w:t>0</w:t>
+            </w:r>
+          </w:p>
+        </w:tc>
+        <w:tc>
+          <w:tcPr>
+            <w:tcW w:type="dxa" w:w="648"/>
+          </w:tcPr>
+          <w:p>
+            <w:pPr>
+              <w:jc w:val="center"/>
+            </w:pPr>
+            <w:r>
+              <w:t>0</w:t>
+            </w:r>
+          </w:p>
+        </w:tc>
+        <w:tc>
+          <w:tcPr>
+            <w:tcW w:type="dxa" w:w="648"/>
+          </w:tcPr>
+          <w:p>
+            <w:pPr>
+              <w:jc w:val="center"/>
+            </w:pPr>
+            <w:r>
+              <w:t>0</w:t>
+            </w:r>
+          </w:p>
+        </w:tc>
+        <w:tc>
+          <w:tcPr>
+            <w:tcW w:type="dxa" w:w="648"/>
+          </w:tcPr>
+          <w:p>
+            <w:pPr>
+              <w:jc w:val="center"/>
+            </w:pPr>
+            <w:r>
+              <w:t>1</w:t>
+            </w:r>
+          </w:p>
+        </w:tc>
+        <w:tc>
+          <w:tcPr>
+            <w:tcW w:type="dxa" w:w="504"/>
+          </w:tcPr>
+          <w:p>
+            <w:pPr>
+              <w:jc w:val="center"/>
+            </w:pPr>
+            <w:r>
+              <w:t>0</w:t>
+            </w:r>
+          </w:p>
+        </w:tc>
+        <w:tc>
+          <w:tcPr>
+            <w:tcW w:type="dxa" w:w="792"/>
+          </w:tcPr>
+          <w:p>
+            <w:pPr>
+              <w:jc w:val="center"/>
+            </w:pPr>
+            <w:r>
+              <w:t>1</w:t>
+            </w:r>
+          </w:p>
+        </w:tc>
+      </w:tr>
+      <w:tr>
+        <w:tc>
+          <w:tcPr>
+            <w:tcW w:type="dxa" w:w="3024"/>
+            <w:shd w:val="clear" w:color="auto" w:fill="1F497D"/>
+          </w:tcPr>
+          <w:p>
+            <w:pPr>
+              <w:jc w:val="center"/>
+            </w:pPr>
+            <w:r>
+              <w:rPr>
+                <w:b/>
+                <w:color w:val="FFFFFF"/>
+              </w:rPr>
+              <w:t>GRAND TOTAL</w:t>
+            </w:r>
+          </w:p>
+        </w:tc>
+        <w:tc>
+          <w:tcPr>
+            <w:tcW w:type="dxa" w:w="648"/>
+            <w:shd w:val="clear" w:color="auto" w:fill="1F497D"/>
+          </w:tcPr>
+          <w:p>
+            <w:pPr>
+              <w:jc w:val="center"/>
+            </w:pPr>
+            <w:r>
+              <w:rPr>
+                <w:b/>
+                <w:color w:val="FFFFFF"/>
+              </w:rPr>
+              <w:t>70</w:t>
+            </w:r>
+          </w:p>
+        </w:tc>
+        <w:tc>
+          <w:tcPr>
+            <w:tcW w:type="dxa" w:w="648"/>
+            <w:shd w:val="clear" w:color="auto" w:fill="1F497D"/>
+          </w:tcPr>
+          <w:p>
+            <w:pPr>
+              <w:jc w:val="center"/>
+            </w:pPr>
+            <w:r>
+              <w:rPr>
+                <w:b/>
+                <w:color w:val="FFFFFF"/>
+              </w:rPr>
+              <w:t>74</w:t>
+            </w:r>
+          </w:p>
+        </w:tc>
+        <w:tc>
+          <w:tcPr>
+            <w:tcW w:type="dxa" w:w="648"/>
+            <w:shd w:val="clear" w:color="auto" w:fill="1F497D"/>
+          </w:tcPr>
+          <w:p>
+            <w:pPr>
+              <w:jc w:val="center"/>
+            </w:pPr>
+            <w:r>
+              <w:rPr>
+                <w:b/>
+                <w:color w:val="FFFFFF"/>
+              </w:rPr>
+              <w:t>108</w:t>
+            </w:r>
+          </w:p>
+        </w:tc>
+        <w:tc>
+          <w:tcPr>
+            <w:tcW w:type="dxa" w:w="648"/>
+            <w:shd w:val="clear" w:color="auto" w:fill="1F497D"/>
+          </w:tcPr>
+          <w:p>
+            <w:pPr>
+              <w:jc w:val="center"/>
+            </w:pPr>
+            <w:r>
+              <w:rPr>
+                <w:b/>
+                <w:color w:val="FFFFFF"/>
+              </w:rPr>
+              <w:t>80</w:t>
+            </w:r>
+          </w:p>
+        </w:tc>
+        <w:tc>
+          <w:tcPr>
+            <w:tcW w:type="dxa" w:w="648"/>
+            <w:shd w:val="clear" w:color="auto" w:fill="1F497D"/>
+          </w:tcPr>
+          <w:p>
+            <w:pPr>
+              <w:jc w:val="center"/>
+            </w:pPr>
+            <w:r>
+              <w:rPr>
+                <w:b/>
+                <w:color w:val="FFFFFF"/>
+              </w:rPr>
+              <w:t>61</w:t>
+            </w:r>
+          </w:p>
+        </w:tc>
+        <w:tc>
+          <w:tcPr>
+            <w:tcW w:type="dxa" w:w="504"/>
+            <w:shd w:val="clear" w:color="auto" w:fill="1F497D"/>
+          </w:tcPr>
+          <w:p>
+            <w:pPr>
+              <w:jc w:val="center"/>
+            </w:pPr>
+            <w:r>
+              <w:rPr>
+                <w:b/>
+                <w:color w:val="FFFFFF"/>
+              </w:rPr>
+              <w:t>15</w:t>
+            </w:r>
+          </w:p>
+        </w:tc>
+        <w:tc>
+          <w:tcPr>
+            <w:tcW w:type="dxa" w:w="792"/>
+            <w:shd w:val="clear" w:color="auto" w:fill="1F497D"/>
+          </w:tcPr>
+          <w:p>
+            <w:pPr>
+              <w:jc w:val="center"/>
+            </w:pPr>
+            <w:r>
+              <w:rPr>
+                <w:b/>
+                <w:color w:val="FFFFFF"/>
+              </w:rPr>
+              <w:t>408</w:t>
+            </w:r>
+          </w:p>
+        </w:tc>
+      </w:tr>
+    </w:tbl>
+    <w:p/>
+    <w:p>
+      <w:pPr>
+        <w:pStyle w:val="Heading2"/>
+      </w:pPr>
+      <w:r>
+        <w:t>1.2 Partition and Source-Mode Targets vs. Actuals</w:t>
+      </w:r>
+    </w:p>
+    <w:p>
+      <w:r>
+        <w:t>Challenge targets: partition 50/30/20 (train/dev/held-out); source-mode 30/30/25/15 (programmatic/synthesis/trace/hand-authored). Deviations explained below.</w:t>
       </w:r>
     </w:p>
     <w:tbl>
@@ -74,7 +2089,7 @@
       <w:tr>
         <w:tc>
           <w:tcPr>
-            <w:tcW w:type="dxa" w:w="1584"/>
+            <w:tcW w:type="dxa" w:w="2448"/>
             <w:shd w:val="clear" w:color="auto" w:fill="1F497D"/>
           </w:tcPr>
           <w:p>
@@ -86,13 +2101,13 @@
                 <w:b/>
                 <w:color w:val="FFFFFF"/>
               </w:rPr>
-              <w:t>Partition</w:t>
-            </w:r>
-          </w:p>
-        </w:tc>
-        <w:tc>
-          <w:tcPr>
-            <w:tcW w:type="dxa" w:w="1008"/>
+              <w:t>Axis / Dimension</w:t>
+            </w:r>
+          </w:p>
+        </w:tc>
+        <w:tc>
+          <w:tcPr>
+            <w:tcW w:type="dxa" w:w="1296"/>
             <w:shd w:val="clear" w:color="auto" w:fill="1F497D"/>
           </w:tcPr>
           <w:p>
@@ -104,13 +2119,13 @@
                 <w:b/>
                 <w:color w:val="FFFFFF"/>
               </w:rPr>
-              <w:t>Tasks</w:t>
-            </w:r>
-          </w:p>
-        </w:tc>
-        <w:tc>
-          <w:tcPr>
-            <w:tcW w:type="dxa" w:w="1440"/>
+              <w:t>Target</w:t>
+            </w:r>
+          </w:p>
+        </w:tc>
+        <w:tc>
+          <w:tcPr>
+            <w:tcW w:type="dxa" w:w="1296"/>
             <w:shd w:val="clear" w:color="auto" w:fill="1F497D"/>
           </w:tcPr>
           <w:p>
@@ -122,13 +2137,13 @@
                 <w:b/>
                 <w:color w:val="FFFFFF"/>
               </w:rPr>
-              <w:t>Mean Score</w:t>
-            </w:r>
-          </w:p>
-        </w:tc>
-        <w:tc>
-          <w:tcPr>
-            <w:tcW w:type="dxa" w:w="2160"/>
+              <w:t>Actual</w:t>
+            </w:r>
+          </w:p>
+        </w:tc>
+        <w:tc>
+          <w:tcPr>
+            <w:tcW w:type="dxa" w:w="1080"/>
             <w:shd w:val="clear" w:color="auto" w:fill="1F497D"/>
           </w:tcPr>
           <w:p>
@@ -140,13 +2155,13 @@
                 <w:b/>
                 <w:color w:val="FFFFFF"/>
               </w:rPr>
-              <w:t>Pass Rate (≥0.75)</w:t>
-            </w:r>
-          </w:p>
-        </w:tc>
-        <w:tc>
-          <w:tcPr>
-            <w:tcW w:type="dxa" w:w="2736"/>
+              <w:t>Δ</w:t>
+            </w:r>
+          </w:p>
+        </w:tc>
+        <w:tc>
+          <w:tcPr>
+            <w:tcW w:type="dxa" w:w="3672"/>
             <w:shd w:val="clear" w:color="auto" w:fill="1F497D"/>
           </w:tcPr>
           <w:p>
@@ -158,7 +2173,7 @@
                 <w:b/>
                 <w:color w:val="FFFFFF"/>
               </w:rPr>
-              <w:t>Use</w:t>
+              <w:t>Deviation rationale</w:t>
             </w:r>
           </w:p>
         </w:tc>
@@ -166,66 +2181,66 @@
       <w:tr>
         <w:tc>
           <w:tcPr>
-            <w:tcW w:type="dxa" w:w="1584"/>
-          </w:tcPr>
-          <w:p>
-            <w:pPr>
-              <w:jc w:val="center"/>
-            </w:pPr>
-            <w:r>
-              <w:t>Train</w:t>
-            </w:r>
-          </w:p>
-        </w:tc>
-        <w:tc>
-          <w:tcPr>
-            <w:tcW w:type="dxa" w:w="1008"/>
-          </w:tcPr>
-          <w:p>
-            <w:pPr>
-              <w:jc w:val="center"/>
-            </w:pPr>
-            <w:r>
-              <w:t>235</w:t>
-            </w:r>
-          </w:p>
-        </w:tc>
-        <w:tc>
-          <w:tcPr>
-            <w:tcW w:type="dxa" w:w="1440"/>
-          </w:tcPr>
-          <w:p>
-            <w:pPr>
-              <w:jc w:val="center"/>
-            </w:pPr>
-            <w:r>
-              <w:t>0.75</w:t>
-            </w:r>
-          </w:p>
-        </w:tc>
-        <w:tc>
-          <w:tcPr>
-            <w:tcW w:type="dxa" w:w="2160"/>
-          </w:tcPr>
-          <w:p>
-            <w:pPr>
-              <w:jc w:val="center"/>
-            </w:pPr>
-            <w:r>
-              <w:t>141/235 (60%)</w:t>
-            </w:r>
-          </w:p>
-        </w:tc>
-        <w:tc>
-          <w:tcPr>
-            <w:tcW w:type="dxa" w:w="2736"/>
-          </w:tcPr>
-          <w:p>
-            <w:pPr>
-              <w:jc w:val="center"/>
-            </w:pPr>
-            <w:r>
-              <w:t>SFT training data</w:t>
+            <w:tcW w:type="dxa" w:w="2448"/>
+          </w:tcPr>
+          <w:p>
+            <w:pPr>
+              <w:jc w:val="center"/>
+            </w:pPr>
+            <w:r>
+              <w:t>Partition — Train</w:t>
+            </w:r>
+          </w:p>
+        </w:tc>
+        <w:tc>
+          <w:tcPr>
+            <w:tcW w:type="dxa" w:w="1296"/>
+          </w:tcPr>
+          <w:p>
+            <w:pPr>
+              <w:jc w:val="center"/>
+            </w:pPr>
+            <w:r>
+              <w:t>50% (204)</w:t>
+            </w:r>
+          </w:p>
+        </w:tc>
+        <w:tc>
+          <w:tcPr>
+            <w:tcW w:type="dxa" w:w="1296"/>
+          </w:tcPr>
+          <w:p>
+            <w:pPr>
+              <w:jc w:val="center"/>
+            </w:pPr>
+            <w:r>
+              <w:t>57.6% (235)</w:t>
+            </w:r>
+          </w:p>
+        </w:tc>
+        <w:tc>
+          <w:tcPr>
+            <w:tcW w:type="dxa" w:w="1080"/>
+          </w:tcPr>
+          <w:p>
+            <w:pPr>
+              <w:jc w:val="center"/>
+            </w:pPr>
+            <w:r>
+              <w:t>+7.6 pp</w:t>
+            </w:r>
+          </w:p>
+        </w:tc>
+        <w:tc>
+          <w:tcPr>
+            <w:tcW w:type="dxa" w:w="3672"/>
+          </w:tcPr>
+          <w:p>
+            <w:pPr>
+              <w:jc w:val="center"/>
+            </w:pPr>
+            <w:r>
+              <w:t>24 hand-authored + 18 synthesis tasks added post-IRA pushed train above 50%</w:t>
             </w:r>
           </w:p>
         </w:tc>
@@ -233,66 +2248,66 @@
       <w:tr>
         <w:tc>
           <w:tcPr>
-            <w:tcW w:type="dxa" w:w="1584"/>
-          </w:tcPr>
-          <w:p>
-            <w:pPr>
-              <w:jc w:val="center"/>
-            </w:pPr>
-            <w:r>
-              <w:t>Dev</w:t>
-            </w:r>
-          </w:p>
-        </w:tc>
-        <w:tc>
-          <w:tcPr>
-            <w:tcW w:type="dxa" w:w="1008"/>
-          </w:tcPr>
-          <w:p>
-            <w:pPr>
-              <w:jc w:val="center"/>
-            </w:pPr>
-            <w:r>
-              <w:t>111</w:t>
-            </w:r>
-          </w:p>
-        </w:tc>
-        <w:tc>
-          <w:tcPr>
-            <w:tcW w:type="dxa" w:w="1440"/>
-          </w:tcPr>
-          <w:p>
-            <w:pPr>
-              <w:jc w:val="center"/>
-            </w:pPr>
-            <w:r>
-              <w:t>0.741</w:t>
-            </w:r>
-          </w:p>
-        </w:tc>
-        <w:tc>
-          <w:tcPr>
-            <w:tcW w:type="dxa" w:w="2160"/>
-          </w:tcPr>
-          <w:p>
-            <w:pPr>
-              <w:jc w:val="center"/>
-            </w:pPr>
-            <w:r>
-              <w:t>60/111 (54%)</w:t>
-            </w:r>
-          </w:p>
-        </w:tc>
-        <w:tc>
-          <w:tcPr>
-            <w:tcW w:type="dxa" w:w="2736"/>
-          </w:tcPr>
-          <w:p>
-            <w:pPr>
-              <w:jc w:val="center"/>
-            </w:pPr>
-            <w:r>
-              <w:t>Iteration during authoring</w:t>
+            <w:tcW w:type="dxa" w:w="2448"/>
+          </w:tcPr>
+          <w:p>
+            <w:pPr>
+              <w:jc w:val="center"/>
+            </w:pPr>
+            <w:r>
+              <w:t>Partition — Dev</w:t>
+            </w:r>
+          </w:p>
+        </w:tc>
+        <w:tc>
+          <w:tcPr>
+            <w:tcW w:type="dxa" w:w="1296"/>
+          </w:tcPr>
+          <w:p>
+            <w:pPr>
+              <w:jc w:val="center"/>
+            </w:pPr>
+            <w:r>
+              <w:t>30% (122)</w:t>
+            </w:r>
+          </w:p>
+        </w:tc>
+        <w:tc>
+          <w:tcPr>
+            <w:tcW w:type="dxa" w:w="1296"/>
+          </w:tcPr>
+          <w:p>
+            <w:pPr>
+              <w:jc w:val="center"/>
+            </w:pPr>
+            <w:r>
+              <w:t>27.2% (111)</w:t>
+            </w:r>
+          </w:p>
+        </w:tc>
+        <w:tc>
+          <w:tcPr>
+            <w:tcW w:type="dxa" w:w="1080"/>
+          </w:tcPr>
+          <w:p>
+            <w:pPr>
+              <w:jc w:val="center"/>
+            </w:pPr>
+            <w:r>
+              <w:t>−2.8 pp</w:t>
+            </w:r>
+          </w:p>
+        </w:tc>
+        <w:tc>
+          <w:tcPr>
+            <w:tcW w:type="dxa" w:w="3672"/>
+          </w:tcPr>
+          <w:p>
+            <w:pPr>
+              <w:jc w:val="center"/>
+            </w:pPr>
+            <w:r>
+              <w:t>6 hand-authored added to dev; still near target</w:t>
             </w:r>
           </w:p>
         </w:tc>
@@ -300,66 +2315,66 @@
       <w:tr>
         <w:tc>
           <w:tcPr>
-            <w:tcW w:type="dxa" w:w="1584"/>
-          </w:tcPr>
-          <w:p>
-            <w:pPr>
-              <w:jc w:val="center"/>
-            </w:pPr>
-            <w:r>
-              <w:t>Held-out</w:t>
-            </w:r>
-          </w:p>
-        </w:tc>
-        <w:tc>
-          <w:tcPr>
-            <w:tcW w:type="dxa" w:w="1008"/>
-          </w:tcPr>
-          <w:p>
-            <w:pPr>
-              <w:jc w:val="center"/>
-            </w:pPr>
-            <w:r>
-              <w:t>62</w:t>
-            </w:r>
-          </w:p>
-        </w:tc>
-        <w:tc>
-          <w:tcPr>
-            <w:tcW w:type="dxa" w:w="1440"/>
-          </w:tcPr>
-          <w:p>
-            <w:pPr>
-              <w:jc w:val="center"/>
-            </w:pPr>
-            <w:r>
-              <w:t>0.731</w:t>
-            </w:r>
-          </w:p>
-        </w:tc>
-        <w:tc>
-          <w:tcPr>
-            <w:tcW w:type="dxa" w:w="2160"/>
-          </w:tcPr>
-          <w:p>
-            <w:pPr>
-              <w:jc w:val="center"/>
-            </w:pPr>
-            <w:r>
-              <w:t>33/62 (53%)</w:t>
-            </w:r>
-          </w:p>
-        </w:tc>
-        <w:tc>
-          <w:tcPr>
-            <w:tcW w:type="dxa" w:w="2736"/>
-          </w:tcPr>
-          <w:p>
-            <w:pPr>
-              <w:jc w:val="center"/>
-            </w:pPr>
-            <w:r>
-              <w:t>Sealed — final ablation only</w:t>
+            <w:tcW w:type="dxa" w:w="2448"/>
+          </w:tcPr>
+          <w:p>
+            <w:pPr>
+              <w:jc w:val="center"/>
+            </w:pPr>
+            <w:r>
+              <w:t>Partition — Held-out</w:t>
+            </w:r>
+          </w:p>
+        </w:tc>
+        <w:tc>
+          <w:tcPr>
+            <w:tcW w:type="dxa" w:w="1296"/>
+          </w:tcPr>
+          <w:p>
+            <w:pPr>
+              <w:jc w:val="center"/>
+            </w:pPr>
+            <w:r>
+              <w:t>20%  (82)</w:t>
+            </w:r>
+          </w:p>
+        </w:tc>
+        <w:tc>
+          <w:tcPr>
+            <w:tcW w:type="dxa" w:w="1296"/>
+          </w:tcPr>
+          <w:p>
+            <w:pPr>
+              <w:jc w:val="center"/>
+            </w:pPr>
+            <w:r>
+              <w:t>15.2%  (62)</w:t>
+            </w:r>
+          </w:p>
+        </w:tc>
+        <w:tc>
+          <w:tcPr>
+            <w:tcW w:type="dxa" w:w="1080"/>
+          </w:tcPr>
+          <w:p>
+            <w:pPr>
+              <w:jc w:val="center"/>
+            </w:pPr>
+            <w:r>
+              <w:t>−4.8 pp</w:t>
+            </w:r>
+          </w:p>
+        </w:tc>
+        <w:tc>
+          <w:tcPr>
+            <w:tcW w:type="dxa" w:w="3672"/>
+          </w:tcPr>
+          <w:p>
+            <w:pPr>
+              <w:jc w:val="center"/>
+            </w:pPr>
+            <w:r>
+              <w:t>Sealed at 62 after programmatic run; absolute task count is sufficient</w:t>
             </w:r>
           </w:p>
         </w:tc>
@@ -367,199 +2382,66 @@
       <w:tr>
         <w:tc>
           <w:tcPr>
-            <w:tcW w:type="dxa" w:w="1584"/>
-          </w:tcPr>
-          <w:p>
-            <w:pPr>
-              <w:jc w:val="center"/>
-            </w:pPr>
-            <w:r>
-              <w:t>Total</w:t>
-            </w:r>
-          </w:p>
-        </w:tc>
-        <w:tc>
-          <w:tcPr>
-            <w:tcW w:type="dxa" w:w="1008"/>
-          </w:tcPr>
-          <w:p>
-            <w:pPr>
-              <w:jc w:val="center"/>
-            </w:pPr>
-            <w:r>
-              <w:t>408</w:t>
-            </w:r>
-          </w:p>
-        </w:tc>
-        <w:tc>
-          <w:tcPr>
-            <w:tcW w:type="dxa" w:w="1440"/>
-          </w:tcPr>
-          <w:p>
-            <w:pPr>
-              <w:jc w:val="center"/>
-            </w:pPr>
-            <w:r>
-              <w:t>—</w:t>
-            </w:r>
-          </w:p>
-        </w:tc>
-        <w:tc>
-          <w:tcPr>
-            <w:tcW w:type="dxa" w:w="2160"/>
-          </w:tcPr>
-          <w:p>
-            <w:pPr>
-              <w:jc w:val="center"/>
-            </w:pPr>
-            <w:r>
-              <w:t>—</w:t>
-            </w:r>
-          </w:p>
-        </w:tc>
-        <w:tc>
-          <w:tcPr>
-            <w:tcW w:type="dxa" w:w="2736"/>
-          </w:tcPr>
-          <w:p>
-            <w:pPr>
-              <w:jc w:val="center"/>
-            </w:pPr>
-            <w:r/>
-          </w:p>
-        </w:tc>
-      </w:tr>
-    </w:tbl>
-    <w:p/>
-    <w:p>
-      <w:pPr>
-        <w:pStyle w:val="Heading2"/>
-      </w:pPr>
-      <w:r>
-        <w:t>1.2 Source Mode Breakdown</w:t>
-      </w:r>
-    </w:p>
-    <w:tbl>
-      <w:tblPr>
-        <w:tblStyle w:val="TableGrid"/>
-        <w:tblW w:type="auto" w:w="0"/>
-        <w:jc w:val="left"/>
-        <w:tblLook w:firstColumn="1" w:firstRow="1" w:lastColumn="0" w:lastRow="0" w:noHBand="0" w:noVBand="1" w:val="04A0"/>
-      </w:tblPr>
-      <w:tblGrid>
-        <w:gridCol w:w="1568"/>
-        <w:gridCol w:w="1568"/>
-        <w:gridCol w:w="1568"/>
-        <w:gridCol w:w="1568"/>
-        <w:gridCol w:w="1568"/>
-        <w:gridCol w:w="1568"/>
-      </w:tblGrid>
-      <w:tr>
-        <w:tc>
-          <w:tcPr>
-            <w:tcW w:type="dxa" w:w="2160"/>
-            <w:shd w:val="clear" w:color="auto" w:fill="1F497D"/>
-          </w:tcPr>
-          <w:p>
-            <w:pPr>
-              <w:jc w:val="center"/>
-            </w:pPr>
-            <w:r>
-              <w:rPr>
-                <w:b/>
-                <w:color w:val="FFFFFF"/>
-              </w:rPr>
-              <w:t>Source Mode</w:t>
-            </w:r>
-          </w:p>
-        </w:tc>
-        <w:tc>
-          <w:tcPr>
-            <w:tcW w:type="dxa" w:w="864"/>
-            <w:shd w:val="clear" w:color="auto" w:fill="1F497D"/>
-          </w:tcPr>
-          <w:p>
-            <w:pPr>
-              <w:jc w:val="center"/>
-            </w:pPr>
-            <w:r>
-              <w:rPr>
-                <w:b/>
-                <w:color w:val="FFFFFF"/>
-              </w:rPr>
-              <w:t>Train</w:t>
-            </w:r>
-          </w:p>
-        </w:tc>
-        <w:tc>
-          <w:tcPr>
-            <w:tcW w:type="dxa" w:w="864"/>
-            <w:shd w:val="clear" w:color="auto" w:fill="1F497D"/>
-          </w:tcPr>
-          <w:p>
-            <w:pPr>
-              <w:jc w:val="center"/>
-            </w:pPr>
-            <w:r>
-              <w:rPr>
-                <w:b/>
-                <w:color w:val="FFFFFF"/>
-              </w:rPr>
-              <w:t>Dev</w:t>
+            <w:tcW w:type="dxa" w:w="2448"/>
+          </w:tcPr>
+          <w:p>
+            <w:pPr>
+              <w:jc w:val="center"/>
+            </w:pPr>
+            <w:r>
+              <w:t>Source — Programmatic</w:t>
+            </w:r>
+          </w:p>
+        </w:tc>
+        <w:tc>
+          <w:tcPr>
+            <w:tcW w:type="dxa" w:w="1296"/>
+          </w:tcPr>
+          <w:p>
+            <w:pPr>
+              <w:jc w:val="center"/>
+            </w:pPr>
+            <w:r>
+              <w:t>30% (122)</w:t>
+            </w:r>
+          </w:p>
+        </w:tc>
+        <w:tc>
+          <w:tcPr>
+            <w:tcW w:type="dxa" w:w="1296"/>
+          </w:tcPr>
+          <w:p>
+            <w:pPr>
+              <w:jc w:val="center"/>
+            </w:pPr>
+            <w:r>
+              <w:t>73.5% (300)</w:t>
             </w:r>
           </w:p>
         </w:tc>
         <w:tc>
           <w:tcPr>
             <w:tcW w:type="dxa" w:w="1080"/>
-            <w:shd w:val="clear" w:color="auto" w:fill="1F497D"/>
-          </w:tcPr>
-          <w:p>
-            <w:pPr>
-              <w:jc w:val="center"/>
-            </w:pPr>
-            <w:r>
-              <w:rPr>
-                <w:b/>
-                <w:color w:val="FFFFFF"/>
-              </w:rPr>
-              <w:t>Held-out</w:t>
-            </w:r>
-          </w:p>
-        </w:tc>
-        <w:tc>
-          <w:tcPr>
-            <w:tcW w:type="dxa" w:w="936"/>
-            <w:shd w:val="clear" w:color="auto" w:fill="1F497D"/>
-          </w:tcPr>
-          <w:p>
-            <w:pPr>
-              <w:jc w:val="center"/>
-            </w:pPr>
-            <w:r>
-              <w:rPr>
-                <w:b/>
-                <w:color w:val="FFFFFF"/>
-              </w:rPr>
-              <w:t>Total</w:t>
-            </w:r>
-          </w:p>
-        </w:tc>
-        <w:tc>
-          <w:tcPr>
-            <w:tcW w:type="dxa" w:w="3024"/>
-            <w:shd w:val="clear" w:color="auto" w:fill="1F497D"/>
-          </w:tcPr>
-          <w:p>
-            <w:pPr>
-              <w:jc w:val="center"/>
-            </w:pPr>
-            <w:r>
-              <w:rPr>
-                <w:b/>
-                <w:color w:val="FFFFFF"/>
-              </w:rPr>
-              <w:t>Method</w:t>
+          </w:tcPr>
+          <w:p>
+            <w:pPr>
+              <w:jc w:val="center"/>
+            </w:pPr>
+            <w:r>
+              <w:t>+43.5 pp</w:t>
+            </w:r>
+          </w:p>
+        </w:tc>
+        <w:tc>
+          <w:tcPr>
+            <w:tcW w:type="dxa" w:w="3672"/>
+          </w:tcPr>
+          <w:p>
+            <w:pPr>
+              <w:jc w:val="center"/>
+            </w:pPr>
+            <w:r>
+              <w:t>Intentional: systematic failure-class coverage, zero API cost, no judge latency</w:t>
             </w:r>
           </w:p>
         </w:tc>
@@ -567,40 +2449,40 @@
       <w:tr>
         <w:tc>
           <w:tcPr>
-            <w:tcW w:type="dxa" w:w="2160"/>
-          </w:tcPr>
-          <w:p>
-            <w:pPr>
-              <w:jc w:val="center"/>
-            </w:pPr>
-            <w:r>
-              <w:t>Programmatic</w:t>
-            </w:r>
-          </w:p>
-        </w:tc>
-        <w:tc>
-          <w:tcPr>
-            <w:tcW w:type="dxa" w:w="864"/>
-          </w:tcPr>
-          <w:p>
-            <w:pPr>
-              <w:jc w:val="center"/>
-            </w:pPr>
-            <w:r>
-              <w:t>150</w:t>
-            </w:r>
-          </w:p>
-        </w:tc>
-        <w:tc>
-          <w:tcPr>
-            <w:tcW w:type="dxa" w:w="864"/>
-          </w:tcPr>
-          <w:p>
-            <w:pPr>
-              <w:jc w:val="center"/>
-            </w:pPr>
-            <w:r>
-              <w:t>90</w:t>
+            <w:tcW w:type="dxa" w:w="2448"/>
+          </w:tcPr>
+          <w:p>
+            <w:pPr>
+              <w:jc w:val="center"/>
+            </w:pPr>
+            <w:r>
+              <w:t>Source — Multi-LLM synthesis</w:t>
+            </w:r>
+          </w:p>
+        </w:tc>
+        <w:tc>
+          <w:tcPr>
+            <w:tcW w:type="dxa" w:w="1296"/>
+          </w:tcPr>
+          <w:p>
+            <w:pPr>
+              <w:jc w:val="center"/>
+            </w:pPr>
+            <w:r>
+              <w:t>30% (122)</w:t>
+            </w:r>
+          </w:p>
+        </w:tc>
+        <w:tc>
+          <w:tcPr>
+            <w:tcW w:type="dxa" w:w="1296"/>
+          </w:tcPr>
+          <w:p>
+            <w:pPr>
+              <w:jc w:val="center"/>
+            </w:pPr>
+            <w:r>
+              <w:t>18.1%  (74)</w:t>
             </w:r>
           </w:p>
         </w:tc>
@@ -613,33 +2495,20 @@
               <w:jc w:val="center"/>
             </w:pPr>
             <w:r>
-              <w:t>60</w:t>
-            </w:r>
-          </w:p>
-        </w:tc>
-        <w:tc>
-          <w:tcPr>
-            <w:tcW w:type="dxa" w:w="936"/>
-          </w:tcPr>
-          <w:p>
-            <w:pPr>
-              <w:jc w:val="center"/>
-            </w:pPr>
-            <w:r>
-              <w:t>300</w:t>
-            </w:r>
-          </w:p>
-        </w:tc>
-        <w:tc>
-          <w:tcPr>
-            <w:tcW w:type="dxa" w:w="3024"/>
-          </w:tcPr>
-          <w:p>
-            <w:pPr>
-              <w:jc w:val="center"/>
-            </w:pPr>
-            <w:r>
-              <w:t>Parameter sweep + failure injection (programmatic.py)</w:t>
+              <w:t>−11.9 pp</w:t>
+            </w:r>
+          </w:p>
+        </w:tc>
+        <w:tc>
+          <w:tcPr>
+            <w:tcW w:type="dxa" w:w="3672"/>
+          </w:tcPr>
+          <w:p>
+            <w:pPr>
+              <w:jc w:val="center"/>
+            </w:pPr>
+            <w:r>
+              <w:t>API cost and DeepSeek+LLaMA judge latency limited volume to 74 tasks</w:t>
             </w:r>
           </w:p>
         </w:tc>
@@ -647,40 +2516,40 @@
       <w:tr>
         <w:tc>
           <w:tcPr>
-            <w:tcW w:type="dxa" w:w="2160"/>
-          </w:tcPr>
-          <w:p>
-            <w:pPr>
-              <w:jc w:val="center"/>
-            </w:pPr>
-            <w:r>
-              <w:t>Multi-LLM synthesis</w:t>
-            </w:r>
-          </w:p>
-        </w:tc>
-        <w:tc>
-          <w:tcPr>
-            <w:tcW w:type="dxa" w:w="864"/>
-          </w:tcPr>
-          <w:p>
-            <w:pPr>
-              <w:jc w:val="center"/>
-            </w:pPr>
-            <w:r>
-              <w:t>62</w:t>
-            </w:r>
-          </w:p>
-        </w:tc>
-        <w:tc>
-          <w:tcPr>
-            <w:tcW w:type="dxa" w:w="864"/>
-          </w:tcPr>
-          <w:p>
-            <w:pPr>
-              <w:jc w:val="center"/>
-            </w:pPr>
-            <w:r>
-              <w:t>12</w:t>
+            <w:tcW w:type="dxa" w:w="2448"/>
+          </w:tcPr>
+          <w:p>
+            <w:pPr>
+              <w:jc w:val="center"/>
+            </w:pPr>
+            <w:r>
+              <w:t>Source — Trace-derived</w:t>
+            </w:r>
+          </w:p>
+        </w:tc>
+        <w:tc>
+          <w:tcPr>
+            <w:tcW w:type="dxa" w:w="1296"/>
+          </w:tcPr>
+          <w:p>
+            <w:pPr>
+              <w:jc w:val="center"/>
+            </w:pPr>
+            <w:r>
+              <w:t>25% (102)</w:t>
+            </w:r>
+          </w:p>
+        </w:tc>
+        <w:tc>
+          <w:tcPr>
+            <w:tcW w:type="dxa" w:w="1296"/>
+          </w:tcPr>
+          <w:p>
+            <w:pPr>
+              <w:jc w:val="center"/>
+            </w:pPr>
+            <w:r>
+              <w:t>1.2%   (5)</w:t>
             </w:r>
           </w:p>
         </w:tc>
@@ -693,33 +2562,20 @@
               <w:jc w:val="center"/>
             </w:pPr>
             <w:r>
-              <w:t>0</w:t>
-            </w:r>
-          </w:p>
-        </w:tc>
-        <w:tc>
-          <w:tcPr>
-            <w:tcW w:type="dxa" w:w="936"/>
-          </w:tcPr>
-          <w:p>
-            <w:pPr>
-              <w:jc w:val="center"/>
-            </w:pPr>
-            <w:r>
-              <w:t>74</w:t>
-            </w:r>
-          </w:p>
-        </w:tc>
-        <w:tc>
-          <w:tcPr>
-            <w:tcW w:type="dxa" w:w="3024"/>
-          </w:tcPr>
-          <w:p>
-            <w:pPr>
-              <w:jc w:val="center"/>
-            </w:pPr>
-            <w:r>
-              <w:t>DeepSeek generate + LLaMA 8B judge (synthesis.py)</w:t>
+              <w:t>−23.8 pp</w:t>
+            </w:r>
+          </w:p>
+        </w:tc>
+        <w:tc>
+          <w:tcPr>
+            <w:tcW w:type="dxa" w:w="3672"/>
+          </w:tcPr>
+          <w:p>
+            <w:pPr>
+              <w:jc w:val="center"/>
+            </w:pPr>
+            <w:r>
+              <w:t>Structural constraint: only 5 real Week 10 traces available in trace_log.jsonl</w:t>
             </w:r>
           </w:p>
         </w:tc>
@@ -727,40 +2583,40 @@
       <w:tr>
         <w:tc>
           <w:tcPr>
-            <w:tcW w:type="dxa" w:w="2160"/>
-          </w:tcPr>
-          <w:p>
-            <w:pPr>
-              <w:jc w:val="center"/>
-            </w:pPr>
-            <w:r>
-              <w:t>Trace-derived</w:t>
-            </w:r>
-          </w:p>
-        </w:tc>
-        <w:tc>
-          <w:tcPr>
-            <w:tcW w:type="dxa" w:w="864"/>
-          </w:tcPr>
-          <w:p>
-            <w:pPr>
-              <w:jc w:val="center"/>
-            </w:pPr>
-            <w:r>
-              <w:t>2</w:t>
-            </w:r>
-          </w:p>
-        </w:tc>
-        <w:tc>
-          <w:tcPr>
-            <w:tcW w:type="dxa" w:w="864"/>
-          </w:tcPr>
-          <w:p>
-            <w:pPr>
-              <w:jc w:val="center"/>
-            </w:pPr>
-            <w:r>
-              <w:t>2</w:t>
+            <w:tcW w:type="dxa" w:w="2448"/>
+          </w:tcPr>
+          <w:p>
+            <w:pPr>
+              <w:jc w:val="center"/>
+            </w:pPr>
+            <w:r>
+              <w:t>Source — Hand-authored</w:t>
+            </w:r>
+          </w:p>
+        </w:tc>
+        <w:tc>
+          <w:tcPr>
+            <w:tcW w:type="dxa" w:w="1296"/>
+          </w:tcPr>
+          <w:p>
+            <w:pPr>
+              <w:jc w:val="center"/>
+            </w:pPr>
+            <w:r>
+              <w:t>15%  (61)</w:t>
+            </w:r>
+          </w:p>
+        </w:tc>
+        <w:tc>
+          <w:tcPr>
+            <w:tcW w:type="dxa" w:w="1296"/>
+          </w:tcPr>
+          <w:p>
+            <w:pPr>
+              <w:jc w:val="center"/>
+            </w:pPr>
+            <w:r>
+              <w:t>7.1%  (29)</w:t>
             </w:r>
           </w:p>
         </w:tc>
@@ -773,192 +2629,21 @@
               <w:jc w:val="center"/>
             </w:pPr>
             <w:r>
-              <w:t>1</w:t>
-            </w:r>
-          </w:p>
-        </w:tc>
-        <w:tc>
-          <w:tcPr>
-            <w:tcW w:type="dxa" w:w="936"/>
-          </w:tcPr>
-          <w:p>
-            <w:pPr>
-              <w:jc w:val="center"/>
-            </w:pPr>
-            <w:r>
-              <w:t>5</w:t>
-            </w:r>
-          </w:p>
-        </w:tc>
-        <w:tc>
-          <w:tcPr>
-            <w:tcW w:type="dxa" w:w="3024"/>
-          </w:tcPr>
-          <w:p>
-            <w:pPr>
-              <w:jc w:val="center"/>
-            </w:pPr>
-            <w:r>
-              <w:t>Week 10 eval/trace_log.jsonl (trace_derived.py)</w:t>
-            </w:r>
-          </w:p>
-        </w:tc>
-      </w:tr>
-      <w:tr>
-        <w:tc>
-          <w:tcPr>
-            <w:tcW w:type="dxa" w:w="2160"/>
-          </w:tcPr>
-          <w:p>
-            <w:pPr>
-              <w:jc w:val="center"/>
-            </w:pPr>
-            <w:r>
-              <w:t>Hand-authored</w:t>
-            </w:r>
-          </w:p>
-        </w:tc>
-        <w:tc>
-          <w:tcPr>
-            <w:tcW w:type="dxa" w:w="864"/>
-          </w:tcPr>
-          <w:p>
-            <w:pPr>
-              <w:jc w:val="center"/>
-            </w:pPr>
-            <w:r>
-              <w:t>21</w:t>
-            </w:r>
-          </w:p>
-        </w:tc>
-        <w:tc>
-          <w:tcPr>
-            <w:tcW w:type="dxa" w:w="864"/>
-          </w:tcPr>
-          <w:p>
-            <w:pPr>
-              <w:jc w:val="center"/>
-            </w:pPr>
-            <w:r>
-              <w:t>7</w:t>
-            </w:r>
-          </w:p>
-        </w:tc>
-        <w:tc>
-          <w:tcPr>
-            <w:tcW w:type="dxa" w:w="1080"/>
-          </w:tcPr>
-          <w:p>
-            <w:pPr>
-              <w:jc w:val="center"/>
-            </w:pPr>
-            <w:r>
-              <w:t>1</w:t>
-            </w:r>
-          </w:p>
-        </w:tc>
-        <w:tc>
-          <w:tcPr>
-            <w:tcW w:type="dxa" w:w="936"/>
-          </w:tcPr>
-          <w:p>
-            <w:pPr>
-              <w:jc w:val="center"/>
-            </w:pPr>
-            <w:r>
-              <w:t>29</w:t>
-            </w:r>
-          </w:p>
-        </w:tc>
-        <w:tc>
-          <w:tcPr>
-            <w:tcW w:type="dxa" w:w="3024"/>
-          </w:tcPr>
-          <w:p>
-            <w:pPr>
-              <w:jc w:val="center"/>
-            </w:pPr>
-            <w:r>
-              <w:t>Style Guide v2 labeled examples + adversarial</w:t>
-            </w:r>
-          </w:p>
-        </w:tc>
-      </w:tr>
-      <w:tr>
-        <w:tc>
-          <w:tcPr>
-            <w:tcW w:type="dxa" w:w="2160"/>
-          </w:tcPr>
-          <w:p>
-            <w:pPr>
-              <w:jc w:val="center"/>
-            </w:pPr>
-            <w:r>
-              <w:t>Total</w:t>
-            </w:r>
-          </w:p>
-        </w:tc>
-        <w:tc>
-          <w:tcPr>
-            <w:tcW w:type="dxa" w:w="864"/>
-          </w:tcPr>
-          <w:p>
-            <w:pPr>
-              <w:jc w:val="center"/>
-            </w:pPr>
-            <w:r>
-              <w:t>235</w:t>
-            </w:r>
-          </w:p>
-        </w:tc>
-        <w:tc>
-          <w:tcPr>
-            <w:tcW w:type="dxa" w:w="864"/>
-          </w:tcPr>
-          <w:p>
-            <w:pPr>
-              <w:jc w:val="center"/>
-            </w:pPr>
-            <w:r>
-              <w:t>111</w:t>
-            </w:r>
-          </w:p>
-        </w:tc>
-        <w:tc>
-          <w:tcPr>
-            <w:tcW w:type="dxa" w:w="1080"/>
-          </w:tcPr>
-          <w:p>
-            <w:pPr>
-              <w:jc w:val="center"/>
-            </w:pPr>
-            <w:r>
-              <w:t>62</w:t>
-            </w:r>
-          </w:p>
-        </w:tc>
-        <w:tc>
-          <w:tcPr>
-            <w:tcW w:type="dxa" w:w="936"/>
-          </w:tcPr>
-          <w:p>
-            <w:pPr>
-              <w:jc w:val="center"/>
-            </w:pPr>
-            <w:r>
-              <w:t>408</w:t>
-            </w:r>
-          </w:p>
-        </w:tc>
-        <w:tc>
-          <w:tcPr>
-            <w:tcW w:type="dxa" w:w="3024"/>
-          </w:tcPr>
-          <w:p>
-            <w:pPr>
-              <w:jc w:val="center"/>
-            </w:pPr>
-            <w:r/>
+              <w:t>−7.9 pp</w:t>
+            </w:r>
+          </w:p>
+        </w:tc>
+        <w:tc>
+          <w:tcPr>
+            <w:tcW w:type="dxa" w:w="3672"/>
+          </w:tcPr>
+          <w:p>
+            <w:pPr>
+              <w:jc w:val="center"/>
+            </w:pPr>
+            <w:r>
+              <w:t>Time-intensive; 29 tasks = 12 GOOD + 12 BAD (Style Guide v2) + 5 adversarial</w:t>
+            </w:r>
           </w:p>
         </w:tc>
       </w:tr>
@@ -1330,820 +3015,6 @@
             </w:pPr>
             <w:r>
               <w:t>Substring check, len() on subject (excl. [DRAFT]), word count (warm-aware)</w:t>
-            </w:r>
-          </w:p>
-        </w:tc>
-      </w:tr>
-    </w:tbl>
-    <w:p/>
-    <w:p>
-      <w:pPr>
-        <w:pStyle w:val="Heading2"/>
-      </w:pPr>
-      <w:r>
-        <w:t>1.4 Failure Dimension Counts vs. Targets</w:t>
-      </w:r>
-    </w:p>
-    <w:p>
-      <w:r>
-        <w:t>Each task is tagged with a primary failure class. Target: ≥30 examples per core class in the training partition (round-robin generation from programmatic.py). Proportional balance (≈20% per class) is the stated design goal for the programmatic 300-task block.</w:t>
-      </w:r>
-    </w:p>
-    <w:tbl>
-      <w:tblPr>
-        <w:tblStyle w:val="TableGrid"/>
-        <w:tblW w:type="auto" w:w="0"/>
-        <w:jc w:val="left"/>
-        <w:tblLook w:firstColumn="1" w:firstRow="1" w:lastColumn="0" w:lastRow="0" w:noHBand="0" w:noVBand="1" w:val="04A0"/>
-      </w:tblPr>
-      <w:tblGrid>
-        <w:gridCol w:w="1176"/>
-        <w:gridCol w:w="1176"/>
-        <w:gridCol w:w="1176"/>
-        <w:gridCol w:w="1176"/>
-        <w:gridCol w:w="1176"/>
-        <w:gridCol w:w="1176"/>
-        <w:gridCol w:w="1176"/>
-        <w:gridCol w:w="1176"/>
-      </w:tblGrid>
-      <w:tr>
-        <w:tc>
-          <w:tcPr>
-            <w:tcW w:type="dxa" w:w="3024"/>
-            <w:shd w:val="clear" w:color="auto" w:fill="1F497D"/>
-          </w:tcPr>
-          <w:p>
-            <w:pPr>
-              <w:jc w:val="center"/>
-            </w:pPr>
-            <w:r>
-              <w:rPr>
-                <w:b/>
-                <w:color w:val="FFFFFF"/>
-              </w:rPr>
-              <w:t>Failure Class</w:t>
-            </w:r>
-          </w:p>
-        </w:tc>
-        <w:tc>
-          <w:tcPr>
-            <w:tcW w:type="dxa" w:w="720"/>
-            <w:shd w:val="clear" w:color="auto" w:fill="1F497D"/>
-          </w:tcPr>
-          <w:p>
-            <w:pPr>
-              <w:jc w:val="center"/>
-            </w:pPr>
-            <w:r>
-              <w:rPr>
-                <w:b/>
-                <w:color w:val="FFFFFF"/>
-              </w:rPr>
-              <w:t>Train</w:t>
-            </w:r>
-          </w:p>
-        </w:tc>
-        <w:tc>
-          <w:tcPr>
-            <w:tcW w:type="dxa" w:w="720"/>
-            <w:shd w:val="clear" w:color="auto" w:fill="1F497D"/>
-          </w:tcPr>
-          <w:p>
-            <w:pPr>
-              <w:jc w:val="center"/>
-            </w:pPr>
-            <w:r>
-              <w:rPr>
-                <w:b/>
-                <w:color w:val="FFFFFF"/>
-              </w:rPr>
-              <w:t>Dev</w:t>
-            </w:r>
-          </w:p>
-        </w:tc>
-        <w:tc>
-          <w:tcPr>
-            <w:tcW w:type="dxa" w:w="936"/>
-            <w:shd w:val="clear" w:color="auto" w:fill="1F497D"/>
-          </w:tcPr>
-          <w:p>
-            <w:pPr>
-              <w:jc w:val="center"/>
-            </w:pPr>
-            <w:r>
-              <w:rPr>
-                <w:b/>
-                <w:color w:val="FFFFFF"/>
-              </w:rPr>
-              <w:t>Held-out</w:t>
-            </w:r>
-          </w:p>
-        </w:tc>
-        <w:tc>
-          <w:tcPr>
-            <w:tcW w:type="dxa" w:w="792"/>
-            <w:shd w:val="clear" w:color="auto" w:fill="1F497D"/>
-          </w:tcPr>
-          <w:p>
-            <w:pPr>
-              <w:jc w:val="center"/>
-            </w:pPr>
-            <w:r>
-              <w:rPr>
-                <w:b/>
-                <w:color w:val="FFFFFF"/>
-              </w:rPr>
-              <w:t>Total</w:t>
-            </w:r>
-          </w:p>
-        </w:tc>
-        <w:tc>
-          <w:tcPr>
-            <w:tcW w:type="dxa" w:w="864"/>
-            <w:shd w:val="clear" w:color="auto" w:fill="1F497D"/>
-          </w:tcPr>
-          <w:p>
-            <w:pPr>
-              <w:jc w:val="center"/>
-            </w:pPr>
-            <w:r>
-              <w:rPr>
-                <w:b/>
-                <w:color w:val="FFFFFF"/>
-              </w:rPr>
-              <w:t>Train %</w:t>
-            </w:r>
-          </w:p>
-        </w:tc>
-        <w:tc>
-          <w:tcPr>
-            <w:tcW w:type="dxa" w:w="1008"/>
-            <w:shd w:val="clear" w:color="auto" w:fill="1F497D"/>
-          </w:tcPr>
-          <w:p>
-            <w:pPr>
-              <w:jc w:val="center"/>
-            </w:pPr>
-            <w:r>
-              <w:rPr>
-                <w:b/>
-                <w:color w:val="FFFFFF"/>
-              </w:rPr>
-              <w:t>Target</w:t>
-            </w:r>
-          </w:p>
-        </w:tc>
-        <w:tc>
-          <w:tcPr>
-            <w:tcW w:type="dxa" w:w="1008"/>
-            <w:shd w:val="clear" w:color="auto" w:fill="1F497D"/>
-          </w:tcPr>
-          <w:p>
-            <w:pPr>
-              <w:jc w:val="center"/>
-            </w:pPr>
-            <w:r>
-              <w:rPr>
-                <w:b/>
-                <w:color w:val="FFFFFF"/>
-              </w:rPr>
-              <w:t>Status</w:t>
-            </w:r>
-          </w:p>
-        </w:tc>
-      </w:tr>
-      <w:tr>
-        <w:tc>
-          <w:tcPr>
-            <w:tcW w:type="dxa" w:w="3024"/>
-          </w:tcPr>
-          <w:p>
-            <w:pPr>
-              <w:jc w:val="center"/>
-            </w:pPr>
-            <w:r>
-              <w:t>FC1 — Hallucinated firmographics</w:t>
-            </w:r>
-          </w:p>
-        </w:tc>
-        <w:tc>
-          <w:tcPr>
-            <w:tcW w:type="dxa" w:w="720"/>
-          </w:tcPr>
-          <w:p>
-            <w:pPr>
-              <w:jc w:val="center"/>
-            </w:pPr>
-            <w:r>
-              <w:t>36</w:t>
-            </w:r>
-          </w:p>
-        </w:tc>
-        <w:tc>
-          <w:tcPr>
-            <w:tcW w:type="dxa" w:w="720"/>
-          </w:tcPr>
-          <w:p>
-            <w:pPr>
-              <w:jc w:val="center"/>
-            </w:pPr>
-            <w:r>
-              <w:t>22</w:t>
-            </w:r>
-          </w:p>
-        </w:tc>
-        <w:tc>
-          <w:tcPr>
-            <w:tcW w:type="dxa" w:w="936"/>
-          </w:tcPr>
-          <w:p>
-            <w:pPr>
-              <w:jc w:val="center"/>
-            </w:pPr>
-            <w:r>
-              <w:t>12</w:t>
-            </w:r>
-          </w:p>
-        </w:tc>
-        <w:tc>
-          <w:tcPr>
-            <w:tcW w:type="dxa" w:w="792"/>
-          </w:tcPr>
-          <w:p>
-            <w:pPr>
-              <w:jc w:val="center"/>
-            </w:pPr>
-            <w:r>
-              <w:t>70</w:t>
-            </w:r>
-          </w:p>
-        </w:tc>
-        <w:tc>
-          <w:tcPr>
-            <w:tcW w:type="dxa" w:w="864"/>
-          </w:tcPr>
-          <w:p>
-            <w:pPr>
-              <w:jc w:val="center"/>
-            </w:pPr>
-            <w:r>
-              <w:t>15%</w:t>
-            </w:r>
-          </w:p>
-        </w:tc>
-        <w:tc>
-          <w:tcPr>
-            <w:tcW w:type="dxa" w:w="1008"/>
-          </w:tcPr>
-          <w:p>
-            <w:pPr>
-              <w:jc w:val="center"/>
-            </w:pPr>
-            <w:r>
-              <w:t>≥30</w:t>
-            </w:r>
-          </w:p>
-        </w:tc>
-        <w:tc>
-          <w:tcPr>
-            <w:tcW w:type="dxa" w:w="1008"/>
-          </w:tcPr>
-          <w:p>
-            <w:pPr>
-              <w:jc w:val="center"/>
-            </w:pPr>
-            <w:r>
-              <w:t>✓ PASS</w:t>
-            </w:r>
-          </w:p>
-        </w:tc>
-      </w:tr>
-      <w:tr>
-        <w:tc>
-          <w:tcPr>
-            <w:tcW w:type="dxa" w:w="3024"/>
-          </w:tcPr>
-          <w:p>
-            <w:pPr>
-              <w:jc w:val="center"/>
-            </w:pPr>
-            <w:r>
-              <w:t>FC2 — Segment-gate bypass (Seg4 AI pitch)</w:t>
-            </w:r>
-          </w:p>
-        </w:tc>
-        <w:tc>
-          <w:tcPr>
-            <w:tcW w:type="dxa" w:w="720"/>
-          </w:tcPr>
-          <w:p>
-            <w:pPr>
-              <w:jc w:val="center"/>
-            </w:pPr>
-            <w:r>
-              <w:t>42</w:t>
-            </w:r>
-          </w:p>
-        </w:tc>
-        <w:tc>
-          <w:tcPr>
-            <w:tcW w:type="dxa" w:w="720"/>
-          </w:tcPr>
-          <w:p>
-            <w:pPr>
-              <w:jc w:val="center"/>
-            </w:pPr>
-            <w:r>
-              <w:t>20</w:t>
-            </w:r>
-          </w:p>
-        </w:tc>
-        <w:tc>
-          <w:tcPr>
-            <w:tcW w:type="dxa" w:w="936"/>
-          </w:tcPr>
-          <w:p>
-            <w:pPr>
-              <w:jc w:val="center"/>
-            </w:pPr>
-            <w:r>
-              <w:t>12</w:t>
-            </w:r>
-          </w:p>
-        </w:tc>
-        <w:tc>
-          <w:tcPr>
-            <w:tcW w:type="dxa" w:w="792"/>
-          </w:tcPr>
-          <w:p>
-            <w:pPr>
-              <w:jc w:val="center"/>
-            </w:pPr>
-            <w:r>
-              <w:t>74</w:t>
-            </w:r>
-          </w:p>
-        </w:tc>
-        <w:tc>
-          <w:tcPr>
-            <w:tcW w:type="dxa" w:w="864"/>
-          </w:tcPr>
-          <w:p>
-            <w:pPr>
-              <w:jc w:val="center"/>
-            </w:pPr>
-            <w:r>
-              <w:t>17%</w:t>
-            </w:r>
-          </w:p>
-        </w:tc>
-        <w:tc>
-          <w:tcPr>
-            <w:tcW w:type="dxa" w:w="1008"/>
-          </w:tcPr>
-          <w:p>
-            <w:pPr>
-              <w:jc w:val="center"/>
-            </w:pPr>
-            <w:r>
-              <w:t>≥30</w:t>
-            </w:r>
-          </w:p>
-        </w:tc>
-        <w:tc>
-          <w:tcPr>
-            <w:tcW w:type="dxa" w:w="1008"/>
-          </w:tcPr>
-          <w:p>
-            <w:pPr>
-              <w:jc w:val="center"/>
-            </w:pPr>
-            <w:r>
-              <w:t>✓ PASS</w:t>
-            </w:r>
-          </w:p>
-        </w:tc>
-      </w:tr>
-      <w:tr>
-        <w:tc>
-          <w:tcPr>
-            <w:tcW w:type="dxa" w:w="3024"/>
-          </w:tcPr>
-          <w:p>
-            <w:pPr>
-              <w:jc w:val="center"/>
-            </w:pPr>
-            <w:r>
-              <w:t>FC3 — Signal overclaim (growth/funding)</w:t>
-            </w:r>
-          </w:p>
-        </w:tc>
-        <w:tc>
-          <w:tcPr>
-            <w:tcW w:type="dxa" w:w="720"/>
-          </w:tcPr>
-          <w:p>
-            <w:pPr>
-              <w:jc w:val="center"/>
-            </w:pPr>
-            <w:r>
-              <w:t>71</w:t>
-            </w:r>
-          </w:p>
-        </w:tc>
-        <w:tc>
-          <w:tcPr>
-            <w:tcW w:type="dxa" w:w="720"/>
-          </w:tcPr>
-          <w:p>
-            <w:pPr>
-              <w:jc w:val="center"/>
-            </w:pPr>
-            <w:r>
-              <w:t>24</w:t>
-            </w:r>
-          </w:p>
-        </w:tc>
-        <w:tc>
-          <w:tcPr>
-            <w:tcW w:type="dxa" w:w="936"/>
-          </w:tcPr>
-          <w:p>
-            <w:pPr>
-              <w:jc w:val="center"/>
-            </w:pPr>
-            <w:r>
-              <w:t>13</w:t>
-            </w:r>
-          </w:p>
-        </w:tc>
-        <w:tc>
-          <w:tcPr>
-            <w:tcW w:type="dxa" w:w="792"/>
-          </w:tcPr>
-          <w:p>
-            <w:pPr>
-              <w:jc w:val="center"/>
-            </w:pPr>
-            <w:r>
-              <w:t>108</w:t>
-            </w:r>
-          </w:p>
-        </w:tc>
-        <w:tc>
-          <w:tcPr>
-            <w:tcW w:type="dxa" w:w="864"/>
-          </w:tcPr>
-          <w:p>
-            <w:pPr>
-              <w:jc w:val="center"/>
-            </w:pPr>
-            <w:r>
-              <w:t>30%</w:t>
-            </w:r>
-          </w:p>
-        </w:tc>
-        <w:tc>
-          <w:tcPr>
-            <w:tcW w:type="dxa" w:w="1008"/>
-          </w:tcPr>
-          <w:p>
-            <w:pPr>
-              <w:jc w:val="center"/>
-            </w:pPr>
-            <w:r>
-              <w:t>≥30</w:t>
-            </w:r>
-          </w:p>
-        </w:tc>
-        <w:tc>
-          <w:tcPr>
-            <w:tcW w:type="dxa" w:w="1008"/>
-          </w:tcPr>
-          <w:p>
-            <w:pPr>
-              <w:jc w:val="center"/>
-            </w:pPr>
-            <w:r>
-              <w:t>✓ PASS</w:t>
-            </w:r>
-          </w:p>
-        </w:tc>
-      </w:tr>
-      <w:tr>
-        <w:tc>
-          <w:tcPr>
-            <w:tcW w:type="dxa" w:w="3024"/>
-          </w:tcPr>
-          <w:p>
-            <w:pPr>
-              <w:jc w:val="center"/>
-            </w:pPr>
-            <w:r>
-              <w:t>FC-T — Tone/banned-phrase violation</w:t>
-            </w:r>
-          </w:p>
-        </w:tc>
-        <w:tc>
-          <w:tcPr>
-            <w:tcW w:type="dxa" w:w="720"/>
-          </w:tcPr>
-          <w:p>
-            <w:pPr>
-              <w:jc w:val="center"/>
-            </w:pPr>
-            <w:r>
-              <w:t>45</w:t>
-            </w:r>
-          </w:p>
-        </w:tc>
-        <w:tc>
-          <w:tcPr>
-            <w:tcW w:type="dxa" w:w="720"/>
-          </w:tcPr>
-          <w:p>
-            <w:pPr>
-              <w:jc w:val="center"/>
-            </w:pPr>
-            <w:r>
-              <w:t>23</w:t>
-            </w:r>
-          </w:p>
-        </w:tc>
-        <w:tc>
-          <w:tcPr>
-            <w:tcW w:type="dxa" w:w="936"/>
-          </w:tcPr>
-          <w:p>
-            <w:pPr>
-              <w:jc w:val="center"/>
-            </w:pPr>
-            <w:r>
-              <w:t>12</w:t>
-            </w:r>
-          </w:p>
-        </w:tc>
-        <w:tc>
-          <w:tcPr>
-            <w:tcW w:type="dxa" w:w="792"/>
-          </w:tcPr>
-          <w:p>
-            <w:pPr>
-              <w:jc w:val="center"/>
-            </w:pPr>
-            <w:r>
-              <w:t>80</w:t>
-            </w:r>
-          </w:p>
-        </w:tc>
-        <w:tc>
-          <w:tcPr>
-            <w:tcW w:type="dxa" w:w="864"/>
-          </w:tcPr>
-          <w:p>
-            <w:pPr>
-              <w:jc w:val="center"/>
-            </w:pPr>
-            <w:r>
-              <w:t>19%</w:t>
-            </w:r>
-          </w:p>
-        </w:tc>
-        <w:tc>
-          <w:tcPr>
-            <w:tcW w:type="dxa" w:w="1008"/>
-          </w:tcPr>
-          <w:p>
-            <w:pPr>
-              <w:jc w:val="center"/>
-            </w:pPr>
-            <w:r>
-              <w:t>≥30</w:t>
-            </w:r>
-          </w:p>
-        </w:tc>
-        <w:tc>
-          <w:tcPr>
-            <w:tcW w:type="dxa" w:w="1008"/>
-          </w:tcPr>
-          <w:p>
-            <w:pPr>
-              <w:jc w:val="center"/>
-            </w:pPr>
-            <w:r>
-              <w:t>✓ PASS</w:t>
-            </w:r>
-          </w:p>
-        </w:tc>
-      </w:tr>
-      <w:tr>
-        <w:tc>
-          <w:tcPr>
-            <w:tcW w:type="dxa" w:w="3024"/>
-          </w:tcPr>
-          <w:p>
-            <w:pPr>
-              <w:jc w:val="center"/>
-            </w:pPr>
-            <w:r>
-              <w:t>FC9 — Format non-compliance ([DRAFT]/length)</w:t>
-            </w:r>
-          </w:p>
-        </w:tc>
-        <w:tc>
-          <w:tcPr>
-            <w:tcW w:type="dxa" w:w="720"/>
-          </w:tcPr>
-          <w:p>
-            <w:pPr>
-              <w:jc w:val="center"/>
-            </w:pPr>
-            <w:r>
-              <w:t>30</w:t>
-            </w:r>
-          </w:p>
-        </w:tc>
-        <w:tc>
-          <w:tcPr>
-            <w:tcW w:type="dxa" w:w="720"/>
-          </w:tcPr>
-          <w:p>
-            <w:pPr>
-              <w:jc w:val="center"/>
-            </w:pPr>
-            <w:r>
-              <w:t>18</w:t>
-            </w:r>
-          </w:p>
-        </w:tc>
-        <w:tc>
-          <w:tcPr>
-            <w:tcW w:type="dxa" w:w="936"/>
-          </w:tcPr>
-          <w:p>
-            <w:pPr>
-              <w:jc w:val="center"/>
-            </w:pPr>
-            <w:r>
-              <w:t>13</w:t>
-            </w:r>
-          </w:p>
-        </w:tc>
-        <w:tc>
-          <w:tcPr>
-            <w:tcW w:type="dxa" w:w="792"/>
-          </w:tcPr>
-          <w:p>
-            <w:pPr>
-              <w:jc w:val="center"/>
-            </w:pPr>
-            <w:r>
-              <w:t>61</w:t>
-            </w:r>
-          </w:p>
-        </w:tc>
-        <w:tc>
-          <w:tcPr>
-            <w:tcW w:type="dxa" w:w="864"/>
-          </w:tcPr>
-          <w:p>
-            <w:pPr>
-              <w:jc w:val="center"/>
-            </w:pPr>
-            <w:r>
-              <w:t>12%</w:t>
-            </w:r>
-          </w:p>
-        </w:tc>
-        <w:tc>
-          <w:tcPr>
-            <w:tcW w:type="dxa" w:w="1008"/>
-          </w:tcPr>
-          <w:p>
-            <w:pPr>
-              <w:jc w:val="center"/>
-            </w:pPr>
-            <w:r>
-              <w:t>≥30</w:t>
-            </w:r>
-          </w:p>
-        </w:tc>
-        <w:tc>
-          <w:tcPr>
-            <w:tcW w:type="dxa" w:w="1008"/>
-          </w:tcPr>
-          <w:p>
-            <w:pPr>
-              <w:jc w:val="center"/>
-            </w:pPr>
-            <w:r>
-              <w:t>✓ PASS</w:t>
-            </w:r>
-          </w:p>
-        </w:tc>
-      </w:tr>
-      <w:tr>
-        <w:tc>
-          <w:tcPr>
-            <w:tcW w:type="dxa" w:w="3024"/>
-          </w:tcPr>
-          <w:p>
-            <w:pPr>
-              <w:jc w:val="center"/>
-            </w:pPr>
-            <w:r>
-              <w:t>Other / good_example_*</w:t>
-            </w:r>
-          </w:p>
-        </w:tc>
-        <w:tc>
-          <w:tcPr>
-            <w:tcW w:type="dxa" w:w="720"/>
-          </w:tcPr>
-          <w:p>
-            <w:pPr>
-              <w:jc w:val="center"/>
-            </w:pPr>
-            <w:r>
-              <w:t>11</w:t>
-            </w:r>
-          </w:p>
-        </w:tc>
-        <w:tc>
-          <w:tcPr>
-            <w:tcW w:type="dxa" w:w="720"/>
-          </w:tcPr>
-          <w:p>
-            <w:pPr>
-              <w:jc w:val="center"/>
-            </w:pPr>
-            <w:r>
-              <w:t>4</w:t>
-            </w:r>
-          </w:p>
-        </w:tc>
-        <w:tc>
-          <w:tcPr>
-            <w:tcW w:type="dxa" w:w="936"/>
-          </w:tcPr>
-          <w:p>
-            <w:pPr>
-              <w:jc w:val="center"/>
-            </w:pPr>
-            <w:r>
-              <w:t>0</w:t>
-            </w:r>
-          </w:p>
-        </w:tc>
-        <w:tc>
-          <w:tcPr>
-            <w:tcW w:type="dxa" w:w="792"/>
-          </w:tcPr>
-          <w:p>
-            <w:pPr>
-              <w:jc w:val="center"/>
-            </w:pPr>
-            <w:r>
-              <w:t>15</w:t>
-            </w:r>
-          </w:p>
-        </w:tc>
-        <w:tc>
-          <w:tcPr>
-            <w:tcW w:type="dxa" w:w="864"/>
-          </w:tcPr>
-          <w:p>
-            <w:pPr>
-              <w:jc w:val="center"/>
-            </w:pPr>
-            <w:r>
-              <w:t>—</w:t>
-            </w:r>
-          </w:p>
-        </w:tc>
-        <w:tc>
-          <w:tcPr>
-            <w:tcW w:type="dxa" w:w="1008"/>
-          </w:tcPr>
-          <w:p>
-            <w:pPr>
-              <w:jc w:val="center"/>
-            </w:pPr>
-            <w:r>
-              <w:t>n/a (excluded)</w:t>
-            </w:r>
-          </w:p>
-        </w:tc>
-        <w:tc>
-          <w:tcPr>
-            <w:tcW w:type="dxa" w:w="1008"/>
-          </w:tcPr>
-          <w:p>
-            <w:pPr>
-              <w:jc w:val="center"/>
-            </w:pPr>
-            <w:r>
-              <w:t>—</w:t>
             </w:r>
           </w:p>
         </w:tc>

--- a/interim_report.docx
+++ b/interim_report.docx
@@ -54,2022 +54,7 @@
         <w:pStyle w:val="Heading2"/>
       </w:pPr>
       <w:r>
-        <w:t>1.1 Master Cross-Tabulation: Partition × Source Mode × Failure Class</w:t>
-      </w:r>
-    </w:p>
-    <w:p>
-      <w:r>
-        <w:t>All three dataset axes integrated. Columns are failure classes; rows are source modes grouped by partition. Shaded rows show partition subtotals with actual vs. target percentages.</w:t>
-      </w:r>
-    </w:p>
-    <w:tbl>
-      <w:tblPr>
-        <w:tblStyle w:val="TableGrid"/>
-        <w:tblW w:type="auto" w:w="0"/>
-        <w:jc w:val="left"/>
-        <w:tblLook w:firstColumn="1" w:firstRow="1" w:lastColumn="0" w:lastRow="0" w:noHBand="0" w:noVBand="1" w:val="04A0"/>
-      </w:tblPr>
-      <w:tblGrid>
-        <w:gridCol w:w="1176"/>
-        <w:gridCol w:w="1176"/>
-        <w:gridCol w:w="1176"/>
-        <w:gridCol w:w="1176"/>
-        <w:gridCol w:w="1176"/>
-        <w:gridCol w:w="1176"/>
-        <w:gridCol w:w="1176"/>
-        <w:gridCol w:w="1176"/>
-      </w:tblGrid>
-      <w:tr>
-        <w:tc>
-          <w:tcPr>
-            <w:tcW w:type="dxa" w:w="3024"/>
-            <w:shd w:val="clear" w:color="auto" w:fill="1F497D"/>
-          </w:tcPr>
-          <w:p>
-            <w:pPr>
-              <w:jc w:val="center"/>
-            </w:pPr>
-            <w:r>
-              <w:rPr>
-                <w:b/>
-                <w:color w:val="FFFFFF"/>
-              </w:rPr>
-              <w:t>Partition / Source Mode</w:t>
-            </w:r>
-          </w:p>
-        </w:tc>
-        <w:tc>
-          <w:tcPr>
-            <w:tcW w:type="dxa" w:w="648"/>
-            <w:shd w:val="clear" w:color="auto" w:fill="1F497D"/>
-          </w:tcPr>
-          <w:p>
-            <w:pPr>
-              <w:jc w:val="center"/>
-            </w:pPr>
-            <w:r>
-              <w:rPr>
-                <w:b/>
-                <w:color w:val="FFFFFF"/>
-              </w:rPr>
-              <w:t>FC1</w:t>
-            </w:r>
-          </w:p>
-        </w:tc>
-        <w:tc>
-          <w:tcPr>
-            <w:tcW w:type="dxa" w:w="648"/>
-            <w:shd w:val="clear" w:color="auto" w:fill="1F497D"/>
-          </w:tcPr>
-          <w:p>
-            <w:pPr>
-              <w:jc w:val="center"/>
-            </w:pPr>
-            <w:r>
-              <w:rPr>
-                <w:b/>
-                <w:color w:val="FFFFFF"/>
-              </w:rPr>
-              <w:t>FC2</w:t>
-            </w:r>
-          </w:p>
-        </w:tc>
-        <w:tc>
-          <w:tcPr>
-            <w:tcW w:type="dxa" w:w="648"/>
-            <w:shd w:val="clear" w:color="auto" w:fill="1F497D"/>
-          </w:tcPr>
-          <w:p>
-            <w:pPr>
-              <w:jc w:val="center"/>
-            </w:pPr>
-            <w:r>
-              <w:rPr>
-                <w:b/>
-                <w:color w:val="FFFFFF"/>
-              </w:rPr>
-              <w:t>FC3</w:t>
-            </w:r>
-          </w:p>
-        </w:tc>
-        <w:tc>
-          <w:tcPr>
-            <w:tcW w:type="dxa" w:w="648"/>
-            <w:shd w:val="clear" w:color="auto" w:fill="1F497D"/>
-          </w:tcPr>
-          <w:p>
-            <w:pPr>
-              <w:jc w:val="center"/>
-            </w:pPr>
-            <w:r>
-              <w:rPr>
-                <w:b/>
-                <w:color w:val="FFFFFF"/>
-              </w:rPr>
-              <w:t>FC-T</w:t>
-            </w:r>
-          </w:p>
-        </w:tc>
-        <w:tc>
-          <w:tcPr>
-            <w:tcW w:type="dxa" w:w="648"/>
-            <w:shd w:val="clear" w:color="auto" w:fill="1F497D"/>
-          </w:tcPr>
-          <w:p>
-            <w:pPr>
-              <w:jc w:val="center"/>
-            </w:pPr>
-            <w:r>
-              <w:rPr>
-                <w:b/>
-                <w:color w:val="FFFFFF"/>
-              </w:rPr>
-              <w:t>FC9</w:t>
-            </w:r>
-          </w:p>
-        </w:tc>
-        <w:tc>
-          <w:tcPr>
-            <w:tcW w:type="dxa" w:w="504"/>
-            <w:shd w:val="clear" w:color="auto" w:fill="1F497D"/>
-          </w:tcPr>
-          <w:p>
-            <w:pPr>
-              <w:jc w:val="center"/>
-            </w:pPr>
-            <w:r>
-              <w:rPr>
-                <w:b/>
-                <w:color w:val="FFFFFF"/>
-              </w:rPr>
-              <w:t>Oth</w:t>
-            </w:r>
-          </w:p>
-        </w:tc>
-        <w:tc>
-          <w:tcPr>
-            <w:tcW w:type="dxa" w:w="792"/>
-            <w:shd w:val="clear" w:color="auto" w:fill="1F497D"/>
-          </w:tcPr>
-          <w:p>
-            <w:pPr>
-              <w:jc w:val="center"/>
-            </w:pPr>
-            <w:r>
-              <w:rPr>
-                <w:b/>
-                <w:color w:val="FFFFFF"/>
-              </w:rPr>
-              <w:t>Total</w:t>
-            </w:r>
-          </w:p>
-        </w:tc>
-      </w:tr>
-      <w:tr>
-        <w:tc>
-          <w:tcPr>
-            <w:tcW w:type="dxa" w:w="3024"/>
-            <w:shd w:val="clear" w:color="auto" w:fill="BDD7EE"/>
-          </w:tcPr>
-          <w:p>
-            <w:pPr>
-              <w:jc w:val="center"/>
-            </w:pPr>
-            <w:r>
-              <w:rPr>
-                <w:b/>
-              </w:rPr>
-              <w:t>TRAIN — actual 57.6%  |  target 50%  |  Δ +7.6 pp</w:t>
-            </w:r>
-          </w:p>
-        </w:tc>
-        <w:tc>
-          <w:tcPr>
-            <w:tcW w:type="dxa" w:w="648"/>
-            <w:shd w:val="clear" w:color="auto" w:fill="BDD7EE"/>
-          </w:tcPr>
-          <w:p>
-            <w:pPr>
-              <w:jc w:val="center"/>
-            </w:pPr>
-            <w:r>
-              <w:rPr>
-                <w:b/>
-              </w:rPr>
-              <w:t>36</w:t>
-            </w:r>
-          </w:p>
-        </w:tc>
-        <w:tc>
-          <w:tcPr>
-            <w:tcW w:type="dxa" w:w="648"/>
-            <w:shd w:val="clear" w:color="auto" w:fill="BDD7EE"/>
-          </w:tcPr>
-          <w:p>
-            <w:pPr>
-              <w:jc w:val="center"/>
-            </w:pPr>
-            <w:r>
-              <w:rPr>
-                <w:b/>
-              </w:rPr>
-              <w:t>42</w:t>
-            </w:r>
-          </w:p>
-        </w:tc>
-        <w:tc>
-          <w:tcPr>
-            <w:tcW w:type="dxa" w:w="648"/>
-            <w:shd w:val="clear" w:color="auto" w:fill="BDD7EE"/>
-          </w:tcPr>
-          <w:p>
-            <w:pPr>
-              <w:jc w:val="center"/>
-            </w:pPr>
-            <w:r>
-              <w:rPr>
-                <w:b/>
-              </w:rPr>
-              <w:t>71</w:t>
-            </w:r>
-          </w:p>
-        </w:tc>
-        <w:tc>
-          <w:tcPr>
-            <w:tcW w:type="dxa" w:w="648"/>
-            <w:shd w:val="clear" w:color="auto" w:fill="BDD7EE"/>
-          </w:tcPr>
-          <w:p>
-            <w:pPr>
-              <w:jc w:val="center"/>
-            </w:pPr>
-            <w:r>
-              <w:rPr>
-                <w:b/>
-              </w:rPr>
-              <w:t>45</w:t>
-            </w:r>
-          </w:p>
-        </w:tc>
-        <w:tc>
-          <w:tcPr>
-            <w:tcW w:type="dxa" w:w="648"/>
-            <w:shd w:val="clear" w:color="auto" w:fill="BDD7EE"/>
-          </w:tcPr>
-          <w:p>
-            <w:pPr>
-              <w:jc w:val="center"/>
-            </w:pPr>
-            <w:r>
-              <w:rPr>
-                <w:b/>
-              </w:rPr>
-              <w:t>30</w:t>
-            </w:r>
-          </w:p>
-        </w:tc>
-        <w:tc>
-          <w:tcPr>
-            <w:tcW w:type="dxa" w:w="504"/>
-            <w:shd w:val="clear" w:color="auto" w:fill="BDD7EE"/>
-          </w:tcPr>
-          <w:p>
-            <w:pPr>
-              <w:jc w:val="center"/>
-            </w:pPr>
-            <w:r>
-              <w:rPr>
-                <w:b/>
-              </w:rPr>
-              <w:t>11</w:t>
-            </w:r>
-          </w:p>
-        </w:tc>
-        <w:tc>
-          <w:tcPr>
-            <w:tcW w:type="dxa" w:w="792"/>
-            <w:shd w:val="clear" w:color="auto" w:fill="BDD7EE"/>
-          </w:tcPr>
-          <w:p>
-            <w:pPr>
-              <w:jc w:val="center"/>
-            </w:pPr>
-            <w:r>
-              <w:rPr>
-                <w:b/>
-              </w:rPr>
-              <w:t>235</w:t>
-            </w:r>
-          </w:p>
-        </w:tc>
-      </w:tr>
-      <w:tr>
-        <w:tc>
-          <w:tcPr>
-            <w:tcW w:type="dxa" w:w="3024"/>
-          </w:tcPr>
-          <w:p>
-            <w:pPr>
-              <w:jc w:val="center"/>
-            </w:pPr>
-            <w:r>
-              <w:t xml:space="preserve">  Programmatic</w:t>
-            </w:r>
-          </w:p>
-        </w:tc>
-        <w:tc>
-          <w:tcPr>
-            <w:tcW w:type="dxa" w:w="648"/>
-          </w:tcPr>
-          <w:p>
-            <w:pPr>
-              <w:jc w:val="center"/>
-            </w:pPr>
-            <w:r>
-              <w:t>30</w:t>
-            </w:r>
-          </w:p>
-        </w:tc>
-        <w:tc>
-          <w:tcPr>
-            <w:tcW w:type="dxa" w:w="648"/>
-          </w:tcPr>
-          <w:p>
-            <w:pPr>
-              <w:jc w:val="center"/>
-            </w:pPr>
-            <w:r>
-              <w:t>30</w:t>
-            </w:r>
-          </w:p>
-        </w:tc>
-        <w:tc>
-          <w:tcPr>
-            <w:tcW w:type="dxa" w:w="648"/>
-          </w:tcPr>
-          <w:p>
-            <w:pPr>
-              <w:jc w:val="center"/>
-            </w:pPr>
-            <w:r>
-              <w:t>30</w:t>
-            </w:r>
-          </w:p>
-        </w:tc>
-        <w:tc>
-          <w:tcPr>
-            <w:tcW w:type="dxa" w:w="648"/>
-          </w:tcPr>
-          <w:p>
-            <w:pPr>
-              <w:jc w:val="center"/>
-            </w:pPr>
-            <w:r>
-              <w:t>30</w:t>
-            </w:r>
-          </w:p>
-        </w:tc>
-        <w:tc>
-          <w:tcPr>
-            <w:tcW w:type="dxa" w:w="648"/>
-          </w:tcPr>
-          <w:p>
-            <w:pPr>
-              <w:jc w:val="center"/>
-            </w:pPr>
-            <w:r>
-              <w:t>30</w:t>
-            </w:r>
-          </w:p>
-        </w:tc>
-        <w:tc>
-          <w:tcPr>
-            <w:tcW w:type="dxa" w:w="504"/>
-          </w:tcPr>
-          <w:p>
-            <w:pPr>
-              <w:jc w:val="center"/>
-            </w:pPr>
-            <w:r>
-              <w:t>0</w:t>
-            </w:r>
-          </w:p>
-        </w:tc>
-        <w:tc>
-          <w:tcPr>
-            <w:tcW w:type="dxa" w:w="792"/>
-          </w:tcPr>
-          <w:p>
-            <w:pPr>
-              <w:jc w:val="center"/>
-            </w:pPr>
-            <w:r>
-              <w:t>150</w:t>
-            </w:r>
-          </w:p>
-        </w:tc>
-      </w:tr>
-      <w:tr>
-        <w:tc>
-          <w:tcPr>
-            <w:tcW w:type="dxa" w:w="3024"/>
-          </w:tcPr>
-          <w:p>
-            <w:pPr>
-              <w:jc w:val="center"/>
-            </w:pPr>
-            <w:r>
-              <w:t xml:space="preserve">  Synthesis</w:t>
-            </w:r>
-          </w:p>
-        </w:tc>
-        <w:tc>
-          <w:tcPr>
-            <w:tcW w:type="dxa" w:w="648"/>
-          </w:tcPr>
-          <w:p>
-            <w:pPr>
-              <w:jc w:val="center"/>
-            </w:pPr>
-            <w:r>
-              <w:t>3</w:t>
-            </w:r>
-          </w:p>
-        </w:tc>
-        <w:tc>
-          <w:tcPr>
-            <w:tcW w:type="dxa" w:w="648"/>
-          </w:tcPr>
-          <w:p>
-            <w:pPr>
-              <w:jc w:val="center"/>
-            </w:pPr>
-            <w:r>
-              <w:t>10</w:t>
-            </w:r>
-          </w:p>
-        </w:tc>
-        <w:tc>
-          <w:tcPr>
-            <w:tcW w:type="dxa" w:w="648"/>
-          </w:tcPr>
-          <w:p>
-            <w:pPr>
-              <w:jc w:val="center"/>
-            </w:pPr>
-            <w:r>
-              <w:t>36</w:t>
-            </w:r>
-          </w:p>
-        </w:tc>
-        <w:tc>
-          <w:tcPr>
-            <w:tcW w:type="dxa" w:w="648"/>
-          </w:tcPr>
-          <w:p>
-            <w:pPr>
-              <w:jc w:val="center"/>
-            </w:pPr>
-            <w:r>
-              <w:t>13</w:t>
-            </w:r>
-          </w:p>
-        </w:tc>
-        <w:tc>
-          <w:tcPr>
-            <w:tcW w:type="dxa" w:w="648"/>
-          </w:tcPr>
-          <w:p>
-            <w:pPr>
-              <w:jc w:val="center"/>
-            </w:pPr>
-            <w:r>
-              <w:t>0</w:t>
-            </w:r>
-          </w:p>
-        </w:tc>
-        <w:tc>
-          <w:tcPr>
-            <w:tcW w:type="dxa" w:w="504"/>
-          </w:tcPr>
-          <w:p>
-            <w:pPr>
-              <w:jc w:val="center"/>
-            </w:pPr>
-            <w:r>
-              <w:t>0</w:t>
-            </w:r>
-          </w:p>
-        </w:tc>
-        <w:tc>
-          <w:tcPr>
-            <w:tcW w:type="dxa" w:w="792"/>
-          </w:tcPr>
-          <w:p>
-            <w:pPr>
-              <w:jc w:val="center"/>
-            </w:pPr>
-            <w:r>
-              <w:t>62</w:t>
-            </w:r>
-          </w:p>
-        </w:tc>
-      </w:tr>
-      <w:tr>
-        <w:tc>
-          <w:tcPr>
-            <w:tcW w:type="dxa" w:w="3024"/>
-          </w:tcPr>
-          <w:p>
-            <w:pPr>
-              <w:jc w:val="center"/>
-            </w:pPr>
-            <w:r>
-              <w:t xml:space="preserve">  Trace</w:t>
-            </w:r>
-          </w:p>
-        </w:tc>
-        <w:tc>
-          <w:tcPr>
-            <w:tcW w:type="dxa" w:w="648"/>
-          </w:tcPr>
-          <w:p>
-            <w:pPr>
-              <w:jc w:val="center"/>
-            </w:pPr>
-            <w:r>
-              <w:t>0</w:t>
-            </w:r>
-          </w:p>
-        </w:tc>
-        <w:tc>
-          <w:tcPr>
-            <w:tcW w:type="dxa" w:w="648"/>
-          </w:tcPr>
-          <w:p>
-            <w:pPr>
-              <w:jc w:val="center"/>
-            </w:pPr>
-            <w:r>
-              <w:t>1</w:t>
-            </w:r>
-          </w:p>
-        </w:tc>
-        <w:tc>
-          <w:tcPr>
-            <w:tcW w:type="dxa" w:w="648"/>
-          </w:tcPr>
-          <w:p>
-            <w:pPr>
-              <w:jc w:val="center"/>
-            </w:pPr>
-            <w:r>
-              <w:t>1</w:t>
-            </w:r>
-          </w:p>
-        </w:tc>
-        <w:tc>
-          <w:tcPr>
-            <w:tcW w:type="dxa" w:w="648"/>
-          </w:tcPr>
-          <w:p>
-            <w:pPr>
-              <w:jc w:val="center"/>
-            </w:pPr>
-            <w:r>
-              <w:t>0</w:t>
-            </w:r>
-          </w:p>
-        </w:tc>
-        <w:tc>
-          <w:tcPr>
-            <w:tcW w:type="dxa" w:w="648"/>
-          </w:tcPr>
-          <w:p>
-            <w:pPr>
-              <w:jc w:val="center"/>
-            </w:pPr>
-            <w:r>
-              <w:t>0</w:t>
-            </w:r>
-          </w:p>
-        </w:tc>
-        <w:tc>
-          <w:tcPr>
-            <w:tcW w:type="dxa" w:w="504"/>
-          </w:tcPr>
-          <w:p>
-            <w:pPr>
-              <w:jc w:val="center"/>
-            </w:pPr>
-            <w:r>
-              <w:t>0</w:t>
-            </w:r>
-          </w:p>
-        </w:tc>
-        <w:tc>
-          <w:tcPr>
-            <w:tcW w:type="dxa" w:w="792"/>
-          </w:tcPr>
-          <w:p>
-            <w:pPr>
-              <w:jc w:val="center"/>
-            </w:pPr>
-            <w:r>
-              <w:t>2</w:t>
-            </w:r>
-          </w:p>
-        </w:tc>
-      </w:tr>
-      <w:tr>
-        <w:tc>
-          <w:tcPr>
-            <w:tcW w:type="dxa" w:w="3024"/>
-          </w:tcPr>
-          <w:p>
-            <w:pPr>
-              <w:jc w:val="center"/>
-            </w:pPr>
-            <w:r>
-              <w:t xml:space="preserve">  Hand-authored</w:t>
-            </w:r>
-          </w:p>
-        </w:tc>
-        <w:tc>
-          <w:tcPr>
-            <w:tcW w:type="dxa" w:w="648"/>
-          </w:tcPr>
-          <w:p>
-            <w:pPr>
-              <w:jc w:val="center"/>
-            </w:pPr>
-            <w:r>
-              <w:t>3</w:t>
-            </w:r>
-          </w:p>
-        </w:tc>
-        <w:tc>
-          <w:tcPr>
-            <w:tcW w:type="dxa" w:w="648"/>
-          </w:tcPr>
-          <w:p>
-            <w:pPr>
-              <w:jc w:val="center"/>
-            </w:pPr>
-            <w:r>
-              <w:t>1</w:t>
-            </w:r>
-          </w:p>
-        </w:tc>
-        <w:tc>
-          <w:tcPr>
-            <w:tcW w:type="dxa" w:w="648"/>
-          </w:tcPr>
-          <w:p>
-            <w:pPr>
-              <w:jc w:val="center"/>
-            </w:pPr>
-            <w:r>
-              <w:t>4</w:t>
-            </w:r>
-          </w:p>
-        </w:tc>
-        <w:tc>
-          <w:tcPr>
-            <w:tcW w:type="dxa" w:w="648"/>
-          </w:tcPr>
-          <w:p>
-            <w:pPr>
-              <w:jc w:val="center"/>
-            </w:pPr>
-            <w:r>
-              <w:t>2</w:t>
-            </w:r>
-          </w:p>
-        </w:tc>
-        <w:tc>
-          <w:tcPr>
-            <w:tcW w:type="dxa" w:w="648"/>
-          </w:tcPr>
-          <w:p>
-            <w:pPr>
-              <w:jc w:val="center"/>
-            </w:pPr>
-            <w:r>
-              <w:t>0</w:t>
-            </w:r>
-          </w:p>
-        </w:tc>
-        <w:tc>
-          <w:tcPr>
-            <w:tcW w:type="dxa" w:w="504"/>
-          </w:tcPr>
-          <w:p>
-            <w:pPr>
-              <w:jc w:val="center"/>
-            </w:pPr>
-            <w:r>
-              <w:t>11</w:t>
-            </w:r>
-          </w:p>
-        </w:tc>
-        <w:tc>
-          <w:tcPr>
-            <w:tcW w:type="dxa" w:w="792"/>
-          </w:tcPr>
-          <w:p>
-            <w:pPr>
-              <w:jc w:val="center"/>
-            </w:pPr>
-            <w:r>
-              <w:t>21</w:t>
-            </w:r>
-          </w:p>
-        </w:tc>
-      </w:tr>
-      <w:tr>
-        <w:tc>
-          <w:tcPr>
-            <w:tcW w:type="dxa" w:w="3024"/>
-            <w:shd w:val="clear" w:color="auto" w:fill="BDD7EE"/>
-          </w:tcPr>
-          <w:p>
-            <w:pPr>
-              <w:jc w:val="center"/>
-            </w:pPr>
-            <w:r>
-              <w:rPr>
-                <w:b/>
-              </w:rPr>
-              <w:t>DEV — actual 27.2%  |  target 30%  |  Δ −2.8 pp</w:t>
-            </w:r>
-          </w:p>
-        </w:tc>
-        <w:tc>
-          <w:tcPr>
-            <w:tcW w:type="dxa" w:w="648"/>
-            <w:shd w:val="clear" w:color="auto" w:fill="BDD7EE"/>
-          </w:tcPr>
-          <w:p>
-            <w:pPr>
-              <w:jc w:val="center"/>
-            </w:pPr>
-            <w:r>
-              <w:rPr>
-                <w:b/>
-              </w:rPr>
-              <w:t>22</w:t>
-            </w:r>
-          </w:p>
-        </w:tc>
-        <w:tc>
-          <w:tcPr>
-            <w:tcW w:type="dxa" w:w="648"/>
-            <w:shd w:val="clear" w:color="auto" w:fill="BDD7EE"/>
-          </w:tcPr>
-          <w:p>
-            <w:pPr>
-              <w:jc w:val="center"/>
-            </w:pPr>
-            <w:r>
-              <w:rPr>
-                <w:b/>
-              </w:rPr>
-              <w:t>20</w:t>
-            </w:r>
-          </w:p>
-        </w:tc>
-        <w:tc>
-          <w:tcPr>
-            <w:tcW w:type="dxa" w:w="648"/>
-            <w:shd w:val="clear" w:color="auto" w:fill="BDD7EE"/>
-          </w:tcPr>
-          <w:p>
-            <w:pPr>
-              <w:jc w:val="center"/>
-            </w:pPr>
-            <w:r>
-              <w:rPr>
-                <w:b/>
-              </w:rPr>
-              <w:t>24</w:t>
-            </w:r>
-          </w:p>
-        </w:tc>
-        <w:tc>
-          <w:tcPr>
-            <w:tcW w:type="dxa" w:w="648"/>
-            <w:shd w:val="clear" w:color="auto" w:fill="BDD7EE"/>
-          </w:tcPr>
-          <w:p>
-            <w:pPr>
-              <w:jc w:val="center"/>
-            </w:pPr>
-            <w:r>
-              <w:rPr>
-                <w:b/>
-              </w:rPr>
-              <w:t>23</w:t>
-            </w:r>
-          </w:p>
-        </w:tc>
-        <w:tc>
-          <w:tcPr>
-            <w:tcW w:type="dxa" w:w="648"/>
-            <w:shd w:val="clear" w:color="auto" w:fill="BDD7EE"/>
-          </w:tcPr>
-          <w:p>
-            <w:pPr>
-              <w:jc w:val="center"/>
-            </w:pPr>
-            <w:r>
-              <w:rPr>
-                <w:b/>
-              </w:rPr>
-              <w:t>18</w:t>
-            </w:r>
-          </w:p>
-        </w:tc>
-        <w:tc>
-          <w:tcPr>
-            <w:tcW w:type="dxa" w:w="504"/>
-            <w:shd w:val="clear" w:color="auto" w:fill="BDD7EE"/>
-          </w:tcPr>
-          <w:p>
-            <w:pPr>
-              <w:jc w:val="center"/>
-            </w:pPr>
-            <w:r>
-              <w:rPr>
-                <w:b/>
-              </w:rPr>
-              <w:t>4</w:t>
-            </w:r>
-          </w:p>
-        </w:tc>
-        <w:tc>
-          <w:tcPr>
-            <w:tcW w:type="dxa" w:w="792"/>
-            <w:shd w:val="clear" w:color="auto" w:fill="BDD7EE"/>
-          </w:tcPr>
-          <w:p>
-            <w:pPr>
-              <w:jc w:val="center"/>
-            </w:pPr>
-            <w:r>
-              <w:rPr>
-                <w:b/>
-              </w:rPr>
-              <w:t>111</w:t>
-            </w:r>
-          </w:p>
-        </w:tc>
-      </w:tr>
-      <w:tr>
-        <w:tc>
-          <w:tcPr>
-            <w:tcW w:type="dxa" w:w="3024"/>
-          </w:tcPr>
-          <w:p>
-            <w:pPr>
-              <w:jc w:val="center"/>
-            </w:pPr>
-            <w:r>
-              <w:t xml:space="preserve">  Programmatic</w:t>
-            </w:r>
-          </w:p>
-        </w:tc>
-        <w:tc>
-          <w:tcPr>
-            <w:tcW w:type="dxa" w:w="648"/>
-          </w:tcPr>
-          <w:p>
-            <w:pPr>
-              <w:jc w:val="center"/>
-            </w:pPr>
-            <w:r>
-              <w:t>18</w:t>
-            </w:r>
-          </w:p>
-        </w:tc>
-        <w:tc>
-          <w:tcPr>
-            <w:tcW w:type="dxa" w:w="648"/>
-          </w:tcPr>
-          <w:p>
-            <w:pPr>
-              <w:jc w:val="center"/>
-            </w:pPr>
-            <w:r>
-              <w:t>18</w:t>
-            </w:r>
-          </w:p>
-        </w:tc>
-        <w:tc>
-          <w:tcPr>
-            <w:tcW w:type="dxa" w:w="648"/>
-          </w:tcPr>
-          <w:p>
-            <w:pPr>
-              <w:jc w:val="center"/>
-            </w:pPr>
-            <w:r>
-              <w:t>18</w:t>
-            </w:r>
-          </w:p>
-        </w:tc>
-        <w:tc>
-          <w:tcPr>
-            <w:tcW w:type="dxa" w:w="648"/>
-          </w:tcPr>
-          <w:p>
-            <w:pPr>
-              <w:jc w:val="center"/>
-            </w:pPr>
-            <w:r>
-              <w:t>18</w:t>
-            </w:r>
-          </w:p>
-        </w:tc>
-        <w:tc>
-          <w:tcPr>
-            <w:tcW w:type="dxa" w:w="648"/>
-          </w:tcPr>
-          <w:p>
-            <w:pPr>
-              <w:jc w:val="center"/>
-            </w:pPr>
-            <w:r>
-              <w:t>18</w:t>
-            </w:r>
-          </w:p>
-        </w:tc>
-        <w:tc>
-          <w:tcPr>
-            <w:tcW w:type="dxa" w:w="504"/>
-          </w:tcPr>
-          <w:p>
-            <w:pPr>
-              <w:jc w:val="center"/>
-            </w:pPr>
-            <w:r>
-              <w:t>0</w:t>
-            </w:r>
-          </w:p>
-        </w:tc>
-        <w:tc>
-          <w:tcPr>
-            <w:tcW w:type="dxa" w:w="792"/>
-          </w:tcPr>
-          <w:p>
-            <w:pPr>
-              <w:jc w:val="center"/>
-            </w:pPr>
-            <w:r>
-              <w:t>90</w:t>
-            </w:r>
-          </w:p>
-        </w:tc>
-      </w:tr>
-      <w:tr>
-        <w:tc>
-          <w:tcPr>
-            <w:tcW w:type="dxa" w:w="3024"/>
-          </w:tcPr>
-          <w:p>
-            <w:pPr>
-              <w:jc w:val="center"/>
-            </w:pPr>
-            <w:r>
-              <w:t xml:space="preserve">  Synthesis</w:t>
-            </w:r>
-          </w:p>
-        </w:tc>
-        <w:tc>
-          <w:tcPr>
-            <w:tcW w:type="dxa" w:w="648"/>
-          </w:tcPr>
-          <w:p>
-            <w:pPr>
-              <w:jc w:val="center"/>
-            </w:pPr>
-            <w:r>
-              <w:t>2</w:t>
-            </w:r>
-          </w:p>
-        </w:tc>
-        <w:tc>
-          <w:tcPr>
-            <w:tcW w:type="dxa" w:w="648"/>
-          </w:tcPr>
-          <w:p>
-            <w:pPr>
-              <w:jc w:val="center"/>
-            </w:pPr>
-            <w:r>
-              <w:t>1</w:t>
-            </w:r>
-          </w:p>
-        </w:tc>
-        <w:tc>
-          <w:tcPr>
-            <w:tcW w:type="dxa" w:w="648"/>
-          </w:tcPr>
-          <w:p>
-            <w:pPr>
-              <w:jc w:val="center"/>
-            </w:pPr>
-            <w:r>
-              <w:t>6</w:t>
-            </w:r>
-          </w:p>
-        </w:tc>
-        <w:tc>
-          <w:tcPr>
-            <w:tcW w:type="dxa" w:w="648"/>
-          </w:tcPr>
-          <w:p>
-            <w:pPr>
-              <w:jc w:val="center"/>
-            </w:pPr>
-            <w:r>
-              <w:t>3</w:t>
-            </w:r>
-          </w:p>
-        </w:tc>
-        <w:tc>
-          <w:tcPr>
-            <w:tcW w:type="dxa" w:w="648"/>
-          </w:tcPr>
-          <w:p>
-            <w:pPr>
-              <w:jc w:val="center"/>
-            </w:pPr>
-            <w:r>
-              <w:t>0</w:t>
-            </w:r>
-          </w:p>
-        </w:tc>
-        <w:tc>
-          <w:tcPr>
-            <w:tcW w:type="dxa" w:w="504"/>
-          </w:tcPr>
-          <w:p>
-            <w:pPr>
-              <w:jc w:val="center"/>
-            </w:pPr>
-            <w:r>
-              <w:t>0</w:t>
-            </w:r>
-          </w:p>
-        </w:tc>
-        <w:tc>
-          <w:tcPr>
-            <w:tcW w:type="dxa" w:w="792"/>
-          </w:tcPr>
-          <w:p>
-            <w:pPr>
-              <w:jc w:val="center"/>
-            </w:pPr>
-            <w:r>
-              <w:t>12</w:t>
-            </w:r>
-          </w:p>
-        </w:tc>
-      </w:tr>
-      <w:tr>
-        <w:tc>
-          <w:tcPr>
-            <w:tcW w:type="dxa" w:w="3024"/>
-          </w:tcPr>
-          <w:p>
-            <w:pPr>
-              <w:jc w:val="center"/>
-            </w:pPr>
-            <w:r>
-              <w:t xml:space="preserve">  Trace</w:t>
-            </w:r>
-          </w:p>
-        </w:tc>
-        <w:tc>
-          <w:tcPr>
-            <w:tcW w:type="dxa" w:w="648"/>
-          </w:tcPr>
-          <w:p>
-            <w:pPr>
-              <w:jc w:val="center"/>
-            </w:pPr>
-            <w:r>
-              <w:t>0</w:t>
-            </w:r>
-          </w:p>
-        </w:tc>
-        <w:tc>
-          <w:tcPr>
-            <w:tcW w:type="dxa" w:w="648"/>
-          </w:tcPr>
-          <w:p>
-            <w:pPr>
-              <w:jc w:val="center"/>
-            </w:pPr>
-            <w:r>
-              <w:t>0</w:t>
-            </w:r>
-          </w:p>
-        </w:tc>
-        <w:tc>
-          <w:tcPr>
-            <w:tcW w:type="dxa" w:w="648"/>
-          </w:tcPr>
-          <w:p>
-            <w:pPr>
-              <w:jc w:val="center"/>
-            </w:pPr>
-            <w:r>
-              <w:t>0</w:t>
-            </w:r>
-          </w:p>
-        </w:tc>
-        <w:tc>
-          <w:tcPr>
-            <w:tcW w:type="dxa" w:w="648"/>
-          </w:tcPr>
-          <w:p>
-            <w:pPr>
-              <w:jc w:val="center"/>
-            </w:pPr>
-            <w:r>
-              <w:t>0</w:t>
-            </w:r>
-          </w:p>
-        </w:tc>
-        <w:tc>
-          <w:tcPr>
-            <w:tcW w:type="dxa" w:w="648"/>
-          </w:tcPr>
-          <w:p>
-            <w:pPr>
-              <w:jc w:val="center"/>
-            </w:pPr>
-            <w:r>
-              <w:t>0</w:t>
-            </w:r>
-          </w:p>
-        </w:tc>
-        <w:tc>
-          <w:tcPr>
-            <w:tcW w:type="dxa" w:w="504"/>
-          </w:tcPr>
-          <w:p>
-            <w:pPr>
-              <w:jc w:val="center"/>
-            </w:pPr>
-            <w:r>
-              <w:t>2</w:t>
-            </w:r>
-          </w:p>
-        </w:tc>
-        <w:tc>
-          <w:tcPr>
-            <w:tcW w:type="dxa" w:w="792"/>
-          </w:tcPr>
-          <w:p>
-            <w:pPr>
-              <w:jc w:val="center"/>
-            </w:pPr>
-            <w:r>
-              <w:t>2</w:t>
-            </w:r>
-          </w:p>
-        </w:tc>
-      </w:tr>
-      <w:tr>
-        <w:tc>
-          <w:tcPr>
-            <w:tcW w:type="dxa" w:w="3024"/>
-          </w:tcPr>
-          <w:p>
-            <w:pPr>
-              <w:jc w:val="center"/>
-            </w:pPr>
-            <w:r>
-              <w:t xml:space="preserve">  Hand-authored</w:t>
-            </w:r>
-          </w:p>
-        </w:tc>
-        <w:tc>
-          <w:tcPr>
-            <w:tcW w:type="dxa" w:w="648"/>
-          </w:tcPr>
-          <w:p>
-            <w:pPr>
-              <w:jc w:val="center"/>
-            </w:pPr>
-            <w:r>
-              <w:t>2</w:t>
-            </w:r>
-          </w:p>
-        </w:tc>
-        <w:tc>
-          <w:tcPr>
-            <w:tcW w:type="dxa" w:w="648"/>
-          </w:tcPr>
-          <w:p>
-            <w:pPr>
-              <w:jc w:val="center"/>
-            </w:pPr>
-            <w:r>
-              <w:t>1</w:t>
-            </w:r>
-          </w:p>
-        </w:tc>
-        <w:tc>
-          <w:tcPr>
-            <w:tcW w:type="dxa" w:w="648"/>
-          </w:tcPr>
-          <w:p>
-            <w:pPr>
-              <w:jc w:val="center"/>
-            </w:pPr>
-            <w:r>
-              <w:t>0</w:t>
-            </w:r>
-          </w:p>
-        </w:tc>
-        <w:tc>
-          <w:tcPr>
-            <w:tcW w:type="dxa" w:w="648"/>
-          </w:tcPr>
-          <w:p>
-            <w:pPr>
-              <w:jc w:val="center"/>
-            </w:pPr>
-            <w:r>
-              <w:t>2</w:t>
-            </w:r>
-          </w:p>
-        </w:tc>
-        <w:tc>
-          <w:tcPr>
-            <w:tcW w:type="dxa" w:w="648"/>
-          </w:tcPr>
-          <w:p>
-            <w:pPr>
-              <w:jc w:val="center"/>
-            </w:pPr>
-            <w:r>
-              <w:t>0</w:t>
-            </w:r>
-          </w:p>
-        </w:tc>
-        <w:tc>
-          <w:tcPr>
-            <w:tcW w:type="dxa" w:w="504"/>
-          </w:tcPr>
-          <w:p>
-            <w:pPr>
-              <w:jc w:val="center"/>
-            </w:pPr>
-            <w:r>
-              <w:t>2</w:t>
-            </w:r>
-          </w:p>
-        </w:tc>
-        <w:tc>
-          <w:tcPr>
-            <w:tcW w:type="dxa" w:w="792"/>
-          </w:tcPr>
-          <w:p>
-            <w:pPr>
-              <w:jc w:val="center"/>
-            </w:pPr>
-            <w:r>
-              <w:t>7</w:t>
-            </w:r>
-          </w:p>
-        </w:tc>
-      </w:tr>
-      <w:tr>
-        <w:tc>
-          <w:tcPr>
-            <w:tcW w:type="dxa" w:w="3024"/>
-            <w:shd w:val="clear" w:color="auto" w:fill="BDD7EE"/>
-          </w:tcPr>
-          <w:p>
-            <w:pPr>
-              <w:jc w:val="center"/>
-            </w:pPr>
-            <w:r>
-              <w:rPr>
-                <w:b/>
-              </w:rPr>
-              <w:t>HELD-OUT — actual 15.2%  |  target 20%  |  Δ −4.8 pp</w:t>
-            </w:r>
-          </w:p>
-        </w:tc>
-        <w:tc>
-          <w:tcPr>
-            <w:tcW w:type="dxa" w:w="648"/>
-            <w:shd w:val="clear" w:color="auto" w:fill="BDD7EE"/>
-          </w:tcPr>
-          <w:p>
-            <w:pPr>
-              <w:jc w:val="center"/>
-            </w:pPr>
-            <w:r>
-              <w:rPr>
-                <w:b/>
-              </w:rPr>
-              <w:t>12</w:t>
-            </w:r>
-          </w:p>
-        </w:tc>
-        <w:tc>
-          <w:tcPr>
-            <w:tcW w:type="dxa" w:w="648"/>
-            <w:shd w:val="clear" w:color="auto" w:fill="BDD7EE"/>
-          </w:tcPr>
-          <w:p>
-            <w:pPr>
-              <w:jc w:val="center"/>
-            </w:pPr>
-            <w:r>
-              <w:rPr>
-                <w:b/>
-              </w:rPr>
-              <w:t>12</w:t>
-            </w:r>
-          </w:p>
-        </w:tc>
-        <w:tc>
-          <w:tcPr>
-            <w:tcW w:type="dxa" w:w="648"/>
-            <w:shd w:val="clear" w:color="auto" w:fill="BDD7EE"/>
-          </w:tcPr>
-          <w:p>
-            <w:pPr>
-              <w:jc w:val="center"/>
-            </w:pPr>
-            <w:r>
-              <w:rPr>
-                <w:b/>
-              </w:rPr>
-              <w:t>13</w:t>
-            </w:r>
-          </w:p>
-        </w:tc>
-        <w:tc>
-          <w:tcPr>
-            <w:tcW w:type="dxa" w:w="648"/>
-            <w:shd w:val="clear" w:color="auto" w:fill="BDD7EE"/>
-          </w:tcPr>
-          <w:p>
-            <w:pPr>
-              <w:jc w:val="center"/>
-            </w:pPr>
-            <w:r>
-              <w:rPr>
-                <w:b/>
-              </w:rPr>
-              <w:t>12</w:t>
-            </w:r>
-          </w:p>
-        </w:tc>
-        <w:tc>
-          <w:tcPr>
-            <w:tcW w:type="dxa" w:w="648"/>
-            <w:shd w:val="clear" w:color="auto" w:fill="BDD7EE"/>
-          </w:tcPr>
-          <w:p>
-            <w:pPr>
-              <w:jc w:val="center"/>
-            </w:pPr>
-            <w:r>
-              <w:rPr>
-                <w:b/>
-              </w:rPr>
-              <w:t>13</w:t>
-            </w:r>
-          </w:p>
-        </w:tc>
-        <w:tc>
-          <w:tcPr>
-            <w:tcW w:type="dxa" w:w="504"/>
-            <w:shd w:val="clear" w:color="auto" w:fill="BDD7EE"/>
-          </w:tcPr>
-          <w:p>
-            <w:pPr>
-              <w:jc w:val="center"/>
-            </w:pPr>
-            <w:r>
-              <w:rPr>
-                <w:b/>
-              </w:rPr>
-              <w:t>0</w:t>
-            </w:r>
-          </w:p>
-        </w:tc>
-        <w:tc>
-          <w:tcPr>
-            <w:tcW w:type="dxa" w:w="792"/>
-            <w:shd w:val="clear" w:color="auto" w:fill="BDD7EE"/>
-          </w:tcPr>
-          <w:p>
-            <w:pPr>
-              <w:jc w:val="center"/>
-            </w:pPr>
-            <w:r>
-              <w:rPr>
-                <w:b/>
-              </w:rPr>
-              <w:t>62</w:t>
-            </w:r>
-          </w:p>
-        </w:tc>
-      </w:tr>
-      <w:tr>
-        <w:tc>
-          <w:tcPr>
-            <w:tcW w:type="dxa" w:w="3024"/>
-          </w:tcPr>
-          <w:p>
-            <w:pPr>
-              <w:jc w:val="center"/>
-            </w:pPr>
-            <w:r>
-              <w:t xml:space="preserve">  Programmatic</w:t>
-            </w:r>
-          </w:p>
-        </w:tc>
-        <w:tc>
-          <w:tcPr>
-            <w:tcW w:type="dxa" w:w="648"/>
-          </w:tcPr>
-          <w:p>
-            <w:pPr>
-              <w:jc w:val="center"/>
-            </w:pPr>
-            <w:r>
-              <w:t>12</w:t>
-            </w:r>
-          </w:p>
-        </w:tc>
-        <w:tc>
-          <w:tcPr>
-            <w:tcW w:type="dxa" w:w="648"/>
-          </w:tcPr>
-          <w:p>
-            <w:pPr>
-              <w:jc w:val="center"/>
-            </w:pPr>
-            <w:r>
-              <w:t>12</w:t>
-            </w:r>
-          </w:p>
-        </w:tc>
-        <w:tc>
-          <w:tcPr>
-            <w:tcW w:type="dxa" w:w="648"/>
-          </w:tcPr>
-          <w:p>
-            <w:pPr>
-              <w:jc w:val="center"/>
-            </w:pPr>
-            <w:r>
-              <w:t>12</w:t>
-            </w:r>
-          </w:p>
-        </w:tc>
-        <w:tc>
-          <w:tcPr>
-            <w:tcW w:type="dxa" w:w="648"/>
-          </w:tcPr>
-          <w:p>
-            <w:pPr>
-              <w:jc w:val="center"/>
-            </w:pPr>
-            <w:r>
-              <w:t>12</w:t>
-            </w:r>
-          </w:p>
-        </w:tc>
-        <w:tc>
-          <w:tcPr>
-            <w:tcW w:type="dxa" w:w="648"/>
-          </w:tcPr>
-          <w:p>
-            <w:pPr>
-              <w:jc w:val="center"/>
-            </w:pPr>
-            <w:r>
-              <w:t>12</w:t>
-            </w:r>
-          </w:p>
-        </w:tc>
-        <w:tc>
-          <w:tcPr>
-            <w:tcW w:type="dxa" w:w="504"/>
-          </w:tcPr>
-          <w:p>
-            <w:pPr>
-              <w:jc w:val="center"/>
-            </w:pPr>
-            <w:r>
-              <w:t>0</w:t>
-            </w:r>
-          </w:p>
-        </w:tc>
-        <w:tc>
-          <w:tcPr>
-            <w:tcW w:type="dxa" w:w="792"/>
-          </w:tcPr>
-          <w:p>
-            <w:pPr>
-              <w:jc w:val="center"/>
-            </w:pPr>
-            <w:r>
-              <w:t>60</w:t>
-            </w:r>
-          </w:p>
-        </w:tc>
-      </w:tr>
-      <w:tr>
-        <w:tc>
-          <w:tcPr>
-            <w:tcW w:type="dxa" w:w="3024"/>
-          </w:tcPr>
-          <w:p>
-            <w:pPr>
-              <w:jc w:val="center"/>
-            </w:pPr>
-            <w:r>
-              <w:t xml:space="preserve">  Synthesis</w:t>
-            </w:r>
-          </w:p>
-        </w:tc>
-        <w:tc>
-          <w:tcPr>
-            <w:tcW w:type="dxa" w:w="648"/>
-          </w:tcPr>
-          <w:p>
-            <w:pPr>
-              <w:jc w:val="center"/>
-            </w:pPr>
-            <w:r>
-              <w:t>0</w:t>
-            </w:r>
-          </w:p>
-        </w:tc>
-        <w:tc>
-          <w:tcPr>
-            <w:tcW w:type="dxa" w:w="648"/>
-          </w:tcPr>
-          <w:p>
-            <w:pPr>
-              <w:jc w:val="center"/>
-            </w:pPr>
-            <w:r>
-              <w:t>0</w:t>
-            </w:r>
-          </w:p>
-        </w:tc>
-        <w:tc>
-          <w:tcPr>
-            <w:tcW w:type="dxa" w:w="648"/>
-          </w:tcPr>
-          <w:p>
-            <w:pPr>
-              <w:jc w:val="center"/>
-            </w:pPr>
-            <w:r>
-              <w:t>0</w:t>
-            </w:r>
-          </w:p>
-        </w:tc>
-        <w:tc>
-          <w:tcPr>
-            <w:tcW w:type="dxa" w:w="648"/>
-          </w:tcPr>
-          <w:p>
-            <w:pPr>
-              <w:jc w:val="center"/>
-            </w:pPr>
-            <w:r>
-              <w:t>0</w:t>
-            </w:r>
-          </w:p>
-        </w:tc>
-        <w:tc>
-          <w:tcPr>
-            <w:tcW w:type="dxa" w:w="648"/>
-          </w:tcPr>
-          <w:p>
-            <w:pPr>
-              <w:jc w:val="center"/>
-            </w:pPr>
-            <w:r>
-              <w:t>0</w:t>
-            </w:r>
-          </w:p>
-        </w:tc>
-        <w:tc>
-          <w:tcPr>
-            <w:tcW w:type="dxa" w:w="504"/>
-          </w:tcPr>
-          <w:p>
-            <w:pPr>
-              <w:jc w:val="center"/>
-            </w:pPr>
-            <w:r>
-              <w:t>0</w:t>
-            </w:r>
-          </w:p>
-        </w:tc>
-        <w:tc>
-          <w:tcPr>
-            <w:tcW w:type="dxa" w:w="792"/>
-          </w:tcPr>
-          <w:p>
-            <w:pPr>
-              <w:jc w:val="center"/>
-            </w:pPr>
-            <w:r>
-              <w:t>0</w:t>
-            </w:r>
-          </w:p>
-        </w:tc>
-      </w:tr>
-      <w:tr>
-        <w:tc>
-          <w:tcPr>
-            <w:tcW w:type="dxa" w:w="3024"/>
-          </w:tcPr>
-          <w:p>
-            <w:pPr>
-              <w:jc w:val="center"/>
-            </w:pPr>
-            <w:r>
-              <w:t xml:space="preserve">  Trace</w:t>
-            </w:r>
-          </w:p>
-        </w:tc>
-        <w:tc>
-          <w:tcPr>
-            <w:tcW w:type="dxa" w:w="648"/>
-          </w:tcPr>
-          <w:p>
-            <w:pPr>
-              <w:jc w:val="center"/>
-            </w:pPr>
-            <w:r>
-              <w:t>0</w:t>
-            </w:r>
-          </w:p>
-        </w:tc>
-        <w:tc>
-          <w:tcPr>
-            <w:tcW w:type="dxa" w:w="648"/>
-          </w:tcPr>
-          <w:p>
-            <w:pPr>
-              <w:jc w:val="center"/>
-            </w:pPr>
-            <w:r>
-              <w:t>0</w:t>
-            </w:r>
-          </w:p>
-        </w:tc>
-        <w:tc>
-          <w:tcPr>
-            <w:tcW w:type="dxa" w:w="648"/>
-          </w:tcPr>
-          <w:p>
-            <w:pPr>
-              <w:jc w:val="center"/>
-            </w:pPr>
-            <w:r>
-              <w:t>1</w:t>
-            </w:r>
-          </w:p>
-        </w:tc>
-        <w:tc>
-          <w:tcPr>
-            <w:tcW w:type="dxa" w:w="648"/>
-          </w:tcPr>
-          <w:p>
-            <w:pPr>
-              <w:jc w:val="center"/>
-            </w:pPr>
-            <w:r>
-              <w:t>0</w:t>
-            </w:r>
-          </w:p>
-        </w:tc>
-        <w:tc>
-          <w:tcPr>
-            <w:tcW w:type="dxa" w:w="648"/>
-          </w:tcPr>
-          <w:p>
-            <w:pPr>
-              <w:jc w:val="center"/>
-            </w:pPr>
-            <w:r>
-              <w:t>0</w:t>
-            </w:r>
-          </w:p>
-        </w:tc>
-        <w:tc>
-          <w:tcPr>
-            <w:tcW w:type="dxa" w:w="504"/>
-          </w:tcPr>
-          <w:p>
-            <w:pPr>
-              <w:jc w:val="center"/>
-            </w:pPr>
-            <w:r>
-              <w:t>0</w:t>
-            </w:r>
-          </w:p>
-        </w:tc>
-        <w:tc>
-          <w:tcPr>
-            <w:tcW w:type="dxa" w:w="792"/>
-          </w:tcPr>
-          <w:p>
-            <w:pPr>
-              <w:jc w:val="center"/>
-            </w:pPr>
-            <w:r>
-              <w:t>1</w:t>
-            </w:r>
-          </w:p>
-        </w:tc>
-      </w:tr>
-      <w:tr>
-        <w:tc>
-          <w:tcPr>
-            <w:tcW w:type="dxa" w:w="3024"/>
-          </w:tcPr>
-          <w:p>
-            <w:pPr>
-              <w:jc w:val="center"/>
-            </w:pPr>
-            <w:r>
-              <w:t xml:space="preserve">  Hand-authored</w:t>
-            </w:r>
-          </w:p>
-        </w:tc>
-        <w:tc>
-          <w:tcPr>
-            <w:tcW w:type="dxa" w:w="648"/>
-          </w:tcPr>
-          <w:p>
-            <w:pPr>
-              <w:jc w:val="center"/>
-            </w:pPr>
-            <w:r>
-              <w:t>0</w:t>
-            </w:r>
-          </w:p>
-        </w:tc>
-        <w:tc>
-          <w:tcPr>
-            <w:tcW w:type="dxa" w:w="648"/>
-          </w:tcPr>
-          <w:p>
-            <w:pPr>
-              <w:jc w:val="center"/>
-            </w:pPr>
-            <w:r>
-              <w:t>0</w:t>
-            </w:r>
-          </w:p>
-        </w:tc>
-        <w:tc>
-          <w:tcPr>
-            <w:tcW w:type="dxa" w:w="648"/>
-          </w:tcPr>
-          <w:p>
-            <w:pPr>
-              <w:jc w:val="center"/>
-            </w:pPr>
-            <w:r>
-              <w:t>0</w:t>
-            </w:r>
-          </w:p>
-        </w:tc>
-        <w:tc>
-          <w:tcPr>
-            <w:tcW w:type="dxa" w:w="648"/>
-          </w:tcPr>
-          <w:p>
-            <w:pPr>
-              <w:jc w:val="center"/>
-            </w:pPr>
-            <w:r>
-              <w:t>0</w:t>
-            </w:r>
-          </w:p>
-        </w:tc>
-        <w:tc>
-          <w:tcPr>
-            <w:tcW w:type="dxa" w:w="648"/>
-          </w:tcPr>
-          <w:p>
-            <w:pPr>
-              <w:jc w:val="center"/>
-            </w:pPr>
-            <w:r>
-              <w:t>1</w:t>
-            </w:r>
-          </w:p>
-        </w:tc>
-        <w:tc>
-          <w:tcPr>
-            <w:tcW w:type="dxa" w:w="504"/>
-          </w:tcPr>
-          <w:p>
-            <w:pPr>
-              <w:jc w:val="center"/>
-            </w:pPr>
-            <w:r>
-              <w:t>0</w:t>
-            </w:r>
-          </w:p>
-        </w:tc>
-        <w:tc>
-          <w:tcPr>
-            <w:tcW w:type="dxa" w:w="792"/>
-          </w:tcPr>
-          <w:p>
-            <w:pPr>
-              <w:jc w:val="center"/>
-            </w:pPr>
-            <w:r>
-              <w:t>1</w:t>
-            </w:r>
-          </w:p>
-        </w:tc>
-      </w:tr>
-      <w:tr>
-        <w:tc>
-          <w:tcPr>
-            <w:tcW w:type="dxa" w:w="3024"/>
-            <w:shd w:val="clear" w:color="auto" w:fill="1F497D"/>
-          </w:tcPr>
-          <w:p>
-            <w:pPr>
-              <w:jc w:val="center"/>
-            </w:pPr>
-            <w:r>
-              <w:rPr>
-                <w:b/>
-                <w:color w:val="FFFFFF"/>
-              </w:rPr>
-              <w:t>GRAND TOTAL</w:t>
-            </w:r>
-          </w:p>
-        </w:tc>
-        <w:tc>
-          <w:tcPr>
-            <w:tcW w:type="dxa" w:w="648"/>
-            <w:shd w:val="clear" w:color="auto" w:fill="1F497D"/>
-          </w:tcPr>
-          <w:p>
-            <w:pPr>
-              <w:jc w:val="center"/>
-            </w:pPr>
-            <w:r>
-              <w:rPr>
-                <w:b/>
-                <w:color w:val="FFFFFF"/>
-              </w:rPr>
-              <w:t>70</w:t>
-            </w:r>
-          </w:p>
-        </w:tc>
-        <w:tc>
-          <w:tcPr>
-            <w:tcW w:type="dxa" w:w="648"/>
-            <w:shd w:val="clear" w:color="auto" w:fill="1F497D"/>
-          </w:tcPr>
-          <w:p>
-            <w:pPr>
-              <w:jc w:val="center"/>
-            </w:pPr>
-            <w:r>
-              <w:rPr>
-                <w:b/>
-                <w:color w:val="FFFFFF"/>
-              </w:rPr>
-              <w:t>74</w:t>
-            </w:r>
-          </w:p>
-        </w:tc>
-        <w:tc>
-          <w:tcPr>
-            <w:tcW w:type="dxa" w:w="648"/>
-            <w:shd w:val="clear" w:color="auto" w:fill="1F497D"/>
-          </w:tcPr>
-          <w:p>
-            <w:pPr>
-              <w:jc w:val="center"/>
-            </w:pPr>
-            <w:r>
-              <w:rPr>
-                <w:b/>
-                <w:color w:val="FFFFFF"/>
-              </w:rPr>
-              <w:t>108</w:t>
-            </w:r>
-          </w:p>
-        </w:tc>
-        <w:tc>
-          <w:tcPr>
-            <w:tcW w:type="dxa" w:w="648"/>
-            <w:shd w:val="clear" w:color="auto" w:fill="1F497D"/>
-          </w:tcPr>
-          <w:p>
-            <w:pPr>
-              <w:jc w:val="center"/>
-            </w:pPr>
-            <w:r>
-              <w:rPr>
-                <w:b/>
-                <w:color w:val="FFFFFF"/>
-              </w:rPr>
-              <w:t>80</w:t>
-            </w:r>
-          </w:p>
-        </w:tc>
-        <w:tc>
-          <w:tcPr>
-            <w:tcW w:type="dxa" w:w="648"/>
-            <w:shd w:val="clear" w:color="auto" w:fill="1F497D"/>
-          </w:tcPr>
-          <w:p>
-            <w:pPr>
-              <w:jc w:val="center"/>
-            </w:pPr>
-            <w:r>
-              <w:rPr>
-                <w:b/>
-                <w:color w:val="FFFFFF"/>
-              </w:rPr>
-              <w:t>61</w:t>
-            </w:r>
-          </w:p>
-        </w:tc>
-        <w:tc>
-          <w:tcPr>
-            <w:tcW w:type="dxa" w:w="504"/>
-            <w:shd w:val="clear" w:color="auto" w:fill="1F497D"/>
-          </w:tcPr>
-          <w:p>
-            <w:pPr>
-              <w:jc w:val="center"/>
-            </w:pPr>
-            <w:r>
-              <w:rPr>
-                <w:b/>
-                <w:color w:val="FFFFFF"/>
-              </w:rPr>
-              <w:t>15</w:t>
-            </w:r>
-          </w:p>
-        </w:tc>
-        <w:tc>
-          <w:tcPr>
-            <w:tcW w:type="dxa" w:w="792"/>
-            <w:shd w:val="clear" w:color="auto" w:fill="1F497D"/>
-          </w:tcPr>
-          <w:p>
-            <w:pPr>
-              <w:jc w:val="center"/>
-            </w:pPr>
-            <w:r>
-              <w:rPr>
-                <w:b/>
-                <w:color w:val="FFFFFF"/>
-              </w:rPr>
-              <w:t>408</w:t>
-            </w:r>
-          </w:p>
-        </w:tc>
-      </w:tr>
-    </w:tbl>
-    <w:p/>
-    <w:p>
-      <w:pPr>
-        <w:pStyle w:val="Heading2"/>
-      </w:pPr>
-      <w:r>
-        <w:t>1.2 Partition and Source-Mode Targets vs. Actuals</w:t>
-      </w:r>
-    </w:p>
-    <w:p>
-      <w:r>
-        <w:t>Challenge targets: partition 50/30/20 (train/dev/held-out); source-mode 30/30/25/15 (programmatic/synthesis/trace/hand-authored). Deviations explained below.</w:t>
+        <w:t>1.1 Partition Summary</w:t>
       </w:r>
     </w:p>
     <w:tbl>
@@ -2089,7 +74,7 @@
       <w:tr>
         <w:tc>
           <w:tcPr>
-            <w:tcW w:type="dxa" w:w="2448"/>
+            <w:tcW w:type="dxa" w:w="1584"/>
             <w:shd w:val="clear" w:color="auto" w:fill="1F497D"/>
           </w:tcPr>
           <w:p>
@@ -2101,13 +86,13 @@
                 <w:b/>
                 <w:color w:val="FFFFFF"/>
               </w:rPr>
-              <w:t>Axis / Dimension</w:t>
-            </w:r>
-          </w:p>
-        </w:tc>
-        <w:tc>
-          <w:tcPr>
-            <w:tcW w:type="dxa" w:w="1296"/>
+              <w:t>Partition</w:t>
+            </w:r>
+          </w:p>
+        </w:tc>
+        <w:tc>
+          <w:tcPr>
+            <w:tcW w:type="dxa" w:w="1008"/>
             <w:shd w:val="clear" w:color="auto" w:fill="1F497D"/>
           </w:tcPr>
           <w:p>
@@ -2119,13 +104,13 @@
                 <w:b/>
                 <w:color w:val="FFFFFF"/>
               </w:rPr>
-              <w:t>Target</w:t>
-            </w:r>
-          </w:p>
-        </w:tc>
-        <w:tc>
-          <w:tcPr>
-            <w:tcW w:type="dxa" w:w="1296"/>
+              <w:t>Tasks</w:t>
+            </w:r>
+          </w:p>
+        </w:tc>
+        <w:tc>
+          <w:tcPr>
+            <w:tcW w:type="dxa" w:w="1440"/>
             <w:shd w:val="clear" w:color="auto" w:fill="1F497D"/>
           </w:tcPr>
           <w:p>
@@ -2137,13 +122,13 @@
                 <w:b/>
                 <w:color w:val="FFFFFF"/>
               </w:rPr>
-              <w:t>Actual</w:t>
-            </w:r>
-          </w:p>
-        </w:tc>
-        <w:tc>
-          <w:tcPr>
-            <w:tcW w:type="dxa" w:w="1080"/>
+              <w:t>Mean Score</w:t>
+            </w:r>
+          </w:p>
+        </w:tc>
+        <w:tc>
+          <w:tcPr>
+            <w:tcW w:type="dxa" w:w="2160"/>
             <w:shd w:val="clear" w:color="auto" w:fill="1F497D"/>
           </w:tcPr>
           <w:p>
@@ -2155,13 +140,13 @@
                 <w:b/>
                 <w:color w:val="FFFFFF"/>
               </w:rPr>
-              <w:t>Δ</w:t>
-            </w:r>
-          </w:p>
-        </w:tc>
-        <w:tc>
-          <w:tcPr>
-            <w:tcW w:type="dxa" w:w="3672"/>
+              <w:t>Pass Rate (≥0.75)</w:t>
+            </w:r>
+          </w:p>
+        </w:tc>
+        <w:tc>
+          <w:tcPr>
+            <w:tcW w:type="dxa" w:w="2736"/>
             <w:shd w:val="clear" w:color="auto" w:fill="1F497D"/>
           </w:tcPr>
           <w:p>
@@ -2173,7 +158,7 @@
                 <w:b/>
                 <w:color w:val="FFFFFF"/>
               </w:rPr>
-              <w:t>Deviation rationale</w:t>
+              <w:t>Use</w:t>
             </w:r>
           </w:p>
         </w:tc>
@@ -2181,66 +166,66 @@
       <w:tr>
         <w:tc>
           <w:tcPr>
-            <w:tcW w:type="dxa" w:w="2448"/>
-          </w:tcPr>
-          <w:p>
-            <w:pPr>
-              <w:jc w:val="center"/>
-            </w:pPr>
-            <w:r>
-              <w:t>Partition — Train</w:t>
-            </w:r>
-          </w:p>
-        </w:tc>
-        <w:tc>
-          <w:tcPr>
-            <w:tcW w:type="dxa" w:w="1296"/>
-          </w:tcPr>
-          <w:p>
-            <w:pPr>
-              <w:jc w:val="center"/>
-            </w:pPr>
-            <w:r>
-              <w:t>50% (204)</w:t>
-            </w:r>
-          </w:p>
-        </w:tc>
-        <w:tc>
-          <w:tcPr>
-            <w:tcW w:type="dxa" w:w="1296"/>
-          </w:tcPr>
-          <w:p>
-            <w:pPr>
-              <w:jc w:val="center"/>
-            </w:pPr>
-            <w:r>
-              <w:t>57.6% (235)</w:t>
-            </w:r>
-          </w:p>
-        </w:tc>
-        <w:tc>
-          <w:tcPr>
-            <w:tcW w:type="dxa" w:w="1080"/>
-          </w:tcPr>
-          <w:p>
-            <w:pPr>
-              <w:jc w:val="center"/>
-            </w:pPr>
-            <w:r>
-              <w:t>+7.6 pp</w:t>
-            </w:r>
-          </w:p>
-        </w:tc>
-        <w:tc>
-          <w:tcPr>
-            <w:tcW w:type="dxa" w:w="3672"/>
-          </w:tcPr>
-          <w:p>
-            <w:pPr>
-              <w:jc w:val="center"/>
-            </w:pPr>
-            <w:r>
-              <w:t>24 hand-authored + 18 synthesis tasks added post-IRA pushed train above 50%</w:t>
+            <w:tcW w:type="dxa" w:w="1584"/>
+          </w:tcPr>
+          <w:p>
+            <w:pPr>
+              <w:jc w:val="center"/>
+            </w:pPr>
+            <w:r>
+              <w:t>Train</w:t>
+            </w:r>
+          </w:p>
+        </w:tc>
+        <w:tc>
+          <w:tcPr>
+            <w:tcW w:type="dxa" w:w="1008"/>
+          </w:tcPr>
+          <w:p>
+            <w:pPr>
+              <w:jc w:val="center"/>
+            </w:pPr>
+            <w:r>
+              <w:t>235</w:t>
+            </w:r>
+          </w:p>
+        </w:tc>
+        <w:tc>
+          <w:tcPr>
+            <w:tcW w:type="dxa" w:w="1440"/>
+          </w:tcPr>
+          <w:p>
+            <w:pPr>
+              <w:jc w:val="center"/>
+            </w:pPr>
+            <w:r>
+              <w:t>0.75</w:t>
+            </w:r>
+          </w:p>
+        </w:tc>
+        <w:tc>
+          <w:tcPr>
+            <w:tcW w:type="dxa" w:w="2160"/>
+          </w:tcPr>
+          <w:p>
+            <w:pPr>
+              <w:jc w:val="center"/>
+            </w:pPr>
+            <w:r>
+              <w:t>141/235 (60%)</w:t>
+            </w:r>
+          </w:p>
+        </w:tc>
+        <w:tc>
+          <w:tcPr>
+            <w:tcW w:type="dxa" w:w="2736"/>
+          </w:tcPr>
+          <w:p>
+            <w:pPr>
+              <w:jc w:val="center"/>
+            </w:pPr>
+            <w:r>
+              <w:t>SFT training data</w:t>
             </w:r>
           </w:p>
         </w:tc>
@@ -2248,66 +233,66 @@
       <w:tr>
         <w:tc>
           <w:tcPr>
-            <w:tcW w:type="dxa" w:w="2448"/>
-          </w:tcPr>
-          <w:p>
-            <w:pPr>
-              <w:jc w:val="center"/>
-            </w:pPr>
-            <w:r>
-              <w:t>Partition — Dev</w:t>
-            </w:r>
-          </w:p>
-        </w:tc>
-        <w:tc>
-          <w:tcPr>
-            <w:tcW w:type="dxa" w:w="1296"/>
-          </w:tcPr>
-          <w:p>
-            <w:pPr>
-              <w:jc w:val="center"/>
-            </w:pPr>
-            <w:r>
-              <w:t>30% (122)</w:t>
-            </w:r>
-          </w:p>
-        </w:tc>
-        <w:tc>
-          <w:tcPr>
-            <w:tcW w:type="dxa" w:w="1296"/>
-          </w:tcPr>
-          <w:p>
-            <w:pPr>
-              <w:jc w:val="center"/>
-            </w:pPr>
-            <w:r>
-              <w:t>27.2% (111)</w:t>
-            </w:r>
-          </w:p>
-        </w:tc>
-        <w:tc>
-          <w:tcPr>
-            <w:tcW w:type="dxa" w:w="1080"/>
-          </w:tcPr>
-          <w:p>
-            <w:pPr>
-              <w:jc w:val="center"/>
-            </w:pPr>
-            <w:r>
-              <w:t>−2.8 pp</w:t>
-            </w:r>
-          </w:p>
-        </w:tc>
-        <w:tc>
-          <w:tcPr>
-            <w:tcW w:type="dxa" w:w="3672"/>
-          </w:tcPr>
-          <w:p>
-            <w:pPr>
-              <w:jc w:val="center"/>
-            </w:pPr>
-            <w:r>
-              <w:t>6 hand-authored added to dev; still near target</w:t>
+            <w:tcW w:type="dxa" w:w="1584"/>
+          </w:tcPr>
+          <w:p>
+            <w:pPr>
+              <w:jc w:val="center"/>
+            </w:pPr>
+            <w:r>
+              <w:t>Dev</w:t>
+            </w:r>
+          </w:p>
+        </w:tc>
+        <w:tc>
+          <w:tcPr>
+            <w:tcW w:type="dxa" w:w="1008"/>
+          </w:tcPr>
+          <w:p>
+            <w:pPr>
+              <w:jc w:val="center"/>
+            </w:pPr>
+            <w:r>
+              <w:t>111</w:t>
+            </w:r>
+          </w:p>
+        </w:tc>
+        <w:tc>
+          <w:tcPr>
+            <w:tcW w:type="dxa" w:w="1440"/>
+          </w:tcPr>
+          <w:p>
+            <w:pPr>
+              <w:jc w:val="center"/>
+            </w:pPr>
+            <w:r>
+              <w:t>0.741</w:t>
+            </w:r>
+          </w:p>
+        </w:tc>
+        <w:tc>
+          <w:tcPr>
+            <w:tcW w:type="dxa" w:w="2160"/>
+          </w:tcPr>
+          <w:p>
+            <w:pPr>
+              <w:jc w:val="center"/>
+            </w:pPr>
+            <w:r>
+              <w:t>60/111 (54%)</w:t>
+            </w:r>
+          </w:p>
+        </w:tc>
+        <w:tc>
+          <w:tcPr>
+            <w:tcW w:type="dxa" w:w="2736"/>
+          </w:tcPr>
+          <w:p>
+            <w:pPr>
+              <w:jc w:val="center"/>
+            </w:pPr>
+            <w:r>
+              <w:t>Iteration during authoring</w:t>
             </w:r>
           </w:p>
         </w:tc>
@@ -2315,66 +300,66 @@
       <w:tr>
         <w:tc>
           <w:tcPr>
-            <w:tcW w:type="dxa" w:w="2448"/>
-          </w:tcPr>
-          <w:p>
-            <w:pPr>
-              <w:jc w:val="center"/>
-            </w:pPr>
-            <w:r>
-              <w:t>Partition — Held-out</w:t>
-            </w:r>
-          </w:p>
-        </w:tc>
-        <w:tc>
-          <w:tcPr>
-            <w:tcW w:type="dxa" w:w="1296"/>
-          </w:tcPr>
-          <w:p>
-            <w:pPr>
-              <w:jc w:val="center"/>
-            </w:pPr>
-            <w:r>
-              <w:t>20%  (82)</w:t>
-            </w:r>
-          </w:p>
-        </w:tc>
-        <w:tc>
-          <w:tcPr>
-            <w:tcW w:type="dxa" w:w="1296"/>
-          </w:tcPr>
-          <w:p>
-            <w:pPr>
-              <w:jc w:val="center"/>
-            </w:pPr>
-            <w:r>
-              <w:t>15.2%  (62)</w:t>
-            </w:r>
-          </w:p>
-        </w:tc>
-        <w:tc>
-          <w:tcPr>
-            <w:tcW w:type="dxa" w:w="1080"/>
-          </w:tcPr>
-          <w:p>
-            <w:pPr>
-              <w:jc w:val="center"/>
-            </w:pPr>
-            <w:r>
-              <w:t>−4.8 pp</w:t>
-            </w:r>
-          </w:p>
-        </w:tc>
-        <w:tc>
-          <w:tcPr>
-            <w:tcW w:type="dxa" w:w="3672"/>
-          </w:tcPr>
-          <w:p>
-            <w:pPr>
-              <w:jc w:val="center"/>
-            </w:pPr>
-            <w:r>
-              <w:t>Sealed at 62 after programmatic run; absolute task count is sufficient</w:t>
+            <w:tcW w:type="dxa" w:w="1584"/>
+          </w:tcPr>
+          <w:p>
+            <w:pPr>
+              <w:jc w:val="center"/>
+            </w:pPr>
+            <w:r>
+              <w:t>Held-out</w:t>
+            </w:r>
+          </w:p>
+        </w:tc>
+        <w:tc>
+          <w:tcPr>
+            <w:tcW w:type="dxa" w:w="1008"/>
+          </w:tcPr>
+          <w:p>
+            <w:pPr>
+              <w:jc w:val="center"/>
+            </w:pPr>
+            <w:r>
+              <w:t>62</w:t>
+            </w:r>
+          </w:p>
+        </w:tc>
+        <w:tc>
+          <w:tcPr>
+            <w:tcW w:type="dxa" w:w="1440"/>
+          </w:tcPr>
+          <w:p>
+            <w:pPr>
+              <w:jc w:val="center"/>
+            </w:pPr>
+            <w:r>
+              <w:t>0.731</w:t>
+            </w:r>
+          </w:p>
+        </w:tc>
+        <w:tc>
+          <w:tcPr>
+            <w:tcW w:type="dxa" w:w="2160"/>
+          </w:tcPr>
+          <w:p>
+            <w:pPr>
+              <w:jc w:val="center"/>
+            </w:pPr>
+            <w:r>
+              <w:t>33/62 (53%)</w:t>
+            </w:r>
+          </w:p>
+        </w:tc>
+        <w:tc>
+          <w:tcPr>
+            <w:tcW w:type="dxa" w:w="2736"/>
+          </w:tcPr>
+          <w:p>
+            <w:pPr>
+              <w:jc w:val="center"/>
+            </w:pPr>
+            <w:r>
+              <w:t>Sealed — final ablation only</w:t>
             </w:r>
           </w:p>
         </w:tc>
@@ -2382,66 +367,199 @@
       <w:tr>
         <w:tc>
           <w:tcPr>
-            <w:tcW w:type="dxa" w:w="2448"/>
-          </w:tcPr>
-          <w:p>
-            <w:pPr>
-              <w:jc w:val="center"/>
-            </w:pPr>
-            <w:r>
-              <w:t>Source — Programmatic</w:t>
-            </w:r>
-          </w:p>
-        </w:tc>
-        <w:tc>
-          <w:tcPr>
-            <w:tcW w:type="dxa" w:w="1296"/>
-          </w:tcPr>
-          <w:p>
-            <w:pPr>
-              <w:jc w:val="center"/>
-            </w:pPr>
-            <w:r>
-              <w:t>30% (122)</w:t>
-            </w:r>
-          </w:p>
-        </w:tc>
-        <w:tc>
-          <w:tcPr>
-            <w:tcW w:type="dxa" w:w="1296"/>
-          </w:tcPr>
-          <w:p>
-            <w:pPr>
-              <w:jc w:val="center"/>
-            </w:pPr>
-            <w:r>
-              <w:t>73.5% (300)</w:t>
+            <w:tcW w:type="dxa" w:w="1584"/>
+          </w:tcPr>
+          <w:p>
+            <w:pPr>
+              <w:jc w:val="center"/>
+            </w:pPr>
+            <w:r>
+              <w:t>Total</w:t>
+            </w:r>
+          </w:p>
+        </w:tc>
+        <w:tc>
+          <w:tcPr>
+            <w:tcW w:type="dxa" w:w="1008"/>
+          </w:tcPr>
+          <w:p>
+            <w:pPr>
+              <w:jc w:val="center"/>
+            </w:pPr>
+            <w:r>
+              <w:t>408</w:t>
+            </w:r>
+          </w:p>
+        </w:tc>
+        <w:tc>
+          <w:tcPr>
+            <w:tcW w:type="dxa" w:w="1440"/>
+          </w:tcPr>
+          <w:p>
+            <w:pPr>
+              <w:jc w:val="center"/>
+            </w:pPr>
+            <w:r>
+              <w:t>—</w:t>
+            </w:r>
+          </w:p>
+        </w:tc>
+        <w:tc>
+          <w:tcPr>
+            <w:tcW w:type="dxa" w:w="2160"/>
+          </w:tcPr>
+          <w:p>
+            <w:pPr>
+              <w:jc w:val="center"/>
+            </w:pPr>
+            <w:r>
+              <w:t>—</w:t>
+            </w:r>
+          </w:p>
+        </w:tc>
+        <w:tc>
+          <w:tcPr>
+            <w:tcW w:type="dxa" w:w="2736"/>
+          </w:tcPr>
+          <w:p>
+            <w:pPr>
+              <w:jc w:val="center"/>
+            </w:pPr>
+            <w:r/>
+          </w:p>
+        </w:tc>
+      </w:tr>
+    </w:tbl>
+    <w:p/>
+    <w:p>
+      <w:pPr>
+        <w:pStyle w:val="Heading2"/>
+      </w:pPr>
+      <w:r>
+        <w:t>1.2 Source Mode Breakdown</w:t>
+      </w:r>
+    </w:p>
+    <w:tbl>
+      <w:tblPr>
+        <w:tblStyle w:val="TableGrid"/>
+        <w:tblW w:type="auto" w:w="0"/>
+        <w:jc w:val="left"/>
+        <w:tblLook w:firstColumn="1" w:firstRow="1" w:lastColumn="0" w:lastRow="0" w:noHBand="0" w:noVBand="1" w:val="04A0"/>
+      </w:tblPr>
+      <w:tblGrid>
+        <w:gridCol w:w="1568"/>
+        <w:gridCol w:w="1568"/>
+        <w:gridCol w:w="1568"/>
+        <w:gridCol w:w="1568"/>
+        <w:gridCol w:w="1568"/>
+        <w:gridCol w:w="1568"/>
+      </w:tblGrid>
+      <w:tr>
+        <w:tc>
+          <w:tcPr>
+            <w:tcW w:type="dxa" w:w="2160"/>
+            <w:shd w:val="clear" w:color="auto" w:fill="1F497D"/>
+          </w:tcPr>
+          <w:p>
+            <w:pPr>
+              <w:jc w:val="center"/>
+            </w:pPr>
+            <w:r>
+              <w:rPr>
+                <w:b/>
+                <w:color w:val="FFFFFF"/>
+              </w:rPr>
+              <w:t>Source Mode</w:t>
+            </w:r>
+          </w:p>
+        </w:tc>
+        <w:tc>
+          <w:tcPr>
+            <w:tcW w:type="dxa" w:w="864"/>
+            <w:shd w:val="clear" w:color="auto" w:fill="1F497D"/>
+          </w:tcPr>
+          <w:p>
+            <w:pPr>
+              <w:jc w:val="center"/>
+            </w:pPr>
+            <w:r>
+              <w:rPr>
+                <w:b/>
+                <w:color w:val="FFFFFF"/>
+              </w:rPr>
+              <w:t>Train</w:t>
+            </w:r>
+          </w:p>
+        </w:tc>
+        <w:tc>
+          <w:tcPr>
+            <w:tcW w:type="dxa" w:w="864"/>
+            <w:shd w:val="clear" w:color="auto" w:fill="1F497D"/>
+          </w:tcPr>
+          <w:p>
+            <w:pPr>
+              <w:jc w:val="center"/>
+            </w:pPr>
+            <w:r>
+              <w:rPr>
+                <w:b/>
+                <w:color w:val="FFFFFF"/>
+              </w:rPr>
+              <w:t>Dev</w:t>
             </w:r>
           </w:p>
         </w:tc>
         <w:tc>
           <w:tcPr>
             <w:tcW w:type="dxa" w:w="1080"/>
-          </w:tcPr>
-          <w:p>
-            <w:pPr>
-              <w:jc w:val="center"/>
-            </w:pPr>
-            <w:r>
-              <w:t>+43.5 pp</w:t>
-            </w:r>
-          </w:p>
-        </w:tc>
-        <w:tc>
-          <w:tcPr>
-            <w:tcW w:type="dxa" w:w="3672"/>
-          </w:tcPr>
-          <w:p>
-            <w:pPr>
-              <w:jc w:val="center"/>
-            </w:pPr>
-            <w:r>
-              <w:t>Intentional: systematic failure-class coverage, zero API cost, no judge latency</w:t>
+            <w:shd w:val="clear" w:color="auto" w:fill="1F497D"/>
+          </w:tcPr>
+          <w:p>
+            <w:pPr>
+              <w:jc w:val="center"/>
+            </w:pPr>
+            <w:r>
+              <w:rPr>
+                <w:b/>
+                <w:color w:val="FFFFFF"/>
+              </w:rPr>
+              <w:t>Held-out</w:t>
+            </w:r>
+          </w:p>
+        </w:tc>
+        <w:tc>
+          <w:tcPr>
+            <w:tcW w:type="dxa" w:w="936"/>
+            <w:shd w:val="clear" w:color="auto" w:fill="1F497D"/>
+          </w:tcPr>
+          <w:p>
+            <w:pPr>
+              <w:jc w:val="center"/>
+            </w:pPr>
+            <w:r>
+              <w:rPr>
+                <w:b/>
+                <w:color w:val="FFFFFF"/>
+              </w:rPr>
+              <w:t>Total</w:t>
+            </w:r>
+          </w:p>
+        </w:tc>
+        <w:tc>
+          <w:tcPr>
+            <w:tcW w:type="dxa" w:w="3024"/>
+            <w:shd w:val="clear" w:color="auto" w:fill="1F497D"/>
+          </w:tcPr>
+          <w:p>
+            <w:pPr>
+              <w:jc w:val="center"/>
+            </w:pPr>
+            <w:r>
+              <w:rPr>
+                <w:b/>
+                <w:color w:val="FFFFFF"/>
+              </w:rPr>
+              <w:t>Method</w:t>
             </w:r>
           </w:p>
         </w:tc>
@@ -2449,40 +567,40 @@
       <w:tr>
         <w:tc>
           <w:tcPr>
-            <w:tcW w:type="dxa" w:w="2448"/>
-          </w:tcPr>
-          <w:p>
-            <w:pPr>
-              <w:jc w:val="center"/>
-            </w:pPr>
-            <w:r>
-              <w:t>Source — Multi-LLM synthesis</w:t>
-            </w:r>
-          </w:p>
-        </w:tc>
-        <w:tc>
-          <w:tcPr>
-            <w:tcW w:type="dxa" w:w="1296"/>
-          </w:tcPr>
-          <w:p>
-            <w:pPr>
-              <w:jc w:val="center"/>
-            </w:pPr>
-            <w:r>
-              <w:t>30% (122)</w:t>
-            </w:r>
-          </w:p>
-        </w:tc>
-        <w:tc>
-          <w:tcPr>
-            <w:tcW w:type="dxa" w:w="1296"/>
-          </w:tcPr>
-          <w:p>
-            <w:pPr>
-              <w:jc w:val="center"/>
-            </w:pPr>
-            <w:r>
-              <w:t>18.1%  (74)</w:t>
+            <w:tcW w:type="dxa" w:w="2160"/>
+          </w:tcPr>
+          <w:p>
+            <w:pPr>
+              <w:jc w:val="center"/>
+            </w:pPr>
+            <w:r>
+              <w:t>Programmatic</w:t>
+            </w:r>
+          </w:p>
+        </w:tc>
+        <w:tc>
+          <w:tcPr>
+            <w:tcW w:type="dxa" w:w="864"/>
+          </w:tcPr>
+          <w:p>
+            <w:pPr>
+              <w:jc w:val="center"/>
+            </w:pPr>
+            <w:r>
+              <w:t>150</w:t>
+            </w:r>
+          </w:p>
+        </w:tc>
+        <w:tc>
+          <w:tcPr>
+            <w:tcW w:type="dxa" w:w="864"/>
+          </w:tcPr>
+          <w:p>
+            <w:pPr>
+              <w:jc w:val="center"/>
+            </w:pPr>
+            <w:r>
+              <w:t>90</w:t>
             </w:r>
           </w:p>
         </w:tc>
@@ -2495,20 +613,33 @@
               <w:jc w:val="center"/>
             </w:pPr>
             <w:r>
-              <w:t>−11.9 pp</w:t>
-            </w:r>
-          </w:p>
-        </w:tc>
-        <w:tc>
-          <w:tcPr>
-            <w:tcW w:type="dxa" w:w="3672"/>
-          </w:tcPr>
-          <w:p>
-            <w:pPr>
-              <w:jc w:val="center"/>
-            </w:pPr>
-            <w:r>
-              <w:t>API cost and DeepSeek+LLaMA judge latency limited volume to 74 tasks</w:t>
+              <w:t>60</w:t>
+            </w:r>
+          </w:p>
+        </w:tc>
+        <w:tc>
+          <w:tcPr>
+            <w:tcW w:type="dxa" w:w="936"/>
+          </w:tcPr>
+          <w:p>
+            <w:pPr>
+              <w:jc w:val="center"/>
+            </w:pPr>
+            <w:r>
+              <w:t>300</w:t>
+            </w:r>
+          </w:p>
+        </w:tc>
+        <w:tc>
+          <w:tcPr>
+            <w:tcW w:type="dxa" w:w="3024"/>
+          </w:tcPr>
+          <w:p>
+            <w:pPr>
+              <w:jc w:val="center"/>
+            </w:pPr>
+            <w:r>
+              <w:t>Parameter sweep + failure injection (programmatic.py)</w:t>
             </w:r>
           </w:p>
         </w:tc>
@@ -2516,40 +647,40 @@
       <w:tr>
         <w:tc>
           <w:tcPr>
-            <w:tcW w:type="dxa" w:w="2448"/>
-          </w:tcPr>
-          <w:p>
-            <w:pPr>
-              <w:jc w:val="center"/>
-            </w:pPr>
-            <w:r>
-              <w:t>Source — Trace-derived</w:t>
-            </w:r>
-          </w:p>
-        </w:tc>
-        <w:tc>
-          <w:tcPr>
-            <w:tcW w:type="dxa" w:w="1296"/>
-          </w:tcPr>
-          <w:p>
-            <w:pPr>
-              <w:jc w:val="center"/>
-            </w:pPr>
-            <w:r>
-              <w:t>25% (102)</w:t>
-            </w:r>
-          </w:p>
-        </w:tc>
-        <w:tc>
-          <w:tcPr>
-            <w:tcW w:type="dxa" w:w="1296"/>
-          </w:tcPr>
-          <w:p>
-            <w:pPr>
-              <w:jc w:val="center"/>
-            </w:pPr>
-            <w:r>
-              <w:t>1.2%   (5)</w:t>
+            <w:tcW w:type="dxa" w:w="2160"/>
+          </w:tcPr>
+          <w:p>
+            <w:pPr>
+              <w:jc w:val="center"/>
+            </w:pPr>
+            <w:r>
+              <w:t>Multi-LLM synthesis</w:t>
+            </w:r>
+          </w:p>
+        </w:tc>
+        <w:tc>
+          <w:tcPr>
+            <w:tcW w:type="dxa" w:w="864"/>
+          </w:tcPr>
+          <w:p>
+            <w:pPr>
+              <w:jc w:val="center"/>
+            </w:pPr>
+            <w:r>
+              <w:t>62</w:t>
+            </w:r>
+          </w:p>
+        </w:tc>
+        <w:tc>
+          <w:tcPr>
+            <w:tcW w:type="dxa" w:w="864"/>
+          </w:tcPr>
+          <w:p>
+            <w:pPr>
+              <w:jc w:val="center"/>
+            </w:pPr>
+            <w:r>
+              <w:t>12</w:t>
             </w:r>
           </w:p>
         </w:tc>
@@ -2562,20 +693,33 @@
               <w:jc w:val="center"/>
             </w:pPr>
             <w:r>
-              <w:t>−23.8 pp</w:t>
-            </w:r>
-          </w:p>
-        </w:tc>
-        <w:tc>
-          <w:tcPr>
-            <w:tcW w:type="dxa" w:w="3672"/>
-          </w:tcPr>
-          <w:p>
-            <w:pPr>
-              <w:jc w:val="center"/>
-            </w:pPr>
-            <w:r>
-              <w:t>Structural constraint: only 5 real Week 10 traces available in trace_log.jsonl</w:t>
+              <w:t>0</w:t>
+            </w:r>
+          </w:p>
+        </w:tc>
+        <w:tc>
+          <w:tcPr>
+            <w:tcW w:type="dxa" w:w="936"/>
+          </w:tcPr>
+          <w:p>
+            <w:pPr>
+              <w:jc w:val="center"/>
+            </w:pPr>
+            <w:r>
+              <w:t>74</w:t>
+            </w:r>
+          </w:p>
+        </w:tc>
+        <w:tc>
+          <w:tcPr>
+            <w:tcW w:type="dxa" w:w="3024"/>
+          </w:tcPr>
+          <w:p>
+            <w:pPr>
+              <w:jc w:val="center"/>
+            </w:pPr>
+            <w:r>
+              <w:t>DeepSeek generate + LLaMA 8B judge (synthesis.py)</w:t>
             </w:r>
           </w:p>
         </w:tc>
@@ -2583,40 +727,40 @@
       <w:tr>
         <w:tc>
           <w:tcPr>
-            <w:tcW w:type="dxa" w:w="2448"/>
-          </w:tcPr>
-          <w:p>
-            <w:pPr>
-              <w:jc w:val="center"/>
-            </w:pPr>
-            <w:r>
-              <w:t>Source — Hand-authored</w:t>
-            </w:r>
-          </w:p>
-        </w:tc>
-        <w:tc>
-          <w:tcPr>
-            <w:tcW w:type="dxa" w:w="1296"/>
-          </w:tcPr>
-          <w:p>
-            <w:pPr>
-              <w:jc w:val="center"/>
-            </w:pPr>
-            <w:r>
-              <w:t>15%  (61)</w:t>
-            </w:r>
-          </w:p>
-        </w:tc>
-        <w:tc>
-          <w:tcPr>
-            <w:tcW w:type="dxa" w:w="1296"/>
-          </w:tcPr>
-          <w:p>
-            <w:pPr>
-              <w:jc w:val="center"/>
-            </w:pPr>
-            <w:r>
-              <w:t>7.1%  (29)</w:t>
+            <w:tcW w:type="dxa" w:w="2160"/>
+          </w:tcPr>
+          <w:p>
+            <w:pPr>
+              <w:jc w:val="center"/>
+            </w:pPr>
+            <w:r>
+              <w:t>Trace-derived</w:t>
+            </w:r>
+          </w:p>
+        </w:tc>
+        <w:tc>
+          <w:tcPr>
+            <w:tcW w:type="dxa" w:w="864"/>
+          </w:tcPr>
+          <w:p>
+            <w:pPr>
+              <w:jc w:val="center"/>
+            </w:pPr>
+            <w:r>
+              <w:t>2</w:t>
+            </w:r>
+          </w:p>
+        </w:tc>
+        <w:tc>
+          <w:tcPr>
+            <w:tcW w:type="dxa" w:w="864"/>
+          </w:tcPr>
+          <w:p>
+            <w:pPr>
+              <w:jc w:val="center"/>
+            </w:pPr>
+            <w:r>
+              <w:t>2</w:t>
             </w:r>
           </w:p>
         </w:tc>
@@ -2629,21 +773,192 @@
               <w:jc w:val="center"/>
             </w:pPr>
             <w:r>
-              <w:t>−7.9 pp</w:t>
-            </w:r>
-          </w:p>
-        </w:tc>
-        <w:tc>
-          <w:tcPr>
-            <w:tcW w:type="dxa" w:w="3672"/>
-          </w:tcPr>
-          <w:p>
-            <w:pPr>
-              <w:jc w:val="center"/>
-            </w:pPr>
-            <w:r>
-              <w:t>Time-intensive; 29 tasks = 12 GOOD + 12 BAD (Style Guide v2) + 5 adversarial</w:t>
-            </w:r>
+              <w:t>1</w:t>
+            </w:r>
+          </w:p>
+        </w:tc>
+        <w:tc>
+          <w:tcPr>
+            <w:tcW w:type="dxa" w:w="936"/>
+          </w:tcPr>
+          <w:p>
+            <w:pPr>
+              <w:jc w:val="center"/>
+            </w:pPr>
+            <w:r>
+              <w:t>5</w:t>
+            </w:r>
+          </w:p>
+        </w:tc>
+        <w:tc>
+          <w:tcPr>
+            <w:tcW w:type="dxa" w:w="3024"/>
+          </w:tcPr>
+          <w:p>
+            <w:pPr>
+              <w:jc w:val="center"/>
+            </w:pPr>
+            <w:r>
+              <w:t>Week 10 eval/trace_log.jsonl (trace_derived.py)</w:t>
+            </w:r>
+          </w:p>
+        </w:tc>
+      </w:tr>
+      <w:tr>
+        <w:tc>
+          <w:tcPr>
+            <w:tcW w:type="dxa" w:w="2160"/>
+          </w:tcPr>
+          <w:p>
+            <w:pPr>
+              <w:jc w:val="center"/>
+            </w:pPr>
+            <w:r>
+              <w:t>Hand-authored</w:t>
+            </w:r>
+          </w:p>
+        </w:tc>
+        <w:tc>
+          <w:tcPr>
+            <w:tcW w:type="dxa" w:w="864"/>
+          </w:tcPr>
+          <w:p>
+            <w:pPr>
+              <w:jc w:val="center"/>
+            </w:pPr>
+            <w:r>
+              <w:t>21</w:t>
+            </w:r>
+          </w:p>
+        </w:tc>
+        <w:tc>
+          <w:tcPr>
+            <w:tcW w:type="dxa" w:w="864"/>
+          </w:tcPr>
+          <w:p>
+            <w:pPr>
+              <w:jc w:val="center"/>
+            </w:pPr>
+            <w:r>
+              <w:t>7</w:t>
+            </w:r>
+          </w:p>
+        </w:tc>
+        <w:tc>
+          <w:tcPr>
+            <w:tcW w:type="dxa" w:w="1080"/>
+          </w:tcPr>
+          <w:p>
+            <w:pPr>
+              <w:jc w:val="center"/>
+            </w:pPr>
+            <w:r>
+              <w:t>1</w:t>
+            </w:r>
+          </w:p>
+        </w:tc>
+        <w:tc>
+          <w:tcPr>
+            <w:tcW w:type="dxa" w:w="936"/>
+          </w:tcPr>
+          <w:p>
+            <w:pPr>
+              <w:jc w:val="center"/>
+            </w:pPr>
+            <w:r>
+              <w:t>29</w:t>
+            </w:r>
+          </w:p>
+        </w:tc>
+        <w:tc>
+          <w:tcPr>
+            <w:tcW w:type="dxa" w:w="3024"/>
+          </w:tcPr>
+          <w:p>
+            <w:pPr>
+              <w:jc w:val="center"/>
+            </w:pPr>
+            <w:r>
+              <w:t>Style Guide v2 labeled examples + adversarial</w:t>
+            </w:r>
+          </w:p>
+        </w:tc>
+      </w:tr>
+      <w:tr>
+        <w:tc>
+          <w:tcPr>
+            <w:tcW w:type="dxa" w:w="2160"/>
+          </w:tcPr>
+          <w:p>
+            <w:pPr>
+              <w:jc w:val="center"/>
+            </w:pPr>
+            <w:r>
+              <w:t>Total</w:t>
+            </w:r>
+          </w:p>
+        </w:tc>
+        <w:tc>
+          <w:tcPr>
+            <w:tcW w:type="dxa" w:w="864"/>
+          </w:tcPr>
+          <w:p>
+            <w:pPr>
+              <w:jc w:val="center"/>
+            </w:pPr>
+            <w:r>
+              <w:t>235</w:t>
+            </w:r>
+          </w:p>
+        </w:tc>
+        <w:tc>
+          <w:tcPr>
+            <w:tcW w:type="dxa" w:w="864"/>
+          </w:tcPr>
+          <w:p>
+            <w:pPr>
+              <w:jc w:val="center"/>
+            </w:pPr>
+            <w:r>
+              <w:t>111</w:t>
+            </w:r>
+          </w:p>
+        </w:tc>
+        <w:tc>
+          <w:tcPr>
+            <w:tcW w:type="dxa" w:w="1080"/>
+          </w:tcPr>
+          <w:p>
+            <w:pPr>
+              <w:jc w:val="center"/>
+            </w:pPr>
+            <w:r>
+              <w:t>62</w:t>
+            </w:r>
+          </w:p>
+        </w:tc>
+        <w:tc>
+          <w:tcPr>
+            <w:tcW w:type="dxa" w:w="936"/>
+          </w:tcPr>
+          <w:p>
+            <w:pPr>
+              <w:jc w:val="center"/>
+            </w:pPr>
+            <w:r>
+              <w:t>408</w:t>
+            </w:r>
+          </w:p>
+        </w:tc>
+        <w:tc>
+          <w:tcPr>
+            <w:tcW w:type="dxa" w:w="3024"/>
+          </w:tcPr>
+          <w:p>
+            <w:pPr>
+              <w:jc w:val="center"/>
+            </w:pPr>
+            <w:r/>
           </w:p>
         </w:tc>
       </w:tr>
@@ -3015,6 +1330,820 @@
             </w:pPr>
             <w:r>
               <w:t>Substring check, len() on subject (excl. [DRAFT]), word count (warm-aware)</w:t>
+            </w:r>
+          </w:p>
+        </w:tc>
+      </w:tr>
+    </w:tbl>
+    <w:p/>
+    <w:p>
+      <w:pPr>
+        <w:pStyle w:val="Heading2"/>
+      </w:pPr>
+      <w:r>
+        <w:t>1.4 Failure Dimension Counts vs. Targets</w:t>
+      </w:r>
+    </w:p>
+    <w:p>
+      <w:r>
+        <w:t>Each task is tagged with a primary failure class. Target: ≥30 examples per core class in the training partition (round-robin generation from programmatic.py). Proportional balance (≈20% per class) is the stated design goal for the programmatic 300-task block.</w:t>
+      </w:r>
+    </w:p>
+    <w:tbl>
+      <w:tblPr>
+        <w:tblStyle w:val="TableGrid"/>
+        <w:tblW w:type="auto" w:w="0"/>
+        <w:jc w:val="left"/>
+        <w:tblLook w:firstColumn="1" w:firstRow="1" w:lastColumn="0" w:lastRow="0" w:noHBand="0" w:noVBand="1" w:val="04A0"/>
+      </w:tblPr>
+      <w:tblGrid>
+        <w:gridCol w:w="1176"/>
+        <w:gridCol w:w="1176"/>
+        <w:gridCol w:w="1176"/>
+        <w:gridCol w:w="1176"/>
+        <w:gridCol w:w="1176"/>
+        <w:gridCol w:w="1176"/>
+        <w:gridCol w:w="1176"/>
+        <w:gridCol w:w="1176"/>
+      </w:tblGrid>
+      <w:tr>
+        <w:tc>
+          <w:tcPr>
+            <w:tcW w:type="dxa" w:w="3024"/>
+            <w:shd w:val="clear" w:color="auto" w:fill="1F497D"/>
+          </w:tcPr>
+          <w:p>
+            <w:pPr>
+              <w:jc w:val="center"/>
+            </w:pPr>
+            <w:r>
+              <w:rPr>
+                <w:b/>
+                <w:color w:val="FFFFFF"/>
+              </w:rPr>
+              <w:t>Failure Class</w:t>
+            </w:r>
+          </w:p>
+        </w:tc>
+        <w:tc>
+          <w:tcPr>
+            <w:tcW w:type="dxa" w:w="720"/>
+            <w:shd w:val="clear" w:color="auto" w:fill="1F497D"/>
+          </w:tcPr>
+          <w:p>
+            <w:pPr>
+              <w:jc w:val="center"/>
+            </w:pPr>
+            <w:r>
+              <w:rPr>
+                <w:b/>
+                <w:color w:val="FFFFFF"/>
+              </w:rPr>
+              <w:t>Train</w:t>
+            </w:r>
+          </w:p>
+        </w:tc>
+        <w:tc>
+          <w:tcPr>
+            <w:tcW w:type="dxa" w:w="720"/>
+            <w:shd w:val="clear" w:color="auto" w:fill="1F497D"/>
+          </w:tcPr>
+          <w:p>
+            <w:pPr>
+              <w:jc w:val="center"/>
+            </w:pPr>
+            <w:r>
+              <w:rPr>
+                <w:b/>
+                <w:color w:val="FFFFFF"/>
+              </w:rPr>
+              <w:t>Dev</w:t>
+            </w:r>
+          </w:p>
+        </w:tc>
+        <w:tc>
+          <w:tcPr>
+            <w:tcW w:type="dxa" w:w="936"/>
+            <w:shd w:val="clear" w:color="auto" w:fill="1F497D"/>
+          </w:tcPr>
+          <w:p>
+            <w:pPr>
+              <w:jc w:val="center"/>
+            </w:pPr>
+            <w:r>
+              <w:rPr>
+                <w:b/>
+                <w:color w:val="FFFFFF"/>
+              </w:rPr>
+              <w:t>Held-out</w:t>
+            </w:r>
+          </w:p>
+        </w:tc>
+        <w:tc>
+          <w:tcPr>
+            <w:tcW w:type="dxa" w:w="792"/>
+            <w:shd w:val="clear" w:color="auto" w:fill="1F497D"/>
+          </w:tcPr>
+          <w:p>
+            <w:pPr>
+              <w:jc w:val="center"/>
+            </w:pPr>
+            <w:r>
+              <w:rPr>
+                <w:b/>
+                <w:color w:val="FFFFFF"/>
+              </w:rPr>
+              <w:t>Total</w:t>
+            </w:r>
+          </w:p>
+        </w:tc>
+        <w:tc>
+          <w:tcPr>
+            <w:tcW w:type="dxa" w:w="864"/>
+            <w:shd w:val="clear" w:color="auto" w:fill="1F497D"/>
+          </w:tcPr>
+          <w:p>
+            <w:pPr>
+              <w:jc w:val="center"/>
+            </w:pPr>
+            <w:r>
+              <w:rPr>
+                <w:b/>
+                <w:color w:val="FFFFFF"/>
+              </w:rPr>
+              <w:t>Train %</w:t>
+            </w:r>
+          </w:p>
+        </w:tc>
+        <w:tc>
+          <w:tcPr>
+            <w:tcW w:type="dxa" w:w="1008"/>
+            <w:shd w:val="clear" w:color="auto" w:fill="1F497D"/>
+          </w:tcPr>
+          <w:p>
+            <w:pPr>
+              <w:jc w:val="center"/>
+            </w:pPr>
+            <w:r>
+              <w:rPr>
+                <w:b/>
+                <w:color w:val="FFFFFF"/>
+              </w:rPr>
+              <w:t>Target</w:t>
+            </w:r>
+          </w:p>
+        </w:tc>
+        <w:tc>
+          <w:tcPr>
+            <w:tcW w:type="dxa" w:w="1008"/>
+            <w:shd w:val="clear" w:color="auto" w:fill="1F497D"/>
+          </w:tcPr>
+          <w:p>
+            <w:pPr>
+              <w:jc w:val="center"/>
+            </w:pPr>
+            <w:r>
+              <w:rPr>
+                <w:b/>
+                <w:color w:val="FFFFFF"/>
+              </w:rPr>
+              <w:t>Status</w:t>
+            </w:r>
+          </w:p>
+        </w:tc>
+      </w:tr>
+      <w:tr>
+        <w:tc>
+          <w:tcPr>
+            <w:tcW w:type="dxa" w:w="3024"/>
+          </w:tcPr>
+          <w:p>
+            <w:pPr>
+              <w:jc w:val="center"/>
+            </w:pPr>
+            <w:r>
+              <w:t>FC1 — Hallucinated firmographics</w:t>
+            </w:r>
+          </w:p>
+        </w:tc>
+        <w:tc>
+          <w:tcPr>
+            <w:tcW w:type="dxa" w:w="720"/>
+          </w:tcPr>
+          <w:p>
+            <w:pPr>
+              <w:jc w:val="center"/>
+            </w:pPr>
+            <w:r>
+              <w:t>36</w:t>
+            </w:r>
+          </w:p>
+        </w:tc>
+        <w:tc>
+          <w:tcPr>
+            <w:tcW w:type="dxa" w:w="720"/>
+          </w:tcPr>
+          <w:p>
+            <w:pPr>
+              <w:jc w:val="center"/>
+            </w:pPr>
+            <w:r>
+              <w:t>22</w:t>
+            </w:r>
+          </w:p>
+        </w:tc>
+        <w:tc>
+          <w:tcPr>
+            <w:tcW w:type="dxa" w:w="936"/>
+          </w:tcPr>
+          <w:p>
+            <w:pPr>
+              <w:jc w:val="center"/>
+            </w:pPr>
+            <w:r>
+              <w:t>12</w:t>
+            </w:r>
+          </w:p>
+        </w:tc>
+        <w:tc>
+          <w:tcPr>
+            <w:tcW w:type="dxa" w:w="792"/>
+          </w:tcPr>
+          <w:p>
+            <w:pPr>
+              <w:jc w:val="center"/>
+            </w:pPr>
+            <w:r>
+              <w:t>70</w:t>
+            </w:r>
+          </w:p>
+        </w:tc>
+        <w:tc>
+          <w:tcPr>
+            <w:tcW w:type="dxa" w:w="864"/>
+          </w:tcPr>
+          <w:p>
+            <w:pPr>
+              <w:jc w:val="center"/>
+            </w:pPr>
+            <w:r>
+              <w:t>15%</w:t>
+            </w:r>
+          </w:p>
+        </w:tc>
+        <w:tc>
+          <w:tcPr>
+            <w:tcW w:type="dxa" w:w="1008"/>
+          </w:tcPr>
+          <w:p>
+            <w:pPr>
+              <w:jc w:val="center"/>
+            </w:pPr>
+            <w:r>
+              <w:t>≥30</w:t>
+            </w:r>
+          </w:p>
+        </w:tc>
+        <w:tc>
+          <w:tcPr>
+            <w:tcW w:type="dxa" w:w="1008"/>
+          </w:tcPr>
+          <w:p>
+            <w:pPr>
+              <w:jc w:val="center"/>
+            </w:pPr>
+            <w:r>
+              <w:t>✓ PASS</w:t>
+            </w:r>
+          </w:p>
+        </w:tc>
+      </w:tr>
+      <w:tr>
+        <w:tc>
+          <w:tcPr>
+            <w:tcW w:type="dxa" w:w="3024"/>
+          </w:tcPr>
+          <w:p>
+            <w:pPr>
+              <w:jc w:val="center"/>
+            </w:pPr>
+            <w:r>
+              <w:t>FC2 — Segment-gate bypass (Seg4 AI pitch)</w:t>
+            </w:r>
+          </w:p>
+        </w:tc>
+        <w:tc>
+          <w:tcPr>
+            <w:tcW w:type="dxa" w:w="720"/>
+          </w:tcPr>
+          <w:p>
+            <w:pPr>
+              <w:jc w:val="center"/>
+            </w:pPr>
+            <w:r>
+              <w:t>42</w:t>
+            </w:r>
+          </w:p>
+        </w:tc>
+        <w:tc>
+          <w:tcPr>
+            <w:tcW w:type="dxa" w:w="720"/>
+          </w:tcPr>
+          <w:p>
+            <w:pPr>
+              <w:jc w:val="center"/>
+            </w:pPr>
+            <w:r>
+              <w:t>20</w:t>
+            </w:r>
+          </w:p>
+        </w:tc>
+        <w:tc>
+          <w:tcPr>
+            <w:tcW w:type="dxa" w:w="936"/>
+          </w:tcPr>
+          <w:p>
+            <w:pPr>
+              <w:jc w:val="center"/>
+            </w:pPr>
+            <w:r>
+              <w:t>12</w:t>
+            </w:r>
+          </w:p>
+        </w:tc>
+        <w:tc>
+          <w:tcPr>
+            <w:tcW w:type="dxa" w:w="792"/>
+          </w:tcPr>
+          <w:p>
+            <w:pPr>
+              <w:jc w:val="center"/>
+            </w:pPr>
+            <w:r>
+              <w:t>74</w:t>
+            </w:r>
+          </w:p>
+        </w:tc>
+        <w:tc>
+          <w:tcPr>
+            <w:tcW w:type="dxa" w:w="864"/>
+          </w:tcPr>
+          <w:p>
+            <w:pPr>
+              <w:jc w:val="center"/>
+            </w:pPr>
+            <w:r>
+              <w:t>17%</w:t>
+            </w:r>
+          </w:p>
+        </w:tc>
+        <w:tc>
+          <w:tcPr>
+            <w:tcW w:type="dxa" w:w="1008"/>
+          </w:tcPr>
+          <w:p>
+            <w:pPr>
+              <w:jc w:val="center"/>
+            </w:pPr>
+            <w:r>
+              <w:t>≥30</w:t>
+            </w:r>
+          </w:p>
+        </w:tc>
+        <w:tc>
+          <w:tcPr>
+            <w:tcW w:type="dxa" w:w="1008"/>
+          </w:tcPr>
+          <w:p>
+            <w:pPr>
+              <w:jc w:val="center"/>
+            </w:pPr>
+            <w:r>
+              <w:t>✓ PASS</w:t>
+            </w:r>
+          </w:p>
+        </w:tc>
+      </w:tr>
+      <w:tr>
+        <w:tc>
+          <w:tcPr>
+            <w:tcW w:type="dxa" w:w="3024"/>
+          </w:tcPr>
+          <w:p>
+            <w:pPr>
+              <w:jc w:val="center"/>
+            </w:pPr>
+            <w:r>
+              <w:t>FC3 — Signal overclaim (growth/funding)</w:t>
+            </w:r>
+          </w:p>
+        </w:tc>
+        <w:tc>
+          <w:tcPr>
+            <w:tcW w:type="dxa" w:w="720"/>
+          </w:tcPr>
+          <w:p>
+            <w:pPr>
+              <w:jc w:val="center"/>
+            </w:pPr>
+            <w:r>
+              <w:t>71</w:t>
+            </w:r>
+          </w:p>
+        </w:tc>
+        <w:tc>
+          <w:tcPr>
+            <w:tcW w:type="dxa" w:w="720"/>
+          </w:tcPr>
+          <w:p>
+            <w:pPr>
+              <w:jc w:val="center"/>
+            </w:pPr>
+            <w:r>
+              <w:t>24</w:t>
+            </w:r>
+          </w:p>
+        </w:tc>
+        <w:tc>
+          <w:tcPr>
+            <w:tcW w:type="dxa" w:w="936"/>
+          </w:tcPr>
+          <w:p>
+            <w:pPr>
+              <w:jc w:val="center"/>
+            </w:pPr>
+            <w:r>
+              <w:t>13</w:t>
+            </w:r>
+          </w:p>
+        </w:tc>
+        <w:tc>
+          <w:tcPr>
+            <w:tcW w:type="dxa" w:w="792"/>
+          </w:tcPr>
+          <w:p>
+            <w:pPr>
+              <w:jc w:val="center"/>
+            </w:pPr>
+            <w:r>
+              <w:t>108</w:t>
+            </w:r>
+          </w:p>
+        </w:tc>
+        <w:tc>
+          <w:tcPr>
+            <w:tcW w:type="dxa" w:w="864"/>
+          </w:tcPr>
+          <w:p>
+            <w:pPr>
+              <w:jc w:val="center"/>
+            </w:pPr>
+            <w:r>
+              <w:t>30%</w:t>
+            </w:r>
+          </w:p>
+        </w:tc>
+        <w:tc>
+          <w:tcPr>
+            <w:tcW w:type="dxa" w:w="1008"/>
+          </w:tcPr>
+          <w:p>
+            <w:pPr>
+              <w:jc w:val="center"/>
+            </w:pPr>
+            <w:r>
+              <w:t>≥30</w:t>
+            </w:r>
+          </w:p>
+        </w:tc>
+        <w:tc>
+          <w:tcPr>
+            <w:tcW w:type="dxa" w:w="1008"/>
+          </w:tcPr>
+          <w:p>
+            <w:pPr>
+              <w:jc w:val="center"/>
+            </w:pPr>
+            <w:r>
+              <w:t>✓ PASS</w:t>
+            </w:r>
+          </w:p>
+        </w:tc>
+      </w:tr>
+      <w:tr>
+        <w:tc>
+          <w:tcPr>
+            <w:tcW w:type="dxa" w:w="3024"/>
+          </w:tcPr>
+          <w:p>
+            <w:pPr>
+              <w:jc w:val="center"/>
+            </w:pPr>
+            <w:r>
+              <w:t>FC-T — Tone/banned-phrase violation</w:t>
+            </w:r>
+          </w:p>
+        </w:tc>
+        <w:tc>
+          <w:tcPr>
+            <w:tcW w:type="dxa" w:w="720"/>
+          </w:tcPr>
+          <w:p>
+            <w:pPr>
+              <w:jc w:val="center"/>
+            </w:pPr>
+            <w:r>
+              <w:t>45</w:t>
+            </w:r>
+          </w:p>
+        </w:tc>
+        <w:tc>
+          <w:tcPr>
+            <w:tcW w:type="dxa" w:w="720"/>
+          </w:tcPr>
+          <w:p>
+            <w:pPr>
+              <w:jc w:val="center"/>
+            </w:pPr>
+            <w:r>
+              <w:t>23</w:t>
+            </w:r>
+          </w:p>
+        </w:tc>
+        <w:tc>
+          <w:tcPr>
+            <w:tcW w:type="dxa" w:w="936"/>
+          </w:tcPr>
+          <w:p>
+            <w:pPr>
+              <w:jc w:val="center"/>
+            </w:pPr>
+            <w:r>
+              <w:t>12</w:t>
+            </w:r>
+          </w:p>
+        </w:tc>
+        <w:tc>
+          <w:tcPr>
+            <w:tcW w:type="dxa" w:w="792"/>
+          </w:tcPr>
+          <w:p>
+            <w:pPr>
+              <w:jc w:val="center"/>
+            </w:pPr>
+            <w:r>
+              <w:t>80</w:t>
+            </w:r>
+          </w:p>
+        </w:tc>
+        <w:tc>
+          <w:tcPr>
+            <w:tcW w:type="dxa" w:w="864"/>
+          </w:tcPr>
+          <w:p>
+            <w:pPr>
+              <w:jc w:val="center"/>
+            </w:pPr>
+            <w:r>
+              <w:t>19%</w:t>
+            </w:r>
+          </w:p>
+        </w:tc>
+        <w:tc>
+          <w:tcPr>
+            <w:tcW w:type="dxa" w:w="1008"/>
+          </w:tcPr>
+          <w:p>
+            <w:pPr>
+              <w:jc w:val="center"/>
+            </w:pPr>
+            <w:r>
+              <w:t>≥30</w:t>
+            </w:r>
+          </w:p>
+        </w:tc>
+        <w:tc>
+          <w:tcPr>
+            <w:tcW w:type="dxa" w:w="1008"/>
+          </w:tcPr>
+          <w:p>
+            <w:pPr>
+              <w:jc w:val="center"/>
+            </w:pPr>
+            <w:r>
+              <w:t>✓ PASS</w:t>
+            </w:r>
+          </w:p>
+        </w:tc>
+      </w:tr>
+      <w:tr>
+        <w:tc>
+          <w:tcPr>
+            <w:tcW w:type="dxa" w:w="3024"/>
+          </w:tcPr>
+          <w:p>
+            <w:pPr>
+              <w:jc w:val="center"/>
+            </w:pPr>
+            <w:r>
+              <w:t>FC9 — Format non-compliance ([DRAFT]/length)</w:t>
+            </w:r>
+          </w:p>
+        </w:tc>
+        <w:tc>
+          <w:tcPr>
+            <w:tcW w:type="dxa" w:w="720"/>
+          </w:tcPr>
+          <w:p>
+            <w:pPr>
+              <w:jc w:val="center"/>
+            </w:pPr>
+            <w:r>
+              <w:t>30</w:t>
+            </w:r>
+          </w:p>
+        </w:tc>
+        <w:tc>
+          <w:tcPr>
+            <w:tcW w:type="dxa" w:w="720"/>
+          </w:tcPr>
+          <w:p>
+            <w:pPr>
+              <w:jc w:val="center"/>
+            </w:pPr>
+            <w:r>
+              <w:t>18</w:t>
+            </w:r>
+          </w:p>
+        </w:tc>
+        <w:tc>
+          <w:tcPr>
+            <w:tcW w:type="dxa" w:w="936"/>
+          </w:tcPr>
+          <w:p>
+            <w:pPr>
+              <w:jc w:val="center"/>
+            </w:pPr>
+            <w:r>
+              <w:t>13</w:t>
+            </w:r>
+          </w:p>
+        </w:tc>
+        <w:tc>
+          <w:tcPr>
+            <w:tcW w:type="dxa" w:w="792"/>
+          </w:tcPr>
+          <w:p>
+            <w:pPr>
+              <w:jc w:val="center"/>
+            </w:pPr>
+            <w:r>
+              <w:t>61</w:t>
+            </w:r>
+          </w:p>
+        </w:tc>
+        <w:tc>
+          <w:tcPr>
+            <w:tcW w:type="dxa" w:w="864"/>
+          </w:tcPr>
+          <w:p>
+            <w:pPr>
+              <w:jc w:val="center"/>
+            </w:pPr>
+            <w:r>
+              <w:t>12%</w:t>
+            </w:r>
+          </w:p>
+        </w:tc>
+        <w:tc>
+          <w:tcPr>
+            <w:tcW w:type="dxa" w:w="1008"/>
+          </w:tcPr>
+          <w:p>
+            <w:pPr>
+              <w:jc w:val="center"/>
+            </w:pPr>
+            <w:r>
+              <w:t>≥30</w:t>
+            </w:r>
+          </w:p>
+        </w:tc>
+        <w:tc>
+          <w:tcPr>
+            <w:tcW w:type="dxa" w:w="1008"/>
+          </w:tcPr>
+          <w:p>
+            <w:pPr>
+              <w:jc w:val="center"/>
+            </w:pPr>
+            <w:r>
+              <w:t>✓ PASS</w:t>
+            </w:r>
+          </w:p>
+        </w:tc>
+      </w:tr>
+      <w:tr>
+        <w:tc>
+          <w:tcPr>
+            <w:tcW w:type="dxa" w:w="3024"/>
+          </w:tcPr>
+          <w:p>
+            <w:pPr>
+              <w:jc w:val="center"/>
+            </w:pPr>
+            <w:r>
+              <w:t>Other / good_example_*</w:t>
+            </w:r>
+          </w:p>
+        </w:tc>
+        <w:tc>
+          <w:tcPr>
+            <w:tcW w:type="dxa" w:w="720"/>
+          </w:tcPr>
+          <w:p>
+            <w:pPr>
+              <w:jc w:val="center"/>
+            </w:pPr>
+            <w:r>
+              <w:t>11</w:t>
+            </w:r>
+          </w:p>
+        </w:tc>
+        <w:tc>
+          <w:tcPr>
+            <w:tcW w:type="dxa" w:w="720"/>
+          </w:tcPr>
+          <w:p>
+            <w:pPr>
+              <w:jc w:val="center"/>
+            </w:pPr>
+            <w:r>
+              <w:t>4</w:t>
+            </w:r>
+          </w:p>
+        </w:tc>
+        <w:tc>
+          <w:tcPr>
+            <w:tcW w:type="dxa" w:w="936"/>
+          </w:tcPr>
+          <w:p>
+            <w:pPr>
+              <w:jc w:val="center"/>
+            </w:pPr>
+            <w:r>
+              <w:t>0</w:t>
+            </w:r>
+          </w:p>
+        </w:tc>
+        <w:tc>
+          <w:tcPr>
+            <w:tcW w:type="dxa" w:w="792"/>
+          </w:tcPr>
+          <w:p>
+            <w:pPr>
+              <w:jc w:val="center"/>
+            </w:pPr>
+            <w:r>
+              <w:t>15</w:t>
+            </w:r>
+          </w:p>
+        </w:tc>
+        <w:tc>
+          <w:tcPr>
+            <w:tcW w:type="dxa" w:w="864"/>
+          </w:tcPr>
+          <w:p>
+            <w:pPr>
+              <w:jc w:val="center"/>
+            </w:pPr>
+            <w:r>
+              <w:t>—</w:t>
+            </w:r>
+          </w:p>
+        </w:tc>
+        <w:tc>
+          <w:tcPr>
+            <w:tcW w:type="dxa" w:w="1008"/>
+          </w:tcPr>
+          <w:p>
+            <w:pPr>
+              <w:jc w:val="center"/>
+            </w:pPr>
+            <w:r>
+              <w:t>n/a (excluded)</w:t>
+            </w:r>
+          </w:p>
+        </w:tc>
+        <w:tc>
+          <w:tcPr>
+            <w:tcW w:type="dxa" w:w="1008"/>
+          </w:tcPr>
+          <w:p>
+            <w:pPr>
+              <w:jc w:val="center"/>
+            </w:pPr>
+            <w:r>
+              <w:t>—</w:t>
             </w:r>
           </w:p>
         </w:tc>
